--- a/karpenter.docx
+++ b/karpenter.docx
@@ -174,6 +174,12 @@
           <w:rFonts w:ascii="Aptos Slab" w:hAnsi="Aptos Slab" w:cs="Arial"/>
         </w:rPr>
       </w:pPr>
+      <w:r>
+        <w:rPr>
+          <w:rFonts w:ascii="Aptos Slab" w:hAnsi="Aptos Slab" w:cs="Arial"/>
+        </w:rPr>
+        <w:t>--------------------------------------------------------------------------------------------</w:t>
+      </w:r>
     </w:p>
     <w:p>
       <w:pPr>
@@ -439,6 +445,12 @@
           <w:rFonts w:ascii="Aptos Slab" w:hAnsi="Aptos Slab" w:cs="Arial"/>
         </w:rPr>
       </w:pPr>
+      <w:r>
+        <w:rPr>
+          <w:rFonts w:ascii="Aptos Slab" w:hAnsi="Aptos Slab" w:cs="Arial"/>
+        </w:rPr>
+        <w:t>---------------------------------------------------------------------------------------</w:t>
+      </w:r>
     </w:p>
     <w:p>
       <w:pPr>
@@ -836,6 +848,19 @@
           <w:rFonts w:ascii="Aptos Slab" w:hAnsi="Aptos Slab" w:cs="Arial"/>
         </w:rPr>
       </w:pPr>
+      <w:r>
+        <w:rPr>
+          <w:rFonts w:ascii="Aptos Slab" w:hAnsi="Aptos Slab" w:cs="Arial"/>
+        </w:rPr>
+        <w:t>----------------------------------------------------------------------------------------</w:t>
+      </w:r>
+    </w:p>
+    <w:p>
+      <w:pPr>
+        <w:rPr>
+          <w:rFonts w:ascii="Aptos Slab" w:hAnsi="Aptos Slab" w:cs="Arial"/>
+        </w:rPr>
+      </w:pPr>
     </w:p>
     <w:p>
       <w:pPr>
@@ -872,13 +897,7 @@
       <w:pPr>
         <w:rPr>
           <w:rFonts w:ascii="Aptos Slab" w:hAnsi="Aptos Slab" w:cs="Arial"/>
-        </w:rPr>
-      </w:pPr>
-    </w:p>
-    <w:p>
-      <w:pPr>
-        <w:rPr>
-          <w:rFonts w:ascii="Aptos Slab" w:hAnsi="Aptos Slab" w:cs="Arial"/>
+          <w:color w:val="E97132" w:themeColor="accent2"/>
         </w:rPr>
       </w:pPr>
     </w:p>
@@ -1058,6 +1077,12 @@
           <w:rFonts w:ascii="Aptos Slab" w:hAnsi="Aptos Slab" w:cs="Arial"/>
         </w:rPr>
       </w:pPr>
+      <w:r>
+        <w:rPr>
+          <w:rFonts w:ascii="Aptos Slab" w:hAnsi="Aptos Slab" w:cs="Arial"/>
+        </w:rPr>
+        <w:t>---------------------------------------------------------------------------------</w:t>
+      </w:r>
     </w:p>
     <w:p>
       <w:pPr>
@@ -1252,6 +1277,12 @@
           <w:rFonts w:ascii="Aptos Slab" w:hAnsi="Aptos Slab" w:cs="Arial"/>
         </w:rPr>
       </w:pPr>
+      <w:r>
+        <w:rPr>
+          <w:rFonts w:ascii="Aptos Slab" w:hAnsi="Aptos Slab" w:cs="Arial"/>
+        </w:rPr>
+        <w:t>------------------------------------------------------------------------------------</w:t>
+      </w:r>
     </w:p>
     <w:p>
       <w:pPr>
@@ -1428,6 +1459,12 @@
           <w:rFonts w:ascii="Aptos Slab" w:hAnsi="Aptos Slab" w:cs="Arial"/>
         </w:rPr>
       </w:pPr>
+      <w:r>
+        <w:rPr>
+          <w:rFonts w:ascii="Aptos Slab" w:hAnsi="Aptos Slab" w:cs="Arial"/>
+        </w:rPr>
+        <w:t>-------------------------------------------------------------------------------------</w:t>
+      </w:r>
     </w:p>
     <w:p>
       <w:pPr>
@@ -1624,6 +1661,12 @@
           <w:rFonts w:ascii="Aptos Slab" w:hAnsi="Aptos Slab" w:cs="Arial"/>
         </w:rPr>
       </w:pPr>
+      <w:r>
+        <w:rPr>
+          <w:rFonts w:ascii="Aptos Slab" w:hAnsi="Aptos Slab" w:cs="Arial"/>
+        </w:rPr>
+        <w:t>-----------------------------------------------------------------------------------</w:t>
+      </w:r>
     </w:p>
     <w:p>
       <w:pPr>
@@ -1744,6 +1787,13 @@
           <w:color w:val="E97132" w:themeColor="accent2"/>
         </w:rPr>
       </w:pPr>
+      <w:r>
+        <w:rPr>
+          <w:rFonts w:ascii="Aptos Slab" w:hAnsi="Aptos Slab" w:cs="Arial"/>
+          <w:color w:val="E97132" w:themeColor="accent2"/>
+        </w:rPr>
+        <w:t>--------------------------------------------------------------------------------</w:t>
+      </w:r>
     </w:p>
     <w:p>
       <w:pPr>
@@ -1848,6 +1898,12 @@
           <w:rFonts w:ascii="Aptos Slab" w:hAnsi="Aptos Slab" w:cs="Arial"/>
         </w:rPr>
       </w:pPr>
+      <w:r>
+        <w:rPr>
+          <w:rFonts w:ascii="Aptos Slab" w:hAnsi="Aptos Slab" w:cs="Arial"/>
+        </w:rPr>
+        <w:t>--------------------------------------------------------------------------------</w:t>
+      </w:r>
     </w:p>
     <w:p>
       <w:pPr>
@@ -2518,6 +2574,12 @@
           <w:rFonts w:ascii="Aptos Slab" w:hAnsi="Aptos Slab" w:cs="Arial"/>
         </w:rPr>
       </w:pPr>
+      <w:r>
+        <w:rPr>
+          <w:rFonts w:ascii="Aptos Slab" w:hAnsi="Aptos Slab" w:cs="Arial"/>
+        </w:rPr>
+        <w:t>-----------------------------------------------------------------------------------</w:t>
+      </w:r>
     </w:p>
     <w:p>
       <w:pPr>
@@ -2719,23 +2781,1334 @@
     </w:p>
     <w:p>
       <w:pPr>
-        <w:ind w:left="720"/>
-        <w:rPr>
-          <w:rFonts w:ascii="Aptos Slab" w:hAnsi="Aptos Slab" w:cs="Arial"/>
-          <w:sz w:val="18"/>
-          <w:szCs w:val="18"/>
-        </w:rPr>
-      </w:pPr>
-      <w:r>
+        <w:rPr>
+          <w:rFonts w:ascii="Aptos Slab" w:hAnsi="Aptos Slab" w:cs="Arial"/>
+          <w:sz w:val="18"/>
+          <w:szCs w:val="18"/>
+        </w:rPr>
+      </w:pPr>
+    </w:p>
+    <w:p>
+      <w:pPr>
+        <w:rPr>
+          <w:rFonts w:ascii="Aptos Slab" w:hAnsi="Aptos Slab" w:cs="Arial"/>
+          <w:sz w:val="18"/>
+          <w:szCs w:val="18"/>
+        </w:rPr>
+      </w:pPr>
+      <w:r>
+        <w:rPr>
+          <w:rFonts w:ascii="Aptos Slab" w:hAnsi="Aptos Slab" w:cs="Arial"/>
+          <w:sz w:val="18"/>
+          <w:szCs w:val="18"/>
+        </w:rPr>
+        <w:t>---------------------------------------------------------------------------------------------</w:t>
+      </w:r>
+    </w:p>
+    <w:p>
+      <w:pPr>
+        <w:ind w:left="720"/>
+        <w:rPr>
+          <w:rFonts w:ascii="Aptos Slab" w:hAnsi="Aptos Slab" w:cs="Arial"/>
+          <w:sz w:val="18"/>
+          <w:szCs w:val="18"/>
+        </w:rPr>
+      </w:pPr>
+      <w:r>
+        <w:rPr>
+          <w:rFonts w:ascii="Aptos Slab" w:hAnsi="Aptos Slab" w:cs="Arial"/>
+          <w:sz w:val="18"/>
+          <w:szCs w:val="18"/>
+        </w:rPr>
+        <w:t xml:space="preserve">cat &gt; </w:t>
+      </w:r>
+      <w:proofErr w:type="spellStart"/>
+      <w:r>
+        <w:rPr>
+          <w:rFonts w:ascii="Aptos Slab" w:hAnsi="Aptos Slab" w:cs="Arial"/>
+          <w:sz w:val="18"/>
+          <w:szCs w:val="18"/>
+        </w:rPr>
+        <w:t>karpenter</w:t>
+      </w:r>
+      <w:proofErr w:type="spellEnd"/>
+      <w:r>
+        <w:rPr>
+          <w:rFonts w:ascii="Aptos Slab" w:hAnsi="Aptos Slab" w:cs="Arial"/>
+          <w:sz w:val="18"/>
+          <w:szCs w:val="18"/>
+        </w:rPr>
+        <w:t>-supplemental-</w:t>
+      </w:r>
+      <w:proofErr w:type="spellStart"/>
+      <w:proofErr w:type="gramStart"/>
+      <w:r>
+        <w:rPr>
+          <w:rFonts w:ascii="Aptos Slab" w:hAnsi="Aptos Slab" w:cs="Arial"/>
+          <w:sz w:val="18"/>
+          <w:szCs w:val="18"/>
+        </w:rPr>
+        <w:t>policy.json</w:t>
+      </w:r>
+      <w:proofErr w:type="spellEnd"/>
+      <w:proofErr w:type="gramEnd"/>
+      <w:r>
+        <w:rPr>
+          <w:rFonts w:ascii="Aptos Slab" w:hAnsi="Aptos Slab" w:cs="Arial"/>
+          <w:sz w:val="18"/>
+          <w:szCs w:val="18"/>
+        </w:rPr>
+        <w:t xml:space="preserve"> &lt;&lt; 'EOF'</w:t>
+      </w:r>
+    </w:p>
+    <w:p>
+      <w:pPr>
+        <w:ind w:left="720"/>
+        <w:rPr>
+          <w:rFonts w:ascii="Aptos Slab" w:hAnsi="Aptos Slab" w:cs="Arial"/>
+          <w:sz w:val="18"/>
+          <w:szCs w:val="18"/>
+        </w:rPr>
+      </w:pPr>
+      <w:r>
+        <w:rPr>
+          <w:rFonts w:ascii="Aptos Slab" w:hAnsi="Aptos Slab" w:cs="Arial"/>
+          <w:sz w:val="18"/>
+          <w:szCs w:val="18"/>
+        </w:rPr>
+        <w:t>{</w:t>
+      </w:r>
+    </w:p>
+    <w:p>
+      <w:pPr>
+        <w:ind w:left="720"/>
+        <w:rPr>
+          <w:rFonts w:ascii="Aptos Slab" w:hAnsi="Aptos Slab" w:cs="Arial"/>
+          <w:sz w:val="18"/>
+          <w:szCs w:val="18"/>
+        </w:rPr>
+      </w:pPr>
+      <w:r>
+        <w:rPr>
+          <w:rFonts w:ascii="Aptos Slab" w:hAnsi="Aptos Slab" w:cs="Arial"/>
+          <w:sz w:val="18"/>
+          <w:szCs w:val="18"/>
+        </w:rPr>
+        <w:t xml:space="preserve">  "Version": "2012-10-17",</w:t>
+      </w:r>
+    </w:p>
+    <w:p>
+      <w:pPr>
+        <w:ind w:left="720"/>
+        <w:rPr>
+          <w:rFonts w:ascii="Aptos Slab" w:hAnsi="Aptos Slab" w:cs="Arial"/>
+          <w:sz w:val="18"/>
+          <w:szCs w:val="18"/>
+        </w:rPr>
+      </w:pPr>
+      <w:r>
+        <w:rPr>
+          <w:rFonts w:ascii="Aptos Slab" w:hAnsi="Aptos Slab" w:cs="Arial"/>
+          <w:sz w:val="18"/>
+          <w:szCs w:val="18"/>
+        </w:rPr>
+        <w:t xml:space="preserve">  "Statement": [</w:t>
+      </w:r>
+    </w:p>
+    <w:p>
+      <w:pPr>
+        <w:ind w:left="720"/>
+        <w:rPr>
+          <w:rFonts w:ascii="Aptos Slab" w:hAnsi="Aptos Slab" w:cs="Arial"/>
+          <w:sz w:val="18"/>
+          <w:szCs w:val="18"/>
+        </w:rPr>
+      </w:pPr>
+      <w:r>
+        <w:rPr>
+          <w:rFonts w:ascii="Aptos Slab" w:hAnsi="Aptos Slab" w:cs="Arial"/>
+          <w:sz w:val="18"/>
+          <w:szCs w:val="18"/>
+        </w:rPr>
+        <w:t xml:space="preserve">    {</w:t>
+      </w:r>
+    </w:p>
+    <w:p>
+      <w:pPr>
+        <w:ind w:left="720"/>
+        <w:rPr>
+          <w:rFonts w:ascii="Aptos Slab" w:hAnsi="Aptos Slab" w:cs="Arial"/>
+          <w:sz w:val="18"/>
+          <w:szCs w:val="18"/>
+        </w:rPr>
+      </w:pPr>
+      <w:r>
+        <w:rPr>
+          <w:rFonts w:ascii="Aptos Slab" w:hAnsi="Aptos Slab" w:cs="Arial"/>
+          <w:sz w:val="18"/>
+          <w:szCs w:val="18"/>
+        </w:rPr>
+        <w:t xml:space="preserve">      "Sid": "</w:t>
+      </w:r>
+      <w:proofErr w:type="spellStart"/>
+      <w:r>
+        <w:rPr>
+          <w:rFonts w:ascii="Aptos Slab" w:hAnsi="Aptos Slab" w:cs="Arial"/>
+          <w:sz w:val="18"/>
+          <w:szCs w:val="18"/>
+        </w:rPr>
+        <w:t>AllowEKSDescribeCluster</w:t>
+      </w:r>
+      <w:proofErr w:type="spellEnd"/>
+      <w:r>
+        <w:rPr>
+          <w:rFonts w:ascii="Aptos Slab" w:hAnsi="Aptos Slab" w:cs="Arial"/>
+          <w:sz w:val="18"/>
+          <w:szCs w:val="18"/>
+        </w:rPr>
+        <w:t>",</w:t>
+      </w:r>
+    </w:p>
+    <w:p>
+      <w:pPr>
+        <w:ind w:left="720"/>
+        <w:rPr>
+          <w:rFonts w:ascii="Aptos Slab" w:hAnsi="Aptos Slab" w:cs="Arial"/>
+          <w:sz w:val="18"/>
+          <w:szCs w:val="18"/>
+        </w:rPr>
+      </w:pPr>
+      <w:r>
+        <w:rPr>
+          <w:rFonts w:ascii="Aptos Slab" w:hAnsi="Aptos Slab" w:cs="Arial"/>
+          <w:sz w:val="18"/>
+          <w:szCs w:val="18"/>
+        </w:rPr>
+        <w:t xml:space="preserve">      "Effect": "Allow",</w:t>
+      </w:r>
+    </w:p>
+    <w:p>
+      <w:pPr>
+        <w:ind w:left="720"/>
+        <w:rPr>
+          <w:rFonts w:ascii="Aptos Slab" w:hAnsi="Aptos Slab" w:cs="Arial"/>
+          <w:sz w:val="18"/>
+          <w:szCs w:val="18"/>
+        </w:rPr>
+      </w:pPr>
+      <w:r>
+        <w:rPr>
+          <w:rFonts w:ascii="Aptos Slab" w:hAnsi="Aptos Slab" w:cs="Arial"/>
+          <w:sz w:val="18"/>
+          <w:szCs w:val="18"/>
+        </w:rPr>
+        <w:t xml:space="preserve">      "Action": "</w:t>
+      </w:r>
+      <w:proofErr w:type="spellStart"/>
+      <w:proofErr w:type="gramStart"/>
+      <w:r>
+        <w:rPr>
+          <w:rFonts w:ascii="Aptos Slab" w:hAnsi="Aptos Slab" w:cs="Arial"/>
+          <w:sz w:val="18"/>
+          <w:szCs w:val="18"/>
+        </w:rPr>
+        <w:t>eks:DescribeCluster</w:t>
+      </w:r>
+      <w:proofErr w:type="spellEnd"/>
+      <w:proofErr w:type="gramEnd"/>
+      <w:r>
+        <w:rPr>
+          <w:rFonts w:ascii="Aptos Slab" w:hAnsi="Aptos Slab" w:cs="Arial"/>
+          <w:sz w:val="18"/>
+          <w:szCs w:val="18"/>
+        </w:rPr>
+        <w:t>",</w:t>
+      </w:r>
+    </w:p>
+    <w:p>
+      <w:pPr>
+        <w:ind w:left="720"/>
+        <w:rPr>
+          <w:rFonts w:ascii="Aptos Slab" w:hAnsi="Aptos Slab" w:cs="Arial"/>
+          <w:sz w:val="18"/>
+          <w:szCs w:val="18"/>
+        </w:rPr>
+      </w:pPr>
+      <w:r>
+        <w:rPr>
+          <w:rFonts w:ascii="Aptos Slab" w:hAnsi="Aptos Slab" w:cs="Arial"/>
+          <w:sz w:val="18"/>
+          <w:szCs w:val="18"/>
+        </w:rPr>
+        <w:t xml:space="preserve">      "Resource": "</w:t>
+      </w:r>
+      <w:proofErr w:type="gramStart"/>
+      <w:r>
+        <w:rPr>
+          <w:rFonts w:ascii="Aptos Slab" w:hAnsi="Aptos Slab" w:cs="Arial"/>
+          <w:sz w:val="18"/>
+          <w:szCs w:val="18"/>
+        </w:rPr>
+        <w:t>arn:aws</w:t>
+      </w:r>
+      <w:proofErr w:type="gramEnd"/>
+      <w:r>
+        <w:rPr>
+          <w:rFonts w:ascii="Aptos Slab" w:hAnsi="Aptos Slab" w:cs="Arial"/>
+          <w:sz w:val="18"/>
+          <w:szCs w:val="18"/>
+        </w:rPr>
+        <w:t>:</w:t>
+      </w:r>
+      <w:proofErr w:type="gramStart"/>
+      <w:r>
+        <w:rPr>
+          <w:rFonts w:ascii="Aptos Slab" w:hAnsi="Aptos Slab" w:cs="Arial"/>
+          <w:sz w:val="18"/>
+          <w:szCs w:val="18"/>
+        </w:rPr>
+        <w:t>eks:ap</w:t>
+      </w:r>
+      <w:proofErr w:type="gramEnd"/>
+      <w:r>
+        <w:rPr>
+          <w:rFonts w:ascii="Aptos Slab" w:hAnsi="Aptos Slab" w:cs="Arial"/>
+          <w:sz w:val="18"/>
+          <w:szCs w:val="18"/>
+        </w:rPr>
+        <w:t>-south-</w:t>
+      </w:r>
+      <w:proofErr w:type="gramStart"/>
+      <w:r>
+        <w:rPr>
+          <w:rFonts w:ascii="Aptos Slab" w:hAnsi="Aptos Slab" w:cs="Arial"/>
+          <w:sz w:val="18"/>
+          <w:szCs w:val="18"/>
+        </w:rPr>
+        <w:t>1:794038238336:cluster</w:t>
+      </w:r>
+      <w:proofErr w:type="gramEnd"/>
+      <w:r>
+        <w:rPr>
+          <w:rFonts w:ascii="Aptos Slab" w:hAnsi="Aptos Slab" w:cs="Arial"/>
+          <w:sz w:val="18"/>
+          <w:szCs w:val="18"/>
+        </w:rPr>
+        <w:t>/crypto-staging"</w:t>
+      </w:r>
+    </w:p>
+    <w:p>
+      <w:pPr>
+        <w:ind w:left="720"/>
+        <w:rPr>
+          <w:rFonts w:ascii="Aptos Slab" w:hAnsi="Aptos Slab" w:cs="Arial"/>
+          <w:sz w:val="18"/>
+          <w:szCs w:val="18"/>
+        </w:rPr>
+      </w:pPr>
+      <w:r>
+        <w:rPr>
+          <w:rFonts w:ascii="Aptos Slab" w:hAnsi="Aptos Slab" w:cs="Arial"/>
+          <w:sz w:val="18"/>
+          <w:szCs w:val="18"/>
+        </w:rPr>
+        <w:t xml:space="preserve">    },</w:t>
+      </w:r>
+    </w:p>
+    <w:p>
+      <w:pPr>
+        <w:ind w:left="720"/>
+        <w:rPr>
+          <w:rFonts w:ascii="Aptos Slab" w:hAnsi="Aptos Slab" w:cs="Arial"/>
+          <w:sz w:val="18"/>
+          <w:szCs w:val="18"/>
+        </w:rPr>
+      </w:pPr>
+      <w:r>
+        <w:rPr>
+          <w:rFonts w:ascii="Aptos Slab" w:hAnsi="Aptos Slab" w:cs="Arial"/>
+          <w:sz w:val="18"/>
+          <w:szCs w:val="18"/>
+        </w:rPr>
+        <w:t xml:space="preserve">    {</w:t>
+      </w:r>
+    </w:p>
+    <w:p>
+      <w:pPr>
+        <w:ind w:left="720"/>
+        <w:rPr>
+          <w:rFonts w:ascii="Aptos Slab" w:hAnsi="Aptos Slab" w:cs="Arial"/>
+          <w:sz w:val="18"/>
+          <w:szCs w:val="18"/>
+        </w:rPr>
+      </w:pPr>
+      <w:r>
+        <w:rPr>
+          <w:rFonts w:ascii="Aptos Slab" w:hAnsi="Aptos Slab" w:cs="Arial"/>
+          <w:sz w:val="18"/>
+          <w:szCs w:val="18"/>
+        </w:rPr>
+        <w:t xml:space="preserve">      "Sid": "</w:t>
+      </w:r>
+      <w:proofErr w:type="spellStart"/>
+      <w:r>
+        <w:rPr>
+          <w:rFonts w:ascii="Aptos Slab" w:hAnsi="Aptos Slab" w:cs="Arial"/>
+          <w:sz w:val="18"/>
+          <w:szCs w:val="18"/>
+        </w:rPr>
+        <w:t>AllowPassNodeRole</w:t>
+      </w:r>
+      <w:proofErr w:type="spellEnd"/>
+      <w:r>
+        <w:rPr>
+          <w:rFonts w:ascii="Aptos Slab" w:hAnsi="Aptos Slab" w:cs="Arial"/>
+          <w:sz w:val="18"/>
+          <w:szCs w:val="18"/>
+        </w:rPr>
+        <w:t>",</w:t>
+      </w:r>
+    </w:p>
+    <w:p>
+      <w:pPr>
+        <w:ind w:left="720"/>
+        <w:rPr>
+          <w:rFonts w:ascii="Aptos Slab" w:hAnsi="Aptos Slab" w:cs="Arial"/>
+          <w:sz w:val="18"/>
+          <w:szCs w:val="18"/>
+        </w:rPr>
+      </w:pPr>
+      <w:r>
+        <w:rPr>
+          <w:rFonts w:ascii="Aptos Slab" w:hAnsi="Aptos Slab" w:cs="Arial"/>
+          <w:sz w:val="18"/>
+          <w:szCs w:val="18"/>
+        </w:rPr>
+        <w:t xml:space="preserve">      "Effect": "Allow",</w:t>
+      </w:r>
+    </w:p>
+    <w:p>
+      <w:pPr>
+        <w:ind w:left="720"/>
+        <w:rPr>
+          <w:rFonts w:ascii="Aptos Slab" w:hAnsi="Aptos Slab" w:cs="Arial"/>
+          <w:sz w:val="18"/>
+          <w:szCs w:val="18"/>
+        </w:rPr>
+      </w:pPr>
+      <w:r>
+        <w:rPr>
+          <w:rFonts w:ascii="Aptos Slab" w:hAnsi="Aptos Slab" w:cs="Arial"/>
+          <w:sz w:val="18"/>
+          <w:szCs w:val="18"/>
+        </w:rPr>
+        <w:t xml:space="preserve">      "Action": "</w:t>
+      </w:r>
+      <w:proofErr w:type="spellStart"/>
+      <w:proofErr w:type="gramStart"/>
+      <w:r>
+        <w:rPr>
+          <w:rFonts w:ascii="Aptos Slab" w:hAnsi="Aptos Slab" w:cs="Arial"/>
+          <w:sz w:val="18"/>
+          <w:szCs w:val="18"/>
+        </w:rPr>
+        <w:t>iam:PassRole</w:t>
+      </w:r>
+      <w:proofErr w:type="spellEnd"/>
+      <w:proofErr w:type="gramEnd"/>
+      <w:r>
+        <w:rPr>
+          <w:rFonts w:ascii="Aptos Slab" w:hAnsi="Aptos Slab" w:cs="Arial"/>
+          <w:sz w:val="18"/>
+          <w:szCs w:val="18"/>
+        </w:rPr>
+        <w:t>",</w:t>
+      </w:r>
+    </w:p>
+    <w:p>
+      <w:pPr>
+        <w:ind w:left="720"/>
+        <w:rPr>
+          <w:rFonts w:ascii="Aptos Slab" w:hAnsi="Aptos Slab" w:cs="Arial"/>
+          <w:color w:val="FF0000"/>
+          <w:sz w:val="18"/>
+          <w:szCs w:val="18"/>
+        </w:rPr>
+      </w:pPr>
+      <w:r>
+        <w:rPr>
+          <w:rFonts w:ascii="Aptos Slab" w:hAnsi="Aptos Slab" w:cs="Arial"/>
+          <w:sz w:val="18"/>
+          <w:szCs w:val="18"/>
+        </w:rPr>
+        <w:t xml:space="preserve">      "Resource": "</w:t>
+      </w:r>
+      <w:proofErr w:type="gramStart"/>
+      <w:r>
+        <w:rPr>
+          <w:rFonts w:ascii="Aptos Slab" w:hAnsi="Aptos Slab" w:cs="Arial"/>
+          <w:sz w:val="18"/>
+          <w:szCs w:val="18"/>
+        </w:rPr>
+        <w:t>arn:aws</w:t>
+      </w:r>
+      <w:proofErr w:type="gramEnd"/>
+      <w:r>
+        <w:rPr>
+          <w:rFonts w:ascii="Aptos Slab" w:hAnsi="Aptos Slab" w:cs="Arial"/>
+          <w:sz w:val="18"/>
+          <w:szCs w:val="18"/>
+        </w:rPr>
+        <w:t>:</w:t>
+      </w:r>
+      <w:proofErr w:type="gramStart"/>
+      <w:r>
+        <w:rPr>
+          <w:rFonts w:ascii="Aptos Slab" w:hAnsi="Aptos Slab" w:cs="Arial"/>
+          <w:sz w:val="18"/>
+          <w:szCs w:val="18"/>
+        </w:rPr>
+        <w:t>iam::794038238336:role</w:t>
+      </w:r>
+      <w:proofErr w:type="gramEnd"/>
+      <w:r>
+        <w:rPr>
+          <w:rFonts w:ascii="Aptos Slab" w:hAnsi="Aptos Slab" w:cs="Arial"/>
+          <w:sz w:val="18"/>
+          <w:szCs w:val="18"/>
+        </w:rPr>
+        <w:t>/KarpenterNodeRole-crypto-staging</w:t>
+      </w:r>
+      <w:proofErr w:type="gramStart"/>
+      <w:r>
+        <w:rPr>
+          <w:rFonts w:ascii="Aptos Slab" w:hAnsi="Aptos Slab" w:cs="Arial"/>
+          <w:sz w:val="18"/>
+          <w:szCs w:val="18"/>
+        </w:rPr>
+        <w:t>",</w:t>
+      </w:r>
+      <w:r>
+        <w:rPr>
+          <w:rFonts w:ascii="Aptos Slab" w:hAnsi="Aptos Slab" w:cs="Arial"/>
+          <w:sz w:val="18"/>
+          <w:szCs w:val="18"/>
+        </w:rPr>
+        <w:t xml:space="preserve">  </w:t>
+      </w:r>
+      <w:r>
+        <w:rPr>
+          <w:rFonts w:ascii="Aptos Slab" w:hAnsi="Aptos Slab" w:cs="Arial"/>
+          <w:color w:val="FF0000"/>
+          <w:sz w:val="18"/>
+          <w:szCs w:val="18"/>
+        </w:rPr>
+        <w:t>#</w:t>
+      </w:r>
+      <w:proofErr w:type="gramEnd"/>
+      <w:r>
+        <w:rPr>
+          <w:rFonts w:ascii="Aptos Slab" w:hAnsi="Aptos Slab" w:cs="Arial"/>
+          <w:color w:val="FF0000"/>
+          <w:sz w:val="18"/>
+          <w:szCs w:val="18"/>
+        </w:rPr>
+        <w:t xml:space="preserve"> Assign Role of Ec2 Node</w:t>
+      </w:r>
+    </w:p>
+    <w:p>
+      <w:pPr>
+        <w:ind w:left="720"/>
+        <w:rPr>
+          <w:rFonts w:ascii="Aptos Slab" w:hAnsi="Aptos Slab" w:cs="Arial"/>
+          <w:sz w:val="18"/>
+          <w:szCs w:val="18"/>
+        </w:rPr>
+      </w:pPr>
+      <w:r>
+        <w:rPr>
+          <w:rFonts w:ascii="Aptos Slab" w:hAnsi="Aptos Slab" w:cs="Arial"/>
+          <w:sz w:val="18"/>
+          <w:szCs w:val="18"/>
+        </w:rPr>
+        <w:t xml:space="preserve">      "Condition</w:t>
+      </w:r>
+      <w:proofErr w:type="gramStart"/>
+      <w:r>
+        <w:rPr>
+          <w:rFonts w:ascii="Aptos Slab" w:hAnsi="Aptos Slab" w:cs="Arial"/>
+          <w:sz w:val="18"/>
+          <w:szCs w:val="18"/>
+        </w:rPr>
+        <w:t>": {</w:t>
+      </w:r>
+      <w:proofErr w:type="gramEnd"/>
+    </w:p>
+    <w:p>
+      <w:pPr>
+        <w:ind w:left="720"/>
+        <w:rPr>
+          <w:rFonts w:ascii="Aptos Slab" w:hAnsi="Aptos Slab" w:cs="Arial"/>
+          <w:sz w:val="18"/>
+          <w:szCs w:val="18"/>
+        </w:rPr>
+      </w:pPr>
+      <w:r>
+        <w:rPr>
+          <w:rFonts w:ascii="Aptos Slab" w:hAnsi="Aptos Slab" w:cs="Arial"/>
+          <w:sz w:val="18"/>
+          <w:szCs w:val="18"/>
+        </w:rPr>
+        <w:t xml:space="preserve">        "StringEquals</w:t>
+      </w:r>
+      <w:proofErr w:type="gramStart"/>
+      <w:r>
+        <w:rPr>
+          <w:rFonts w:ascii="Aptos Slab" w:hAnsi="Aptos Slab" w:cs="Arial"/>
+          <w:sz w:val="18"/>
+          <w:szCs w:val="18"/>
+        </w:rPr>
+        <w:t>": {</w:t>
+      </w:r>
+      <w:proofErr w:type="gramEnd"/>
+    </w:p>
+    <w:p>
+      <w:pPr>
+        <w:ind w:left="720"/>
+        <w:rPr>
+          <w:rFonts w:ascii="Aptos Slab" w:hAnsi="Aptos Slab" w:cs="Arial"/>
+          <w:sz w:val="18"/>
+          <w:szCs w:val="18"/>
+        </w:rPr>
+      </w:pPr>
+      <w:r>
+        <w:rPr>
+          <w:rFonts w:ascii="Aptos Slab" w:hAnsi="Aptos Slab" w:cs="Arial"/>
+          <w:sz w:val="18"/>
+          <w:szCs w:val="18"/>
+        </w:rPr>
+        <w:t xml:space="preserve">          "</w:t>
+      </w:r>
+      <w:proofErr w:type="spellStart"/>
+      <w:proofErr w:type="gramStart"/>
+      <w:r>
+        <w:rPr>
+          <w:rFonts w:ascii="Aptos Slab" w:hAnsi="Aptos Slab" w:cs="Arial"/>
+          <w:sz w:val="18"/>
+          <w:szCs w:val="18"/>
+        </w:rPr>
+        <w:t>iam:PassedToService</w:t>
+      </w:r>
+      <w:proofErr w:type="spellEnd"/>
+      <w:proofErr w:type="gramEnd"/>
+      <w:r>
+        <w:rPr>
+          <w:rFonts w:ascii="Aptos Slab" w:hAnsi="Aptos Slab" w:cs="Arial"/>
+          <w:sz w:val="18"/>
+          <w:szCs w:val="18"/>
+        </w:rPr>
+        <w:t>": "ec2.amazonaws.com"</w:t>
+      </w:r>
+    </w:p>
+    <w:p>
+      <w:pPr>
+        <w:ind w:left="720"/>
+        <w:rPr>
+          <w:rFonts w:ascii="Aptos Slab" w:hAnsi="Aptos Slab" w:cs="Arial"/>
+          <w:sz w:val="18"/>
+          <w:szCs w:val="18"/>
+        </w:rPr>
+      </w:pPr>
+      <w:r>
+        <w:rPr>
+          <w:rFonts w:ascii="Aptos Slab" w:hAnsi="Aptos Slab" w:cs="Arial"/>
+          <w:sz w:val="18"/>
+          <w:szCs w:val="18"/>
+        </w:rPr>
+        <w:t xml:space="preserve">        }</w:t>
+      </w:r>
+    </w:p>
+    <w:p>
+      <w:pPr>
+        <w:ind w:left="720"/>
+        <w:rPr>
+          <w:rFonts w:ascii="Aptos Slab" w:hAnsi="Aptos Slab" w:cs="Arial"/>
+          <w:sz w:val="18"/>
+          <w:szCs w:val="18"/>
+        </w:rPr>
+      </w:pPr>
+      <w:r>
+        <w:rPr>
+          <w:rFonts w:ascii="Aptos Slab" w:hAnsi="Aptos Slab" w:cs="Arial"/>
+          <w:sz w:val="18"/>
+          <w:szCs w:val="18"/>
+        </w:rPr>
+        <w:t xml:space="preserve">      }</w:t>
+      </w:r>
+    </w:p>
+    <w:p>
+      <w:pPr>
+        <w:ind w:left="720"/>
+        <w:rPr>
+          <w:rFonts w:ascii="Aptos Slab" w:hAnsi="Aptos Slab" w:cs="Arial"/>
+          <w:sz w:val="18"/>
+          <w:szCs w:val="18"/>
+        </w:rPr>
+      </w:pPr>
+      <w:r>
+        <w:rPr>
+          <w:rFonts w:ascii="Aptos Slab" w:hAnsi="Aptos Slab" w:cs="Arial"/>
+          <w:sz w:val="18"/>
+          <w:szCs w:val="18"/>
+        </w:rPr>
+        <w:t xml:space="preserve">    },</w:t>
+      </w:r>
+    </w:p>
+    <w:p>
+      <w:pPr>
+        <w:ind w:left="720"/>
+        <w:rPr>
+          <w:rFonts w:ascii="Aptos Slab" w:hAnsi="Aptos Slab" w:cs="Arial"/>
+          <w:sz w:val="18"/>
+          <w:szCs w:val="18"/>
+        </w:rPr>
+      </w:pPr>
+      <w:r>
+        <w:rPr>
+          <w:rFonts w:ascii="Aptos Slab" w:hAnsi="Aptos Slab" w:cs="Arial"/>
+          <w:sz w:val="18"/>
+          <w:szCs w:val="18"/>
+        </w:rPr>
+        <w:t xml:space="preserve">    {</w:t>
+      </w:r>
+    </w:p>
+    <w:p>
+      <w:pPr>
+        <w:ind w:left="720"/>
+        <w:rPr>
+          <w:rFonts w:ascii="Aptos Slab" w:hAnsi="Aptos Slab" w:cs="Arial"/>
+          <w:sz w:val="18"/>
+          <w:szCs w:val="18"/>
+        </w:rPr>
+      </w:pPr>
+      <w:r>
+        <w:rPr>
+          <w:rFonts w:ascii="Aptos Slab" w:hAnsi="Aptos Slab" w:cs="Arial"/>
+          <w:sz w:val="18"/>
+          <w:szCs w:val="18"/>
+        </w:rPr>
+        <w:t xml:space="preserve">      "Sid": "</w:t>
+      </w:r>
+      <w:proofErr w:type="spellStart"/>
+      <w:r>
+        <w:rPr>
+          <w:rFonts w:ascii="Aptos Slab" w:hAnsi="Aptos Slab" w:cs="Arial"/>
+          <w:sz w:val="18"/>
+          <w:szCs w:val="18"/>
+        </w:rPr>
+        <w:t>AllowInstanceProfileManagement</w:t>
+      </w:r>
+      <w:proofErr w:type="spellEnd"/>
+      <w:r>
+        <w:rPr>
+          <w:rFonts w:ascii="Aptos Slab" w:hAnsi="Aptos Slab" w:cs="Arial"/>
+          <w:sz w:val="18"/>
+          <w:szCs w:val="18"/>
+        </w:rPr>
+        <w:t>",</w:t>
+      </w:r>
+    </w:p>
+    <w:p>
+      <w:pPr>
+        <w:ind w:left="720"/>
+        <w:rPr>
+          <w:rFonts w:ascii="Aptos Slab" w:hAnsi="Aptos Slab" w:cs="Arial"/>
+          <w:sz w:val="18"/>
+          <w:szCs w:val="18"/>
+        </w:rPr>
+      </w:pPr>
+      <w:r>
+        <w:rPr>
+          <w:rFonts w:ascii="Aptos Slab" w:hAnsi="Aptos Slab" w:cs="Arial"/>
+          <w:sz w:val="18"/>
+          <w:szCs w:val="18"/>
+        </w:rPr>
+        <w:t xml:space="preserve">      "Effect": "Allow",</w:t>
+      </w:r>
+    </w:p>
+    <w:p>
+      <w:pPr>
+        <w:ind w:left="720"/>
+        <w:rPr>
+          <w:rFonts w:ascii="Aptos Slab" w:hAnsi="Aptos Slab" w:cs="Arial"/>
+          <w:sz w:val="18"/>
+          <w:szCs w:val="18"/>
+        </w:rPr>
+      </w:pPr>
+      <w:r>
+        <w:rPr>
+          <w:rFonts w:ascii="Aptos Slab" w:hAnsi="Aptos Slab" w:cs="Arial"/>
+          <w:sz w:val="18"/>
+          <w:szCs w:val="18"/>
+        </w:rPr>
+        <w:t xml:space="preserve">      "Action": [</w:t>
+      </w:r>
+    </w:p>
+    <w:p>
+      <w:pPr>
+        <w:ind w:left="720"/>
+        <w:rPr>
+          <w:rFonts w:ascii="Aptos Slab" w:hAnsi="Aptos Slab" w:cs="Arial"/>
+          <w:sz w:val="18"/>
+          <w:szCs w:val="18"/>
+        </w:rPr>
+      </w:pPr>
+      <w:r>
+        <w:rPr>
+          <w:rFonts w:ascii="Aptos Slab" w:hAnsi="Aptos Slab" w:cs="Arial"/>
+          <w:sz w:val="18"/>
+          <w:szCs w:val="18"/>
+        </w:rPr>
+        <w:t xml:space="preserve">        "</w:t>
+      </w:r>
+      <w:proofErr w:type="spellStart"/>
+      <w:proofErr w:type="gramStart"/>
+      <w:r>
+        <w:rPr>
+          <w:rFonts w:ascii="Aptos Slab" w:hAnsi="Aptos Slab" w:cs="Arial"/>
+          <w:sz w:val="18"/>
+          <w:szCs w:val="18"/>
+        </w:rPr>
+        <w:t>iam:CreateInstanceProfile</w:t>
+      </w:r>
+      <w:proofErr w:type="spellEnd"/>
+      <w:proofErr w:type="gramEnd"/>
+      <w:r>
+        <w:rPr>
+          <w:rFonts w:ascii="Aptos Slab" w:hAnsi="Aptos Slab" w:cs="Arial"/>
+          <w:sz w:val="18"/>
+          <w:szCs w:val="18"/>
+        </w:rPr>
+        <w:t>",</w:t>
+      </w:r>
+    </w:p>
+    <w:p>
+      <w:pPr>
+        <w:ind w:left="720"/>
+        <w:rPr>
+          <w:rFonts w:ascii="Aptos Slab" w:hAnsi="Aptos Slab" w:cs="Arial"/>
+          <w:sz w:val="18"/>
+          <w:szCs w:val="18"/>
+        </w:rPr>
+      </w:pPr>
+      <w:r>
+        <w:rPr>
+          <w:rFonts w:ascii="Aptos Slab" w:hAnsi="Aptos Slab" w:cs="Arial"/>
+          <w:sz w:val="18"/>
+          <w:szCs w:val="18"/>
+        </w:rPr>
+        <w:lastRenderedPageBreak/>
+        <w:t xml:space="preserve">        "</w:t>
+      </w:r>
+      <w:proofErr w:type="spellStart"/>
+      <w:proofErr w:type="gramStart"/>
+      <w:r>
+        <w:rPr>
+          <w:rFonts w:ascii="Aptos Slab" w:hAnsi="Aptos Slab" w:cs="Arial"/>
+          <w:sz w:val="18"/>
+          <w:szCs w:val="18"/>
+        </w:rPr>
+        <w:t>iam:TagInstanceProfile</w:t>
+      </w:r>
+      <w:proofErr w:type="spellEnd"/>
+      <w:proofErr w:type="gramEnd"/>
+      <w:r>
+        <w:rPr>
+          <w:rFonts w:ascii="Aptos Slab" w:hAnsi="Aptos Slab" w:cs="Arial"/>
+          <w:sz w:val="18"/>
+          <w:szCs w:val="18"/>
+        </w:rPr>
+        <w:t>",</w:t>
+      </w:r>
+    </w:p>
+    <w:p>
+      <w:pPr>
+        <w:ind w:left="720"/>
+        <w:rPr>
+          <w:rFonts w:ascii="Aptos Slab" w:hAnsi="Aptos Slab" w:cs="Arial"/>
+          <w:sz w:val="18"/>
+          <w:szCs w:val="18"/>
+        </w:rPr>
+      </w:pPr>
+      <w:r>
+        <w:rPr>
+          <w:rFonts w:ascii="Aptos Slab" w:hAnsi="Aptos Slab" w:cs="Arial"/>
+          <w:sz w:val="18"/>
+          <w:szCs w:val="18"/>
+        </w:rPr>
+        <w:t xml:space="preserve">        "</w:t>
+      </w:r>
+      <w:proofErr w:type="spellStart"/>
+      <w:proofErr w:type="gramStart"/>
+      <w:r>
+        <w:rPr>
+          <w:rFonts w:ascii="Aptos Slab" w:hAnsi="Aptos Slab" w:cs="Arial"/>
+          <w:sz w:val="18"/>
+          <w:szCs w:val="18"/>
+        </w:rPr>
+        <w:t>iam:AddRoleToInstanceProfile</w:t>
+      </w:r>
+      <w:proofErr w:type="spellEnd"/>
+      <w:proofErr w:type="gramEnd"/>
+      <w:r>
+        <w:rPr>
+          <w:rFonts w:ascii="Aptos Slab" w:hAnsi="Aptos Slab" w:cs="Arial"/>
+          <w:sz w:val="18"/>
+          <w:szCs w:val="18"/>
+        </w:rPr>
+        <w:t>",</w:t>
+      </w:r>
+    </w:p>
+    <w:p>
+      <w:pPr>
+        <w:ind w:left="720"/>
+        <w:rPr>
+          <w:rFonts w:ascii="Aptos Slab" w:hAnsi="Aptos Slab" w:cs="Arial"/>
+          <w:sz w:val="18"/>
+          <w:szCs w:val="18"/>
+        </w:rPr>
+      </w:pPr>
+      <w:r>
+        <w:rPr>
+          <w:rFonts w:ascii="Aptos Slab" w:hAnsi="Aptos Slab" w:cs="Arial"/>
+          <w:sz w:val="18"/>
+          <w:szCs w:val="18"/>
+        </w:rPr>
+        <w:t xml:space="preserve">        "</w:t>
+      </w:r>
+      <w:proofErr w:type="spellStart"/>
+      <w:proofErr w:type="gramStart"/>
+      <w:r>
+        <w:rPr>
+          <w:rFonts w:ascii="Aptos Slab" w:hAnsi="Aptos Slab" w:cs="Arial"/>
+          <w:sz w:val="18"/>
+          <w:szCs w:val="18"/>
+        </w:rPr>
+        <w:t>iam:RemoveRoleFromInstanceProfile</w:t>
+      </w:r>
+      <w:proofErr w:type="spellEnd"/>
+      <w:proofErr w:type="gramEnd"/>
+      <w:r>
+        <w:rPr>
+          <w:rFonts w:ascii="Aptos Slab" w:hAnsi="Aptos Slab" w:cs="Arial"/>
+          <w:sz w:val="18"/>
+          <w:szCs w:val="18"/>
+        </w:rPr>
+        <w:t>",</w:t>
+      </w:r>
+    </w:p>
+    <w:p>
+      <w:pPr>
+        <w:ind w:left="720"/>
+        <w:rPr>
+          <w:rFonts w:ascii="Aptos Slab" w:hAnsi="Aptos Slab" w:cs="Arial"/>
+          <w:sz w:val="18"/>
+          <w:szCs w:val="18"/>
+        </w:rPr>
+      </w:pPr>
+      <w:r>
+        <w:rPr>
+          <w:rFonts w:ascii="Aptos Slab" w:hAnsi="Aptos Slab" w:cs="Arial"/>
+          <w:sz w:val="18"/>
+          <w:szCs w:val="18"/>
+        </w:rPr>
+        <w:t xml:space="preserve">        "</w:t>
+      </w:r>
+      <w:proofErr w:type="spellStart"/>
+      <w:proofErr w:type="gramStart"/>
+      <w:r>
+        <w:rPr>
+          <w:rFonts w:ascii="Aptos Slab" w:hAnsi="Aptos Slab" w:cs="Arial"/>
+          <w:sz w:val="18"/>
+          <w:szCs w:val="18"/>
+        </w:rPr>
+        <w:t>iam:DeleteInstanceProfile</w:t>
+      </w:r>
+      <w:proofErr w:type="spellEnd"/>
+      <w:proofErr w:type="gramEnd"/>
+      <w:r>
+        <w:rPr>
+          <w:rFonts w:ascii="Aptos Slab" w:hAnsi="Aptos Slab" w:cs="Arial"/>
+          <w:sz w:val="18"/>
+          <w:szCs w:val="18"/>
+        </w:rPr>
+        <w:t>",</w:t>
+      </w:r>
+    </w:p>
+    <w:p>
+      <w:pPr>
+        <w:ind w:left="720"/>
+        <w:rPr>
+          <w:rFonts w:ascii="Aptos Slab" w:hAnsi="Aptos Slab" w:cs="Arial"/>
+          <w:sz w:val="18"/>
+          <w:szCs w:val="18"/>
+        </w:rPr>
+      </w:pPr>
+      <w:r>
+        <w:rPr>
+          <w:rFonts w:ascii="Aptos Slab" w:hAnsi="Aptos Slab" w:cs="Arial"/>
+          <w:sz w:val="18"/>
+          <w:szCs w:val="18"/>
+        </w:rPr>
+        <w:t xml:space="preserve">        "</w:t>
+      </w:r>
+      <w:proofErr w:type="spellStart"/>
+      <w:proofErr w:type="gramStart"/>
+      <w:r>
+        <w:rPr>
+          <w:rFonts w:ascii="Aptos Slab" w:hAnsi="Aptos Slab" w:cs="Arial"/>
+          <w:sz w:val="18"/>
+          <w:szCs w:val="18"/>
+        </w:rPr>
+        <w:t>iam:GetInstanceProfile</w:t>
+      </w:r>
+      <w:proofErr w:type="spellEnd"/>
+      <w:proofErr w:type="gramEnd"/>
+      <w:r>
+        <w:rPr>
+          <w:rFonts w:ascii="Aptos Slab" w:hAnsi="Aptos Slab" w:cs="Arial"/>
+          <w:sz w:val="18"/>
+          <w:szCs w:val="18"/>
+        </w:rPr>
+        <w:t>"</w:t>
+      </w:r>
+    </w:p>
+    <w:p>
+      <w:pPr>
+        <w:ind w:left="720"/>
+        <w:rPr>
+          <w:rFonts w:ascii="Aptos Slab" w:hAnsi="Aptos Slab" w:cs="Arial"/>
+          <w:sz w:val="18"/>
+          <w:szCs w:val="18"/>
+        </w:rPr>
+      </w:pPr>
+      <w:r>
+        <w:rPr>
+          <w:rFonts w:ascii="Aptos Slab" w:hAnsi="Aptos Slab" w:cs="Arial"/>
+          <w:sz w:val="18"/>
+          <w:szCs w:val="18"/>
+        </w:rPr>
+        <w:t xml:space="preserve">      ],</w:t>
+      </w:r>
+    </w:p>
+    <w:p>
+      <w:pPr>
+        <w:ind w:left="720"/>
+        <w:rPr>
+          <w:rFonts w:ascii="Aptos Slab" w:hAnsi="Aptos Slab" w:cs="Arial"/>
+          <w:sz w:val="18"/>
+          <w:szCs w:val="18"/>
+        </w:rPr>
+      </w:pPr>
+      <w:r>
+        <w:rPr>
+          <w:rFonts w:ascii="Aptos Slab" w:hAnsi="Aptos Slab" w:cs="Arial"/>
+          <w:sz w:val="18"/>
+          <w:szCs w:val="18"/>
+        </w:rPr>
+        <w:t xml:space="preserve">      "Resource": "</w:t>
+      </w:r>
+      <w:proofErr w:type="spellStart"/>
+      <w:proofErr w:type="gramStart"/>
+      <w:r>
+        <w:rPr>
+          <w:rFonts w:ascii="Aptos Slab" w:hAnsi="Aptos Slab" w:cs="Arial"/>
+          <w:sz w:val="18"/>
+          <w:szCs w:val="18"/>
+        </w:rPr>
+        <w:t>arn:aws</w:t>
+      </w:r>
+      <w:proofErr w:type="gramEnd"/>
+      <w:r>
+        <w:rPr>
+          <w:rFonts w:ascii="Aptos Slab" w:hAnsi="Aptos Slab" w:cs="Arial"/>
+          <w:sz w:val="18"/>
+          <w:szCs w:val="18"/>
+        </w:rPr>
+        <w:t>:</w:t>
+      </w:r>
+      <w:proofErr w:type="gramStart"/>
+      <w:r>
+        <w:rPr>
+          <w:rFonts w:ascii="Aptos Slab" w:hAnsi="Aptos Slab" w:cs="Arial"/>
+          <w:sz w:val="18"/>
+          <w:szCs w:val="18"/>
+        </w:rPr>
+        <w:t>iam</w:t>
+      </w:r>
+      <w:proofErr w:type="spellEnd"/>
+      <w:r>
+        <w:rPr>
+          <w:rFonts w:ascii="Aptos Slab" w:hAnsi="Aptos Slab" w:cs="Arial"/>
+          <w:sz w:val="18"/>
+          <w:szCs w:val="18"/>
+        </w:rPr>
+        <w:t>::794038238336:instance</w:t>
+      </w:r>
+      <w:proofErr w:type="gramEnd"/>
+      <w:r>
+        <w:rPr>
+          <w:rFonts w:ascii="Aptos Slab" w:hAnsi="Aptos Slab" w:cs="Arial"/>
+          <w:sz w:val="18"/>
+          <w:szCs w:val="18"/>
+        </w:rPr>
+        <w:t>-profile/*"</w:t>
+      </w:r>
+    </w:p>
+    <w:p>
+      <w:pPr>
+        <w:ind w:left="720"/>
+        <w:rPr>
+          <w:rFonts w:ascii="Aptos Slab" w:hAnsi="Aptos Slab" w:cs="Arial"/>
+          <w:sz w:val="18"/>
+          <w:szCs w:val="18"/>
+        </w:rPr>
+      </w:pPr>
+      <w:r>
+        <w:rPr>
+          <w:rFonts w:ascii="Aptos Slab" w:hAnsi="Aptos Slab" w:cs="Arial"/>
+          <w:sz w:val="18"/>
+          <w:szCs w:val="18"/>
+        </w:rPr>
+        <w:t xml:space="preserve">    },</w:t>
+      </w:r>
+    </w:p>
+    <w:p>
+      <w:pPr>
+        <w:ind w:left="720"/>
+        <w:rPr>
+          <w:rFonts w:ascii="Aptos Slab" w:hAnsi="Aptos Slab" w:cs="Arial"/>
+          <w:sz w:val="18"/>
+          <w:szCs w:val="18"/>
+        </w:rPr>
+      </w:pPr>
+      <w:r>
+        <w:rPr>
+          <w:rFonts w:ascii="Aptos Slab" w:hAnsi="Aptos Slab" w:cs="Arial"/>
+          <w:sz w:val="18"/>
+          <w:szCs w:val="18"/>
+        </w:rPr>
+        <w:t xml:space="preserve">    {</w:t>
+      </w:r>
+    </w:p>
+    <w:p>
+      <w:pPr>
+        <w:ind w:left="720"/>
+        <w:rPr>
+          <w:rFonts w:ascii="Aptos Slab" w:hAnsi="Aptos Slab" w:cs="Arial"/>
+          <w:sz w:val="18"/>
+          <w:szCs w:val="18"/>
+        </w:rPr>
+      </w:pPr>
+      <w:r>
+        <w:rPr>
+          <w:rFonts w:ascii="Aptos Slab" w:hAnsi="Aptos Slab" w:cs="Arial"/>
+          <w:sz w:val="18"/>
+          <w:szCs w:val="18"/>
+        </w:rPr>
+        <w:t xml:space="preserve">      "Sid": "</w:t>
+      </w:r>
+      <w:proofErr w:type="spellStart"/>
+      <w:r>
+        <w:rPr>
+          <w:rFonts w:ascii="Aptos Slab" w:hAnsi="Aptos Slab" w:cs="Arial"/>
+          <w:sz w:val="18"/>
+          <w:szCs w:val="18"/>
+        </w:rPr>
+        <w:t>AllowPricingGetProducts</w:t>
+      </w:r>
+      <w:proofErr w:type="spellEnd"/>
+      <w:r>
+        <w:rPr>
+          <w:rFonts w:ascii="Aptos Slab" w:hAnsi="Aptos Slab" w:cs="Arial"/>
+          <w:sz w:val="18"/>
+          <w:szCs w:val="18"/>
+        </w:rPr>
+        <w:t>",</w:t>
+      </w:r>
+    </w:p>
+    <w:p>
+      <w:pPr>
+        <w:ind w:left="720"/>
+        <w:rPr>
+          <w:rFonts w:ascii="Aptos Slab" w:hAnsi="Aptos Slab" w:cs="Arial"/>
+          <w:sz w:val="18"/>
+          <w:szCs w:val="18"/>
+        </w:rPr>
+      </w:pPr>
+      <w:r>
+        <w:rPr>
+          <w:rFonts w:ascii="Aptos Slab" w:hAnsi="Aptos Slab" w:cs="Arial"/>
+          <w:sz w:val="18"/>
+          <w:szCs w:val="18"/>
+        </w:rPr>
+        <w:t xml:space="preserve">      "Effect": "Allow",</w:t>
+      </w:r>
+    </w:p>
+    <w:p>
+      <w:pPr>
+        <w:ind w:left="720"/>
+        <w:rPr>
+          <w:rFonts w:ascii="Aptos Slab" w:hAnsi="Aptos Slab" w:cs="Arial"/>
+          <w:sz w:val="18"/>
+          <w:szCs w:val="18"/>
+        </w:rPr>
+      </w:pPr>
+      <w:r>
+        <w:rPr>
+          <w:rFonts w:ascii="Aptos Slab" w:hAnsi="Aptos Slab" w:cs="Arial"/>
+          <w:sz w:val="18"/>
+          <w:szCs w:val="18"/>
+        </w:rPr>
+        <w:t xml:space="preserve">      "Action": "</w:t>
+      </w:r>
+      <w:proofErr w:type="spellStart"/>
+      <w:proofErr w:type="gramStart"/>
+      <w:r>
+        <w:rPr>
+          <w:rFonts w:ascii="Aptos Slab" w:hAnsi="Aptos Slab" w:cs="Arial"/>
+          <w:sz w:val="18"/>
+          <w:szCs w:val="18"/>
+        </w:rPr>
+        <w:t>pricing:GetProducts</w:t>
+      </w:r>
+      <w:proofErr w:type="spellEnd"/>
+      <w:proofErr w:type="gramEnd"/>
+      <w:r>
+        <w:rPr>
+          <w:rFonts w:ascii="Aptos Slab" w:hAnsi="Aptos Slab" w:cs="Arial"/>
+          <w:sz w:val="18"/>
+          <w:szCs w:val="18"/>
+        </w:rPr>
+        <w:t>",</w:t>
+      </w:r>
+    </w:p>
+    <w:p>
+      <w:pPr>
+        <w:ind w:left="720"/>
+        <w:rPr>
+          <w:rFonts w:ascii="Aptos Slab" w:hAnsi="Aptos Slab" w:cs="Arial"/>
+          <w:sz w:val="18"/>
+          <w:szCs w:val="18"/>
+        </w:rPr>
+      </w:pPr>
+      <w:r>
+        <w:rPr>
+          <w:rFonts w:ascii="Aptos Slab" w:hAnsi="Aptos Slab" w:cs="Arial"/>
+          <w:sz w:val="18"/>
+          <w:szCs w:val="18"/>
+        </w:rPr>
+        <w:t xml:space="preserve">      "Resource": "*"</w:t>
+      </w:r>
+    </w:p>
+    <w:p>
+      <w:pPr>
+        <w:ind w:left="720"/>
+        <w:rPr>
+          <w:rFonts w:ascii="Aptos Slab" w:hAnsi="Aptos Slab" w:cs="Arial"/>
+          <w:sz w:val="18"/>
+          <w:szCs w:val="18"/>
+        </w:rPr>
+      </w:pPr>
+      <w:r>
+        <w:rPr>
+          <w:rFonts w:ascii="Aptos Slab" w:hAnsi="Aptos Slab" w:cs="Arial"/>
+          <w:sz w:val="18"/>
+          <w:szCs w:val="18"/>
+        </w:rPr>
+        <w:t xml:space="preserve">    }</w:t>
+      </w:r>
+    </w:p>
+    <w:p>
+      <w:pPr>
+        <w:ind w:left="720"/>
+        <w:rPr>
+          <w:rFonts w:ascii="Aptos Slab" w:hAnsi="Aptos Slab" w:cs="Arial"/>
+          <w:sz w:val="18"/>
+          <w:szCs w:val="18"/>
+        </w:rPr>
+      </w:pPr>
+      <w:r>
+        <w:rPr>
+          <w:rFonts w:ascii="Aptos Slab" w:hAnsi="Aptos Slab" w:cs="Arial"/>
+          <w:sz w:val="18"/>
+          <w:szCs w:val="18"/>
+        </w:rPr>
+        <w:t xml:space="preserve">  ]</w:t>
+      </w:r>
+    </w:p>
+    <w:p>
+      <w:pPr>
+        <w:ind w:left="720"/>
+        <w:rPr>
+          <w:rFonts w:ascii="Aptos Slab" w:hAnsi="Aptos Slab" w:cs="Arial"/>
+          <w:sz w:val="18"/>
+          <w:szCs w:val="18"/>
+        </w:rPr>
+      </w:pPr>
+      <w:r>
+        <w:rPr>
+          <w:rFonts w:ascii="Aptos Slab" w:hAnsi="Aptos Slab" w:cs="Arial"/>
+          <w:sz w:val="18"/>
+          <w:szCs w:val="18"/>
+        </w:rPr>
+        <w:t>}</w:t>
+      </w:r>
+    </w:p>
+    <w:p>
+      <w:pPr>
+        <w:ind w:left="720"/>
+        <w:rPr>
+          <w:rFonts w:ascii="Aptos Slab" w:hAnsi="Aptos Slab" w:cs="Arial"/>
+          <w:sz w:val="18"/>
+          <w:szCs w:val="18"/>
+        </w:rPr>
+      </w:pPr>
+      <w:r>
+        <w:rPr>
+          <w:rFonts w:ascii="Aptos Slab" w:hAnsi="Aptos Slab" w:cs="Arial"/>
+          <w:sz w:val="18"/>
+          <w:szCs w:val="18"/>
+        </w:rPr>
+        <w:t>EOF</w:t>
+      </w:r>
+    </w:p>
+    <w:p>
+      <w:pPr>
+        <w:rPr>
+          <w:rFonts w:ascii="Aptos Slab" w:hAnsi="Aptos Slab" w:cs="Arial"/>
+          <w:sz w:val="18"/>
+          <w:szCs w:val="18"/>
+        </w:rPr>
+      </w:pPr>
+      <w:r>
+        <w:rPr>
+          <w:rFonts w:ascii="Aptos Slab" w:hAnsi="Aptos Slab" w:cs="Arial"/>
+          <w:sz w:val="18"/>
+          <w:szCs w:val="18"/>
+        </w:rPr>
+        <w:t>-------------------------------------------------------------------------------------------------</w:t>
+      </w:r>
+    </w:p>
+    <w:p>
+      <w:pPr>
         <w:rPr>
           <w:rFonts w:ascii="Aptos Slab" w:hAnsi="Aptos Slab" w:cs="Arial"/>
           <w:color w:val="E97132" w:themeColor="accent2"/>
           <w:sz w:val="18"/>
           <w:szCs w:val="18"/>
         </w:rPr>
-        <w:t>Add-</w:t>
-      </w:r>
-      <w:proofErr w:type="gramStart"/>
+      </w:pPr>
       <w:r>
         <w:rPr>
           <w:rFonts w:ascii="Aptos Slab" w:hAnsi="Aptos Slab" w:cs="Arial"/>
@@ -2743,17 +4116,28 @@
           <w:sz w:val="18"/>
           <w:szCs w:val="18"/>
         </w:rPr>
-        <w:t xml:space="preserve">Policy </w:t>
-      </w:r>
-      <w:r>
-        <w:rPr>
-          <w:rFonts w:ascii="Aptos Slab" w:hAnsi="Aptos Slab" w:cs="Arial"/>
-          <w:sz w:val="18"/>
-          <w:szCs w:val="18"/>
-        </w:rPr>
-        <w:t>:</w:t>
-      </w:r>
-      <w:proofErr w:type="gramEnd"/>
+        <w:t># Overwrite the existing inline policy with the updated version</w:t>
+      </w:r>
+    </w:p>
+    <w:p>
+      <w:pPr>
+        <w:ind w:left="720"/>
+        <w:rPr>
+          <w:rFonts w:ascii="Aptos Slab" w:hAnsi="Aptos Slab" w:cs="Arial"/>
+          <w:sz w:val="18"/>
+          <w:szCs w:val="18"/>
+        </w:rPr>
+      </w:pPr>
+      <w:proofErr w:type="spellStart"/>
+      <w:r>
+        <w:rPr>
+          <w:rFonts w:ascii="Aptos Slab" w:hAnsi="Aptos Slab" w:cs="Arial"/>
+          <w:sz w:val="18"/>
+          <w:szCs w:val="18"/>
+        </w:rPr>
+        <w:t>aws</w:t>
+      </w:r>
+      <w:proofErr w:type="spellEnd"/>
       <w:r>
         <w:rPr>
           <w:rFonts w:ascii="Aptos Slab" w:hAnsi="Aptos Slab" w:cs="Arial"/>
@@ -2762,8 +4146,115 @@
         </w:rPr>
         <w:t xml:space="preserve"> </w:t>
       </w:r>
-      <w:hyperlink r:id="rId7" w:anchor="/policies/details/arn%3Aaws%3Aiam%3A%3Aaws%3Apolicy%2FPricingPlanManagerFullAccess" w:tgtFrame="_blank" w:history="1">
-        <w:proofErr w:type="spellStart"/>
+      <w:proofErr w:type="spellStart"/>
+      <w:r>
+        <w:rPr>
+          <w:rFonts w:ascii="Aptos Slab" w:hAnsi="Aptos Slab" w:cs="Arial"/>
+          <w:sz w:val="18"/>
+          <w:szCs w:val="18"/>
+        </w:rPr>
+        <w:t>iam</w:t>
+      </w:r>
+      <w:proofErr w:type="spellEnd"/>
+      <w:r>
+        <w:rPr>
+          <w:rFonts w:ascii="Aptos Slab" w:hAnsi="Aptos Slab" w:cs="Arial"/>
+          <w:sz w:val="18"/>
+          <w:szCs w:val="18"/>
+        </w:rPr>
+        <w:t xml:space="preserve"> put-role-policy \</w:t>
+      </w:r>
+    </w:p>
+    <w:p>
+      <w:pPr>
+        <w:ind w:left="720"/>
+        <w:rPr>
+          <w:rFonts w:ascii="Aptos Slab" w:hAnsi="Aptos Slab" w:cs="Arial"/>
+          <w:sz w:val="18"/>
+          <w:szCs w:val="18"/>
+        </w:rPr>
+      </w:pPr>
+      <w:r>
+        <w:rPr>
+          <w:rFonts w:ascii="Aptos Slab" w:hAnsi="Aptos Slab" w:cs="Arial"/>
+          <w:sz w:val="18"/>
+          <w:szCs w:val="18"/>
+        </w:rPr>
+        <w:t xml:space="preserve">  --role-name </w:t>
+      </w:r>
+      <w:proofErr w:type="spellStart"/>
+      <w:r>
+        <w:rPr>
+          <w:rFonts w:ascii="Aptos Slab" w:hAnsi="Aptos Slab" w:cs="Arial"/>
+          <w:sz w:val="18"/>
+          <w:szCs w:val="18"/>
+        </w:rPr>
+        <w:t>KarpenterControllerRole</w:t>
+      </w:r>
+      <w:proofErr w:type="spellEnd"/>
+      <w:r>
+        <w:rPr>
+          <w:rFonts w:ascii="Aptos Slab" w:hAnsi="Aptos Slab" w:cs="Arial"/>
+          <w:sz w:val="18"/>
+          <w:szCs w:val="18"/>
+        </w:rPr>
+        <w:t>-crypto-staging \</w:t>
+      </w:r>
+    </w:p>
+    <w:p>
+      <w:pPr>
+        <w:ind w:left="720"/>
+        <w:rPr>
+          <w:rFonts w:ascii="Aptos Slab" w:hAnsi="Aptos Slab" w:cs="Arial"/>
+          <w:sz w:val="18"/>
+          <w:szCs w:val="18"/>
+        </w:rPr>
+      </w:pPr>
+      <w:r>
+        <w:rPr>
+          <w:rFonts w:ascii="Aptos Slab" w:hAnsi="Aptos Slab" w:cs="Arial"/>
+          <w:sz w:val="18"/>
+          <w:szCs w:val="18"/>
+        </w:rPr>
+        <w:t xml:space="preserve">  --policy-name </w:t>
+      </w:r>
+      <w:proofErr w:type="spellStart"/>
+      <w:r>
+        <w:rPr>
+          <w:rFonts w:ascii="Aptos Slab" w:hAnsi="Aptos Slab" w:cs="Arial"/>
+          <w:sz w:val="18"/>
+          <w:szCs w:val="18"/>
+        </w:rPr>
+        <w:t>KarpenterSupplementalPolicy</w:t>
+      </w:r>
+      <w:proofErr w:type="spellEnd"/>
+      <w:r>
+        <w:rPr>
+          <w:rFonts w:ascii="Aptos Slab" w:hAnsi="Aptos Slab" w:cs="Arial"/>
+          <w:sz w:val="18"/>
+          <w:szCs w:val="18"/>
+        </w:rPr>
+        <w:t xml:space="preserve"> \</w:t>
+      </w:r>
+    </w:p>
+    <w:p>
+      <w:pPr>
+        <w:ind w:left="720"/>
+        <w:rPr>
+          <w:rFonts w:ascii="Aptos Slab" w:hAnsi="Aptos Slab" w:cs="Arial"/>
+          <w:sz w:val="18"/>
+          <w:szCs w:val="18"/>
+        </w:rPr>
+      </w:pPr>
+      <w:r>
+        <w:rPr>
+          <w:rFonts w:ascii="Aptos Slab" w:hAnsi="Aptos Slab" w:cs="Arial"/>
+          <w:sz w:val="18"/>
+          <w:szCs w:val="18"/>
+        </w:rPr>
+        <w:t xml:space="preserve">  --policy-document </w:t>
+      </w:r>
+      <w:hyperlink r:id="rId7" w:history="1">
         <w:r>
           <w:rPr>
             <w:rStyle w:val="Hyperlink"/>
@@ -2771,1256 +4262,2514 @@
             <w:sz w:val="18"/>
             <w:szCs w:val="18"/>
           </w:rPr>
-          <w:t>PricingPlanManagerFullAccess</w:t>
+          <w:t>file://karpenter-supplemental-policy.json</w:t>
+        </w:r>
+      </w:hyperlink>
+    </w:p>
+    <w:p>
+      <w:pPr>
+        <w:rPr>
+          <w:rFonts w:ascii="Aptos Slab" w:hAnsi="Aptos Slab" w:cs="Arial"/>
+          <w:sz w:val="18"/>
+          <w:szCs w:val="18"/>
+        </w:rPr>
+      </w:pPr>
+      <w:r>
+        <w:rPr>
+          <w:rFonts w:ascii="Aptos Slab" w:hAnsi="Aptos Slab" w:cs="Arial"/>
+          <w:sz w:val="18"/>
+          <w:szCs w:val="18"/>
+        </w:rPr>
+        <w:t>-----------------------------------------------------------------------------------------------------</w:t>
+      </w:r>
+    </w:p>
+    <w:p>
+      <w:pPr>
+        <w:rPr>
+          <w:rFonts w:ascii="Aptos Slab" w:hAnsi="Aptos Slab" w:cs="Arial"/>
+          <w:color w:val="E97132" w:themeColor="accent2"/>
+        </w:rPr>
+      </w:pPr>
+      <w:r>
+        <w:rPr>
+          <w:rFonts w:ascii="Aptos Slab" w:hAnsi="Aptos Slab" w:cs="Arial"/>
+          <w:color w:val="E97132" w:themeColor="accent2"/>
+        </w:rPr>
+        <w:t xml:space="preserve">Step 3 — Annotate the </w:t>
+      </w:r>
+      <w:proofErr w:type="spellStart"/>
+      <w:r>
+        <w:rPr>
+          <w:rFonts w:ascii="Aptos Slab" w:hAnsi="Aptos Slab" w:cs="Arial"/>
+          <w:color w:val="E97132" w:themeColor="accent2"/>
+        </w:rPr>
+        <w:t>ServiceAccount</w:t>
+      </w:r>
+      <w:proofErr w:type="spellEnd"/>
+      <w:r>
+        <w:rPr>
+          <w:rFonts w:ascii="Aptos Slab" w:hAnsi="Aptos Slab" w:cs="Arial"/>
+          <w:color w:val="E97132" w:themeColor="accent2"/>
+        </w:rPr>
+        <w:t>:</w:t>
+      </w:r>
+    </w:p>
+    <w:p>
+      <w:pPr>
+        <w:rPr>
+          <w:rFonts w:ascii="Aptos Slab" w:hAnsi="Aptos Slab" w:cs="Arial"/>
+        </w:rPr>
+      </w:pPr>
+    </w:p>
+    <w:p>
+      <w:pPr>
+        <w:ind w:left="720"/>
+        <w:rPr>
+          <w:rFonts w:ascii="Aptos Slab" w:hAnsi="Aptos Slab" w:cs="Arial"/>
+          <w:sz w:val="20"/>
+          <w:szCs w:val="20"/>
+        </w:rPr>
+      </w:pPr>
+      <w:proofErr w:type="spellStart"/>
+      <w:r>
+        <w:rPr>
+          <w:rFonts w:ascii="Aptos Slab" w:hAnsi="Aptos Slab" w:cs="Arial"/>
+          <w:sz w:val="20"/>
+          <w:szCs w:val="20"/>
+        </w:rPr>
+        <w:t>kubectl</w:t>
+      </w:r>
+      <w:proofErr w:type="spellEnd"/>
+      <w:r>
+        <w:rPr>
+          <w:rFonts w:ascii="Aptos Slab" w:hAnsi="Aptos Slab" w:cs="Arial"/>
+          <w:sz w:val="20"/>
+          <w:szCs w:val="20"/>
+        </w:rPr>
+        <w:t xml:space="preserve"> annotate </w:t>
+      </w:r>
+      <w:proofErr w:type="spellStart"/>
+      <w:r>
+        <w:rPr>
+          <w:rFonts w:ascii="Aptos Slab" w:hAnsi="Aptos Slab" w:cs="Arial"/>
+          <w:sz w:val="20"/>
+          <w:szCs w:val="20"/>
+        </w:rPr>
+        <w:t>serviceaccount</w:t>
+      </w:r>
+      <w:proofErr w:type="spellEnd"/>
+      <w:r>
+        <w:rPr>
+          <w:rFonts w:ascii="Aptos Slab" w:hAnsi="Aptos Slab" w:cs="Arial"/>
+          <w:sz w:val="20"/>
+          <w:szCs w:val="20"/>
+        </w:rPr>
+        <w:t xml:space="preserve"> </w:t>
+      </w:r>
+      <w:proofErr w:type="spellStart"/>
+      <w:r>
+        <w:rPr>
+          <w:rFonts w:ascii="Aptos Slab" w:hAnsi="Aptos Slab" w:cs="Arial"/>
+          <w:sz w:val="20"/>
+          <w:szCs w:val="20"/>
+        </w:rPr>
+        <w:t>karpenter</w:t>
+      </w:r>
+      <w:proofErr w:type="spellEnd"/>
+      <w:r>
+        <w:rPr>
+          <w:rFonts w:ascii="Aptos Slab" w:hAnsi="Aptos Slab" w:cs="Arial"/>
+          <w:sz w:val="20"/>
+          <w:szCs w:val="20"/>
+        </w:rPr>
+        <w:t xml:space="preserve"> -n </w:t>
+      </w:r>
+      <w:proofErr w:type="spellStart"/>
+      <w:r>
+        <w:rPr>
+          <w:rFonts w:ascii="Aptos Slab" w:hAnsi="Aptos Slab" w:cs="Arial"/>
+          <w:sz w:val="20"/>
+          <w:szCs w:val="20"/>
+        </w:rPr>
+        <w:t>kube</w:t>
+      </w:r>
+      <w:proofErr w:type="spellEnd"/>
+      <w:r>
+        <w:rPr>
+          <w:rFonts w:ascii="Aptos Slab" w:hAnsi="Aptos Slab" w:cs="Arial"/>
+          <w:sz w:val="20"/>
+          <w:szCs w:val="20"/>
+        </w:rPr>
+        <w:t>-system \</w:t>
+      </w:r>
+    </w:p>
+    <w:p>
+      <w:pPr>
+        <w:ind w:left="720"/>
+        <w:rPr>
+          <w:rFonts w:ascii="Aptos Slab" w:hAnsi="Aptos Slab" w:cs="Arial"/>
+          <w:sz w:val="20"/>
+          <w:szCs w:val="20"/>
+        </w:rPr>
+      </w:pPr>
+      <w:r>
+        <w:rPr>
+          <w:rFonts w:ascii="Aptos Slab" w:hAnsi="Aptos Slab" w:cs="Arial"/>
+          <w:sz w:val="20"/>
+          <w:szCs w:val="20"/>
+        </w:rPr>
+        <w:t xml:space="preserve">  eks.amazonaws.com/role-arn=</w:t>
+      </w:r>
+      <w:proofErr w:type="gramStart"/>
+      <w:r>
+        <w:rPr>
+          <w:rFonts w:ascii="Aptos Slab" w:hAnsi="Aptos Slab" w:cs="Arial"/>
+          <w:sz w:val="20"/>
+          <w:szCs w:val="20"/>
+        </w:rPr>
+        <w:t>arn:aws</w:t>
+      </w:r>
+      <w:proofErr w:type="gramEnd"/>
+      <w:r>
+        <w:rPr>
+          <w:rFonts w:ascii="Aptos Slab" w:hAnsi="Aptos Slab" w:cs="Arial"/>
+          <w:sz w:val="20"/>
+          <w:szCs w:val="20"/>
+        </w:rPr>
+        <w:t>:</w:t>
+      </w:r>
+      <w:proofErr w:type="gramStart"/>
+      <w:r>
+        <w:rPr>
+          <w:rFonts w:ascii="Aptos Slab" w:hAnsi="Aptos Slab" w:cs="Arial"/>
+          <w:sz w:val="20"/>
+          <w:szCs w:val="20"/>
+        </w:rPr>
+        <w:t>iam::794038238336:role</w:t>
+      </w:r>
+      <w:proofErr w:type="gramEnd"/>
+      <w:r>
+        <w:rPr>
+          <w:rFonts w:ascii="Aptos Slab" w:hAnsi="Aptos Slab" w:cs="Arial"/>
+          <w:sz w:val="20"/>
+          <w:szCs w:val="20"/>
+        </w:rPr>
+        <w:t>/KarpenterControllerRole-crypto-staging \</w:t>
+      </w:r>
+    </w:p>
+    <w:p>
+      <w:pPr>
+        <w:ind w:left="720"/>
+        <w:rPr>
+          <w:rFonts w:ascii="Aptos Slab" w:hAnsi="Aptos Slab" w:cs="Arial"/>
+          <w:sz w:val="20"/>
+          <w:szCs w:val="20"/>
+        </w:rPr>
+      </w:pPr>
+      <w:r>
+        <w:rPr>
+          <w:rFonts w:ascii="Aptos Slab" w:hAnsi="Aptos Slab" w:cs="Arial"/>
+          <w:sz w:val="20"/>
+          <w:szCs w:val="20"/>
+        </w:rPr>
+        <w:t xml:space="preserve">  --overwrite</w:t>
+      </w:r>
+    </w:p>
+    <w:p>
+      <w:pPr>
+        <w:rPr>
+          <w:rFonts w:ascii="Aptos Slab" w:hAnsi="Aptos Slab" w:cs="Arial"/>
+        </w:rPr>
+      </w:pPr>
+      <w:r>
+        <w:rPr>
+          <w:rFonts w:ascii="Aptos Slab" w:hAnsi="Aptos Slab" w:cs="Arial"/>
+        </w:rPr>
+        <w:t>----------------------------------------------------------------------------</w:t>
+      </w:r>
+    </w:p>
+    <w:p>
+      <w:pPr>
+        <w:rPr>
+          <w:rFonts w:ascii="Aptos Slab" w:hAnsi="Aptos Slab" w:cs="Arial"/>
+          <w:color w:val="E97132" w:themeColor="accent2"/>
+        </w:rPr>
+      </w:pPr>
+      <w:r>
+        <w:rPr>
+          <w:rFonts w:ascii="Aptos Slab" w:hAnsi="Aptos Slab" w:cs="Arial"/>
+          <w:color w:val="E97132" w:themeColor="accent2"/>
+        </w:rPr>
+        <w:lastRenderedPageBreak/>
+        <w:t xml:space="preserve"># Step 1: Install </w:t>
+      </w:r>
+      <w:proofErr w:type="spellStart"/>
+      <w:r>
+        <w:rPr>
+          <w:rFonts w:ascii="Aptos Slab" w:hAnsi="Aptos Slab" w:cs="Arial"/>
+          <w:color w:val="E97132" w:themeColor="accent2"/>
+        </w:rPr>
+        <w:t>Karpenter</w:t>
+      </w:r>
+      <w:proofErr w:type="spellEnd"/>
+      <w:r>
+        <w:rPr>
+          <w:rFonts w:ascii="Aptos Slab" w:hAnsi="Aptos Slab" w:cs="Arial"/>
+          <w:color w:val="E97132" w:themeColor="accent2"/>
+        </w:rPr>
+        <w:t xml:space="preserve"> via Helm</w:t>
+      </w:r>
+    </w:p>
+    <w:p>
+      <w:pPr>
+        <w:ind w:left="720"/>
+        <w:rPr>
+          <w:rFonts w:ascii="Aptos Slab" w:hAnsi="Aptos Slab" w:cs="Arial"/>
+          <w:sz w:val="20"/>
+          <w:szCs w:val="20"/>
+        </w:rPr>
+      </w:pPr>
+      <w:r>
+        <w:rPr>
+          <w:rFonts w:ascii="Aptos Slab" w:hAnsi="Aptos Slab" w:cs="Arial"/>
+          <w:sz w:val="20"/>
+          <w:szCs w:val="20"/>
+        </w:rPr>
+        <w:t xml:space="preserve">helm upgrade --install </w:t>
+      </w:r>
+      <w:proofErr w:type="spellStart"/>
+      <w:r>
+        <w:rPr>
+          <w:rFonts w:ascii="Aptos Slab" w:hAnsi="Aptos Slab" w:cs="Arial"/>
+          <w:sz w:val="20"/>
+          <w:szCs w:val="20"/>
+        </w:rPr>
+        <w:t>karpenter</w:t>
+      </w:r>
+      <w:proofErr w:type="spellEnd"/>
+      <w:r>
+        <w:rPr>
+          <w:rFonts w:ascii="Aptos Slab" w:hAnsi="Aptos Slab" w:cs="Arial"/>
+          <w:sz w:val="20"/>
+          <w:szCs w:val="20"/>
+        </w:rPr>
+        <w:t xml:space="preserve"> oci://public.ecr.aws/karpenter/karpenter \</w:t>
+      </w:r>
+    </w:p>
+    <w:p>
+      <w:pPr>
+        <w:ind w:left="720"/>
+        <w:rPr>
+          <w:rFonts w:ascii="Aptos Slab" w:hAnsi="Aptos Slab" w:cs="Arial"/>
+          <w:sz w:val="20"/>
+          <w:szCs w:val="20"/>
+        </w:rPr>
+      </w:pPr>
+      <w:r>
+        <w:rPr>
+          <w:rFonts w:ascii="Aptos Slab" w:hAnsi="Aptos Slab" w:cs="Arial"/>
+          <w:sz w:val="20"/>
+          <w:szCs w:val="20"/>
+        </w:rPr>
+        <w:t xml:space="preserve">  --version "1.3.3" \</w:t>
+      </w:r>
+    </w:p>
+    <w:p>
+      <w:pPr>
+        <w:ind w:left="720"/>
+        <w:rPr>
+          <w:rFonts w:ascii="Aptos Slab" w:hAnsi="Aptos Slab" w:cs="Arial"/>
+          <w:sz w:val="20"/>
+          <w:szCs w:val="20"/>
+        </w:rPr>
+      </w:pPr>
+      <w:r>
+        <w:rPr>
+          <w:rFonts w:ascii="Aptos Slab" w:hAnsi="Aptos Slab" w:cs="Arial"/>
+          <w:sz w:val="20"/>
+          <w:szCs w:val="20"/>
+        </w:rPr>
+        <w:t xml:space="preserve">  --namespace </w:t>
+      </w:r>
+      <w:proofErr w:type="spellStart"/>
+      <w:r>
+        <w:rPr>
+          <w:rFonts w:ascii="Aptos Slab" w:hAnsi="Aptos Slab" w:cs="Arial"/>
+          <w:sz w:val="20"/>
+          <w:szCs w:val="20"/>
+        </w:rPr>
+        <w:t>kube</w:t>
+      </w:r>
+      <w:proofErr w:type="spellEnd"/>
+      <w:r>
+        <w:rPr>
+          <w:rFonts w:ascii="Aptos Slab" w:hAnsi="Aptos Slab" w:cs="Arial"/>
+          <w:sz w:val="20"/>
+          <w:szCs w:val="20"/>
+        </w:rPr>
+        <w:t>-system \</w:t>
+      </w:r>
+    </w:p>
+    <w:p>
+      <w:pPr>
+        <w:ind w:left="720"/>
+        <w:rPr>
+          <w:rFonts w:ascii="Aptos Slab" w:hAnsi="Aptos Slab" w:cs="Arial"/>
+          <w:sz w:val="20"/>
+          <w:szCs w:val="20"/>
+        </w:rPr>
+      </w:pPr>
+      <w:r>
+        <w:rPr>
+          <w:rFonts w:ascii="Aptos Slab" w:hAnsi="Aptos Slab" w:cs="Arial"/>
+          <w:sz w:val="20"/>
+          <w:szCs w:val="20"/>
+        </w:rPr>
+        <w:t xml:space="preserve">  --set "</w:t>
+      </w:r>
+      <w:proofErr w:type="spellStart"/>
+      <w:proofErr w:type="gramStart"/>
+      <w:r>
+        <w:rPr>
+          <w:rFonts w:ascii="Aptos Slab" w:hAnsi="Aptos Slab" w:cs="Arial"/>
+          <w:sz w:val="20"/>
+          <w:szCs w:val="20"/>
+        </w:rPr>
+        <w:t>settings.clusterName</w:t>
+      </w:r>
+      <w:proofErr w:type="spellEnd"/>
+      <w:proofErr w:type="gramEnd"/>
+      <w:r>
+        <w:rPr>
+          <w:rFonts w:ascii="Aptos Slab" w:hAnsi="Aptos Slab" w:cs="Arial"/>
+          <w:sz w:val="20"/>
+          <w:szCs w:val="20"/>
+        </w:rPr>
+        <w:t>=crypto-staging" \</w:t>
+      </w:r>
+    </w:p>
+    <w:p>
+      <w:pPr>
+        <w:ind w:left="720"/>
+        <w:rPr>
+          <w:rFonts w:ascii="Aptos Slab" w:hAnsi="Aptos Slab" w:cs="Arial"/>
+          <w:sz w:val="20"/>
+          <w:szCs w:val="20"/>
+        </w:rPr>
+      </w:pPr>
+      <w:r>
+        <w:rPr>
+          <w:rFonts w:ascii="Aptos Slab" w:hAnsi="Aptos Slab" w:cs="Arial"/>
+          <w:sz w:val="20"/>
+          <w:szCs w:val="20"/>
+        </w:rPr>
+        <w:t xml:space="preserve">  --set "</w:t>
+      </w:r>
+      <w:proofErr w:type="spellStart"/>
+      <w:proofErr w:type="gramStart"/>
+      <w:r>
+        <w:rPr>
+          <w:rFonts w:ascii="Aptos Slab" w:hAnsi="Aptos Slab" w:cs="Arial"/>
+          <w:sz w:val="20"/>
+          <w:szCs w:val="20"/>
+        </w:rPr>
+        <w:t>settings.interruptionQueue</w:t>
+      </w:r>
+      <w:proofErr w:type="spellEnd"/>
+      <w:proofErr w:type="gramEnd"/>
+      <w:r>
+        <w:rPr>
+          <w:rFonts w:ascii="Aptos Slab" w:hAnsi="Aptos Slab" w:cs="Arial"/>
+          <w:sz w:val="20"/>
+          <w:szCs w:val="20"/>
+        </w:rPr>
+        <w:t>=crypto-staging" \</w:t>
+      </w:r>
+    </w:p>
+    <w:p>
+      <w:pPr>
+        <w:ind w:left="720"/>
+        <w:rPr>
+          <w:rFonts w:ascii="Aptos Slab" w:hAnsi="Aptos Slab" w:cs="Arial"/>
+          <w:sz w:val="20"/>
+          <w:szCs w:val="20"/>
+        </w:rPr>
+      </w:pPr>
+      <w:r>
+        <w:rPr>
+          <w:rFonts w:ascii="Aptos Slab" w:hAnsi="Aptos Slab" w:cs="Arial"/>
+          <w:sz w:val="20"/>
+          <w:szCs w:val="20"/>
+        </w:rPr>
+        <w:t xml:space="preserve">  --set </w:t>
+      </w:r>
+      <w:proofErr w:type="spellStart"/>
+      <w:r>
+        <w:rPr>
+          <w:rFonts w:ascii="Aptos Slab" w:hAnsi="Aptos Slab" w:cs="Arial"/>
+          <w:sz w:val="20"/>
+          <w:szCs w:val="20"/>
+        </w:rPr>
+        <w:t>controller.resources.requests.cpu</w:t>
+      </w:r>
+      <w:proofErr w:type="spellEnd"/>
+      <w:r>
+        <w:rPr>
+          <w:rFonts w:ascii="Aptos Slab" w:hAnsi="Aptos Slab" w:cs="Arial"/>
+          <w:sz w:val="20"/>
+          <w:szCs w:val="20"/>
+        </w:rPr>
+        <w:t>=500m \</w:t>
+      </w:r>
+    </w:p>
+    <w:p>
+      <w:pPr>
+        <w:ind w:left="720"/>
+        <w:rPr>
+          <w:rFonts w:ascii="Aptos Slab" w:hAnsi="Aptos Slab" w:cs="Arial"/>
+          <w:sz w:val="20"/>
+          <w:szCs w:val="20"/>
+        </w:rPr>
+      </w:pPr>
+      <w:r>
+        <w:rPr>
+          <w:rFonts w:ascii="Aptos Slab" w:hAnsi="Aptos Slab" w:cs="Arial"/>
+          <w:sz w:val="20"/>
+          <w:szCs w:val="20"/>
+        </w:rPr>
+        <w:t xml:space="preserve">  --set </w:t>
+      </w:r>
+      <w:proofErr w:type="spellStart"/>
+      <w:r>
+        <w:rPr>
+          <w:rFonts w:ascii="Aptos Slab" w:hAnsi="Aptos Slab" w:cs="Arial"/>
+          <w:sz w:val="20"/>
+          <w:szCs w:val="20"/>
+        </w:rPr>
+        <w:t>controller.</w:t>
+      </w:r>
+      <w:proofErr w:type="gramStart"/>
+      <w:r>
+        <w:rPr>
+          <w:rFonts w:ascii="Aptos Slab" w:hAnsi="Aptos Slab" w:cs="Arial"/>
+          <w:sz w:val="20"/>
+          <w:szCs w:val="20"/>
+        </w:rPr>
+        <w:t>resources.reques</w:t>
+      </w:r>
+      <w:proofErr w:type="spellEnd"/>
+      <w:proofErr w:type="gramEnd"/>
+      <w:r>
+        <w:rPr>
+          <w:rFonts w:ascii="Aptos Slab" w:hAnsi="Aptos Slab" w:cs="Arial"/>
+          <w:color w:val="8DD873" w:themeColor="accent6" w:themeTint="99"/>
+          <w:sz w:val="18"/>
+          <w:szCs w:val="18"/>
+        </w:rPr>
+        <w:t xml:space="preserve"> </w:t>
+      </w:r>
+      <w:proofErr w:type="spellStart"/>
+      <w:r>
+        <w:rPr>
+          <w:rFonts w:ascii="Aptos Slab" w:hAnsi="Aptos Slab" w:cs="Arial"/>
+          <w:color w:val="8DD873" w:themeColor="accent6" w:themeTint="99"/>
+          <w:sz w:val="18"/>
+          <w:szCs w:val="18"/>
+        </w:rPr>
+        <w:t>KarpenterNodeRole</w:t>
+      </w:r>
+      <w:proofErr w:type="spellEnd"/>
+      <w:r>
+        <w:rPr>
+          <w:rFonts w:ascii="Aptos Slab" w:hAnsi="Aptos Slab" w:cs="Arial"/>
+          <w:color w:val="8DD873" w:themeColor="accent6" w:themeTint="99"/>
+          <w:sz w:val="18"/>
+          <w:szCs w:val="18"/>
+        </w:rPr>
+        <w:t>-crypto-staging</w:t>
+      </w:r>
+      <w:r>
+        <w:rPr>
+          <w:rFonts w:ascii="Aptos Slab" w:hAnsi="Aptos Slab" w:cs="Arial"/>
+          <w:sz w:val="20"/>
+          <w:szCs w:val="20"/>
+        </w:rPr>
+        <w:t xml:space="preserve"> </w:t>
+      </w:r>
+      <w:proofErr w:type="spellStart"/>
+      <w:proofErr w:type="gramStart"/>
+      <w:r>
+        <w:rPr>
+          <w:rFonts w:ascii="Aptos Slab" w:hAnsi="Aptos Slab" w:cs="Arial"/>
+          <w:sz w:val="20"/>
+          <w:szCs w:val="20"/>
+        </w:rPr>
+        <w:t>ts.memory</w:t>
+      </w:r>
+      <w:proofErr w:type="spellEnd"/>
+      <w:proofErr w:type="gramEnd"/>
+      <w:r>
+        <w:rPr>
+          <w:rFonts w:ascii="Aptos Slab" w:hAnsi="Aptos Slab" w:cs="Arial"/>
+          <w:sz w:val="20"/>
+          <w:szCs w:val="20"/>
+        </w:rPr>
+        <w:t>=500Mi</w:t>
+      </w:r>
+    </w:p>
+    <w:p>
+      <w:pPr>
+        <w:rPr>
+          <w:rFonts w:ascii="Aptos Slab" w:hAnsi="Aptos Slab" w:cs="Arial"/>
+        </w:rPr>
+      </w:pPr>
+      <w:r>
+        <w:rPr>
+          <w:rFonts w:ascii="Aptos Slab" w:hAnsi="Aptos Slab" w:cs="Arial"/>
+        </w:rPr>
+        <w:t>-----------------------------------------------------------------------------------------</w:t>
+      </w:r>
+    </w:p>
+    <w:p>
+      <w:pPr>
+        <w:rPr>
+          <w:rFonts w:ascii="Aptos Slab" w:hAnsi="Aptos Slab" w:cs="Arial"/>
+          <w:color w:val="E97132" w:themeColor="accent2"/>
+        </w:rPr>
+      </w:pPr>
+      <w:r>
+        <w:rPr>
+          <w:rFonts w:ascii="Aptos Slab" w:hAnsi="Aptos Slab" w:cs="Arial"/>
+          <w:color w:val="E97132" w:themeColor="accent2"/>
+        </w:rPr>
+        <w:t xml:space="preserve"># Step 2: Create a </w:t>
+      </w:r>
+      <w:proofErr w:type="spellStart"/>
+      <w:r>
+        <w:rPr>
+          <w:rFonts w:ascii="Aptos Slab" w:hAnsi="Aptos Slab" w:cs="Arial"/>
+          <w:color w:val="E97132" w:themeColor="accent2"/>
+        </w:rPr>
+        <w:t>NodePool</w:t>
+      </w:r>
+      <w:proofErr w:type="spellEnd"/>
+      <w:r>
+        <w:rPr>
+          <w:rFonts w:ascii="Aptos Slab" w:hAnsi="Aptos Slab" w:cs="Arial"/>
+          <w:color w:val="E97132" w:themeColor="accent2"/>
+        </w:rPr>
+        <w:t xml:space="preserve"> (replaces your ASG node groups)</w:t>
+      </w:r>
+    </w:p>
+    <w:p>
+      <w:pPr>
+        <w:rPr>
+          <w:rFonts w:ascii="Aptos Slab" w:hAnsi="Aptos Slab" w:cs="Arial"/>
+          <w:color w:val="E97132" w:themeColor="accent2"/>
+        </w:rPr>
+      </w:pPr>
+      <w:r>
+        <w:rPr>
+          <w:rFonts w:ascii="Aptos Slab" w:hAnsi="Aptos Slab" w:cs="Arial"/>
+          <w:color w:val="E97132" w:themeColor="accent2"/>
+        </w:rPr>
+        <w:t>#Create IAM ROLE FOR EC2 NODE</w:t>
+      </w:r>
+    </w:p>
+    <w:p>
+      <w:pPr>
+        <w:rPr>
+          <w:rFonts w:ascii="Aptos Slab" w:hAnsi="Aptos Slab" w:cs="Arial"/>
+          <w:color w:val="8DD873" w:themeColor="accent6" w:themeTint="99"/>
+          <w:sz w:val="18"/>
+          <w:szCs w:val="18"/>
+        </w:rPr>
+      </w:pPr>
+      <w:r>
+        <w:rPr>
+          <w:rFonts w:ascii="Aptos Slab" w:hAnsi="Aptos Slab" w:cs="Arial"/>
+          <w:color w:val="E97132" w:themeColor="accent2"/>
+        </w:rPr>
+        <w:t>Role-</w:t>
+      </w:r>
+      <w:proofErr w:type="gramStart"/>
+      <w:r>
+        <w:rPr>
+          <w:rFonts w:ascii="Aptos Slab" w:hAnsi="Aptos Slab" w:cs="Arial"/>
+          <w:color w:val="E97132" w:themeColor="accent2"/>
+        </w:rPr>
+        <w:t>Name :</w:t>
+      </w:r>
+      <w:proofErr w:type="gramEnd"/>
+      <w:r>
+        <w:rPr>
+          <w:rFonts w:ascii="Aptos Slab" w:hAnsi="Aptos Slab" w:cs="Arial"/>
+          <w:color w:val="E97132" w:themeColor="accent2"/>
+        </w:rPr>
+        <w:t xml:space="preserve"> </w:t>
+      </w:r>
+      <w:proofErr w:type="spellStart"/>
+      <w:r>
+        <w:rPr>
+          <w:rFonts w:ascii="Aptos Slab" w:hAnsi="Aptos Slab" w:cs="Arial"/>
+          <w:color w:val="8DD873" w:themeColor="accent6" w:themeTint="99"/>
+          <w:sz w:val="18"/>
+          <w:szCs w:val="18"/>
+        </w:rPr>
+        <w:t>KarpenterNodeRole</w:t>
+      </w:r>
+      <w:proofErr w:type="spellEnd"/>
+      <w:r>
+        <w:rPr>
+          <w:rFonts w:ascii="Aptos Slab" w:hAnsi="Aptos Slab" w:cs="Arial"/>
+          <w:color w:val="8DD873" w:themeColor="accent6" w:themeTint="99"/>
+          <w:sz w:val="18"/>
+          <w:szCs w:val="18"/>
+        </w:rPr>
+        <w:t>-crypto-staging</w:t>
+      </w:r>
+    </w:p>
+    <w:p>
+      <w:pPr>
+        <w:ind w:left="720"/>
+        <w:rPr>
+          <w:rFonts w:ascii="Aptos Slab" w:hAnsi="Aptos Slab" w:cs="Arial"/>
+          <w:sz w:val="20"/>
+          <w:szCs w:val="20"/>
+        </w:rPr>
+      </w:pPr>
+      <w:r>
+        <w:rPr>
+          <w:rFonts w:ascii="Aptos Slab" w:hAnsi="Aptos Slab" w:cs="Arial"/>
+          <w:sz w:val="20"/>
+          <w:szCs w:val="20"/>
+        </w:rPr>
+        <w:t>Add-</w:t>
+      </w:r>
+      <w:proofErr w:type="gramStart"/>
+      <w:r>
+        <w:rPr>
+          <w:rFonts w:ascii="Aptos Slab" w:hAnsi="Aptos Slab" w:cs="Arial"/>
+          <w:sz w:val="20"/>
+          <w:szCs w:val="20"/>
+        </w:rPr>
+        <w:t>Policy :</w:t>
+      </w:r>
+      <w:proofErr w:type="gramEnd"/>
+      <w:r>
+        <w:rPr>
+          <w:rFonts w:ascii="Aptos Slab" w:hAnsi="Aptos Slab" w:cs="Arial"/>
+          <w:sz w:val="20"/>
+          <w:szCs w:val="20"/>
+        </w:rPr>
+        <w:t xml:space="preserve"> </w:t>
+      </w:r>
+      <w:r>
+        <w:rPr>
+          <w:rFonts w:ascii="Aptos Slab" w:hAnsi="Aptos Slab" w:cs="Arial"/>
+          <w:sz w:val="20"/>
+          <w:szCs w:val="20"/>
+        </w:rPr>
+        <w:t xml:space="preserve"> </w:t>
+      </w:r>
+      <w:hyperlink r:id="rId8" w:anchor="/policies/details/arn%3Aaws%3Aiam%3A%3Aaws%3Apolicy%2FAmazonEC2ContainerRegistryReadOnly" w:tgtFrame="_blank" w:history="1">
+        <w:r>
+          <w:rPr>
+            <w:rStyle w:val="Hyperlink"/>
+            <w:rFonts w:ascii="Aptos Slab" w:hAnsi="Aptos Slab" w:cs="Arial"/>
+            <w:sz w:val="20"/>
+            <w:szCs w:val="20"/>
+          </w:rPr>
+          <w:t>AmazonEC2ContainerRegistryReadOnly</w:t>
+        </w:r>
+      </w:hyperlink>
+    </w:p>
+    <w:p>
+      <w:pPr>
+        <w:ind w:left="720"/>
+        <w:rPr>
+          <w:rFonts w:ascii="Aptos Slab" w:hAnsi="Aptos Slab" w:cs="Arial"/>
+          <w:sz w:val="20"/>
+          <w:szCs w:val="20"/>
+        </w:rPr>
+      </w:pPr>
+      <w:r>
+        <w:rPr>
+          <w:rFonts w:ascii="Aptos Slab" w:hAnsi="Aptos Slab" w:cs="Arial"/>
+          <w:sz w:val="20"/>
+          <w:szCs w:val="20"/>
+        </w:rPr>
+        <w:t>Add-</w:t>
+      </w:r>
+      <w:proofErr w:type="gramStart"/>
+      <w:r>
+        <w:rPr>
+          <w:rFonts w:ascii="Aptos Slab" w:hAnsi="Aptos Slab" w:cs="Arial"/>
+          <w:sz w:val="20"/>
+          <w:szCs w:val="20"/>
+        </w:rPr>
+        <w:t>Policy :</w:t>
+      </w:r>
+      <w:proofErr w:type="gramEnd"/>
+      <w:r>
+        <w:rPr>
+          <w:rFonts w:ascii="Aptos Slab" w:hAnsi="Aptos Slab" w:cs="Arial"/>
+          <w:sz w:val="20"/>
+          <w:szCs w:val="20"/>
+        </w:rPr>
+        <w:t xml:space="preserve"> </w:t>
+      </w:r>
+      <w:r>
+        <w:rPr>
+          <w:rFonts w:ascii="Aptos Slab" w:hAnsi="Aptos Slab" w:cs="Arial"/>
+          <w:sz w:val="20"/>
+          <w:szCs w:val="20"/>
+        </w:rPr>
+        <w:t xml:space="preserve"> </w:t>
+      </w:r>
+      <w:hyperlink r:id="rId9" w:anchor="/policies/details/arn%3Aaws%3Aiam%3A%3Aaws%3Apolicy%2FAmazonEKS_CNI_Policy" w:tgtFrame="_blank" w:history="1">
+        <w:proofErr w:type="spellStart"/>
+        <w:r>
+          <w:rPr>
+            <w:rStyle w:val="Hyperlink"/>
+            <w:rFonts w:ascii="Aptos Slab" w:hAnsi="Aptos Slab" w:cs="Arial"/>
+            <w:sz w:val="20"/>
+            <w:szCs w:val="20"/>
+          </w:rPr>
+          <w:t>AmazonEKS_CNI_Policy</w:t>
         </w:r>
         <w:proofErr w:type="spellEnd"/>
       </w:hyperlink>
     </w:p>
     <w:p>
       <w:pPr>
-        <w:rPr>
-          <w:rFonts w:ascii="Aptos Slab" w:hAnsi="Aptos Slab" w:cs="Arial"/>
-          <w:sz w:val="18"/>
-          <w:szCs w:val="18"/>
-        </w:rPr>
-      </w:pPr>
-    </w:p>
-    <w:p>
-      <w:pPr>
-        <w:ind w:left="720"/>
-        <w:rPr>
-          <w:rFonts w:ascii="Aptos Slab" w:hAnsi="Aptos Slab" w:cs="Arial"/>
-          <w:sz w:val="18"/>
-          <w:szCs w:val="18"/>
-        </w:rPr>
-      </w:pPr>
-      <w:r>
-        <w:rPr>
-          <w:rFonts w:ascii="Aptos Slab" w:hAnsi="Aptos Slab" w:cs="Arial"/>
-          <w:sz w:val="18"/>
-          <w:szCs w:val="18"/>
-        </w:rPr>
-        <w:t xml:space="preserve">cat &gt; </w:t>
-      </w:r>
-      <w:proofErr w:type="spellStart"/>
-      <w:r>
-        <w:rPr>
-          <w:rFonts w:ascii="Aptos Slab" w:hAnsi="Aptos Slab" w:cs="Arial"/>
-          <w:sz w:val="18"/>
-          <w:szCs w:val="18"/>
-        </w:rPr>
-        <w:t>karpenter</w:t>
-      </w:r>
-      <w:proofErr w:type="spellEnd"/>
-      <w:r>
-        <w:rPr>
-          <w:rFonts w:ascii="Aptos Slab" w:hAnsi="Aptos Slab" w:cs="Arial"/>
-          <w:sz w:val="18"/>
-          <w:szCs w:val="18"/>
-        </w:rPr>
-        <w:t>-supplemental-</w:t>
-      </w:r>
-      <w:proofErr w:type="spellStart"/>
-      <w:proofErr w:type="gramStart"/>
-      <w:r>
-        <w:rPr>
-          <w:rFonts w:ascii="Aptos Slab" w:hAnsi="Aptos Slab" w:cs="Arial"/>
-          <w:sz w:val="18"/>
-          <w:szCs w:val="18"/>
-        </w:rPr>
-        <w:t>policy.json</w:t>
-      </w:r>
-      <w:proofErr w:type="spellEnd"/>
-      <w:proofErr w:type="gramEnd"/>
-      <w:r>
-        <w:rPr>
-          <w:rFonts w:ascii="Aptos Slab" w:hAnsi="Aptos Slab" w:cs="Arial"/>
-          <w:sz w:val="18"/>
-          <w:szCs w:val="18"/>
-        </w:rPr>
-        <w:t xml:space="preserve"> &lt;&lt; 'EOF'</w:t>
-      </w:r>
-    </w:p>
-    <w:p>
-      <w:pPr>
-        <w:ind w:left="720"/>
-        <w:rPr>
-          <w:rFonts w:ascii="Aptos Slab" w:hAnsi="Aptos Slab" w:cs="Arial"/>
-          <w:sz w:val="18"/>
-          <w:szCs w:val="18"/>
-        </w:rPr>
-      </w:pPr>
-      <w:r>
-        <w:rPr>
-          <w:rFonts w:ascii="Aptos Slab" w:hAnsi="Aptos Slab" w:cs="Arial"/>
-          <w:sz w:val="18"/>
-          <w:szCs w:val="18"/>
-        </w:rPr>
-        <w:t>{</w:t>
-      </w:r>
-    </w:p>
-    <w:p>
-      <w:pPr>
-        <w:ind w:left="720"/>
-        <w:rPr>
-          <w:rFonts w:ascii="Aptos Slab" w:hAnsi="Aptos Slab" w:cs="Arial"/>
-          <w:sz w:val="18"/>
-          <w:szCs w:val="18"/>
-        </w:rPr>
-      </w:pPr>
-      <w:r>
-        <w:rPr>
-          <w:rFonts w:ascii="Aptos Slab" w:hAnsi="Aptos Slab" w:cs="Arial"/>
-          <w:sz w:val="18"/>
-          <w:szCs w:val="18"/>
-        </w:rPr>
-        <w:t xml:space="preserve">  "Version": "2012-10-17",</w:t>
-      </w:r>
-    </w:p>
-    <w:p>
-      <w:pPr>
-        <w:ind w:left="720"/>
-        <w:rPr>
-          <w:rFonts w:ascii="Aptos Slab" w:hAnsi="Aptos Slab" w:cs="Arial"/>
-          <w:sz w:val="18"/>
-          <w:szCs w:val="18"/>
-        </w:rPr>
-      </w:pPr>
-      <w:r>
-        <w:rPr>
-          <w:rFonts w:ascii="Aptos Slab" w:hAnsi="Aptos Slab" w:cs="Arial"/>
-          <w:sz w:val="18"/>
-          <w:szCs w:val="18"/>
-        </w:rPr>
-        <w:t xml:space="preserve">  "Statement": [</w:t>
-      </w:r>
-    </w:p>
-    <w:p>
-      <w:pPr>
-        <w:ind w:left="720"/>
-        <w:rPr>
-          <w:rFonts w:ascii="Aptos Slab" w:hAnsi="Aptos Slab" w:cs="Arial"/>
-          <w:sz w:val="18"/>
-          <w:szCs w:val="18"/>
-        </w:rPr>
-      </w:pPr>
-      <w:r>
-        <w:rPr>
-          <w:rFonts w:ascii="Aptos Slab" w:hAnsi="Aptos Slab" w:cs="Arial"/>
-          <w:sz w:val="18"/>
-          <w:szCs w:val="18"/>
-        </w:rPr>
-        <w:t xml:space="preserve">    {</w:t>
-      </w:r>
-    </w:p>
-    <w:p>
-      <w:pPr>
-        <w:ind w:left="720"/>
-        <w:rPr>
-          <w:rFonts w:ascii="Aptos Slab" w:hAnsi="Aptos Slab" w:cs="Arial"/>
-          <w:sz w:val="18"/>
-          <w:szCs w:val="18"/>
-        </w:rPr>
-      </w:pPr>
-      <w:r>
-        <w:rPr>
-          <w:rFonts w:ascii="Aptos Slab" w:hAnsi="Aptos Slab" w:cs="Arial"/>
-          <w:sz w:val="18"/>
-          <w:szCs w:val="18"/>
-        </w:rPr>
-        <w:t xml:space="preserve">      "Sid": "</w:t>
-      </w:r>
-      <w:proofErr w:type="spellStart"/>
-      <w:r>
-        <w:rPr>
-          <w:rFonts w:ascii="Aptos Slab" w:hAnsi="Aptos Slab" w:cs="Arial"/>
-          <w:sz w:val="18"/>
-          <w:szCs w:val="18"/>
-        </w:rPr>
-        <w:t>AllowEKSDescribeCluster</w:t>
-      </w:r>
-      <w:proofErr w:type="spellEnd"/>
-      <w:r>
-        <w:rPr>
-          <w:rFonts w:ascii="Aptos Slab" w:hAnsi="Aptos Slab" w:cs="Arial"/>
-          <w:sz w:val="18"/>
-          <w:szCs w:val="18"/>
-        </w:rPr>
-        <w:t>",</w:t>
-      </w:r>
-    </w:p>
-    <w:p>
-      <w:pPr>
-        <w:ind w:left="720"/>
-        <w:rPr>
-          <w:rFonts w:ascii="Aptos Slab" w:hAnsi="Aptos Slab" w:cs="Arial"/>
-          <w:sz w:val="18"/>
-          <w:szCs w:val="18"/>
-        </w:rPr>
-      </w:pPr>
-      <w:r>
-        <w:rPr>
-          <w:rFonts w:ascii="Aptos Slab" w:hAnsi="Aptos Slab" w:cs="Arial"/>
-          <w:sz w:val="18"/>
-          <w:szCs w:val="18"/>
-        </w:rPr>
-        <w:t xml:space="preserve">      "Effect": "Allow",</w:t>
-      </w:r>
-    </w:p>
-    <w:p>
-      <w:pPr>
-        <w:ind w:left="720"/>
-        <w:rPr>
-          <w:rFonts w:ascii="Aptos Slab" w:hAnsi="Aptos Slab" w:cs="Arial"/>
-          <w:sz w:val="18"/>
-          <w:szCs w:val="18"/>
-        </w:rPr>
-      </w:pPr>
-      <w:r>
-        <w:rPr>
-          <w:rFonts w:ascii="Aptos Slab" w:hAnsi="Aptos Slab" w:cs="Arial"/>
-          <w:sz w:val="18"/>
-          <w:szCs w:val="18"/>
-        </w:rPr>
-        <w:t xml:space="preserve">      "Action": "</w:t>
-      </w:r>
-      <w:proofErr w:type="spellStart"/>
-      <w:proofErr w:type="gramStart"/>
-      <w:r>
-        <w:rPr>
-          <w:rFonts w:ascii="Aptos Slab" w:hAnsi="Aptos Slab" w:cs="Arial"/>
-          <w:sz w:val="18"/>
-          <w:szCs w:val="18"/>
-        </w:rPr>
-        <w:t>eks:DescribeCluster</w:t>
-      </w:r>
-      <w:proofErr w:type="spellEnd"/>
-      <w:proofErr w:type="gramEnd"/>
-      <w:r>
-        <w:rPr>
-          <w:rFonts w:ascii="Aptos Slab" w:hAnsi="Aptos Slab" w:cs="Arial"/>
-          <w:sz w:val="18"/>
-          <w:szCs w:val="18"/>
-        </w:rPr>
-        <w:t>",</w:t>
-      </w:r>
-    </w:p>
-    <w:p>
-      <w:pPr>
-        <w:ind w:left="720"/>
-        <w:rPr>
-          <w:rFonts w:ascii="Aptos Slab" w:hAnsi="Aptos Slab" w:cs="Arial"/>
-          <w:sz w:val="18"/>
-          <w:szCs w:val="18"/>
-        </w:rPr>
-      </w:pPr>
-      <w:r>
-        <w:rPr>
-          <w:rFonts w:ascii="Aptos Slab" w:hAnsi="Aptos Slab" w:cs="Arial"/>
-          <w:sz w:val="18"/>
-          <w:szCs w:val="18"/>
-        </w:rPr>
-        <w:t xml:space="preserve">      "Resource": "</w:t>
-      </w:r>
-      <w:proofErr w:type="gramStart"/>
-      <w:r>
-        <w:rPr>
-          <w:rFonts w:ascii="Aptos Slab" w:hAnsi="Aptos Slab" w:cs="Arial"/>
-          <w:sz w:val="18"/>
-          <w:szCs w:val="18"/>
-        </w:rPr>
-        <w:t>arn:aws</w:t>
-      </w:r>
-      <w:proofErr w:type="gramEnd"/>
-      <w:r>
-        <w:rPr>
-          <w:rFonts w:ascii="Aptos Slab" w:hAnsi="Aptos Slab" w:cs="Arial"/>
+        <w:ind w:left="720"/>
+        <w:rPr>
+          <w:rFonts w:ascii="Aptos Slab" w:hAnsi="Aptos Slab" w:cs="Arial"/>
+          <w:sz w:val="20"/>
+          <w:szCs w:val="20"/>
+        </w:rPr>
+      </w:pPr>
+      <w:r>
+        <w:rPr>
+          <w:rFonts w:ascii="Aptos Slab" w:hAnsi="Aptos Slab" w:cs="Arial"/>
+          <w:sz w:val="20"/>
+          <w:szCs w:val="20"/>
+        </w:rPr>
+        <w:t>Add-</w:t>
+      </w:r>
+      <w:proofErr w:type="gramStart"/>
+      <w:r>
+        <w:rPr>
+          <w:rFonts w:ascii="Aptos Slab" w:hAnsi="Aptos Slab" w:cs="Arial"/>
+          <w:sz w:val="20"/>
+          <w:szCs w:val="20"/>
+        </w:rPr>
+        <w:t>Policy :</w:t>
+      </w:r>
+      <w:proofErr w:type="gramEnd"/>
+      <w:r>
+        <w:rPr>
+          <w:rFonts w:ascii="Aptos Slab" w:hAnsi="Aptos Slab" w:cs="Arial"/>
+          <w:sz w:val="20"/>
+          <w:szCs w:val="20"/>
+        </w:rPr>
+        <w:t xml:space="preserve"> </w:t>
+      </w:r>
+      <w:r>
+        <w:rPr>
+          <w:rFonts w:ascii="Aptos Slab" w:hAnsi="Aptos Slab" w:cs="Arial"/>
+          <w:sz w:val="20"/>
+          <w:szCs w:val="20"/>
+        </w:rPr>
+        <w:t xml:space="preserve"> </w:t>
+      </w:r>
+      <w:hyperlink r:id="rId10" w:anchor="/policies/details/arn%3Aaws%3Aiam%3A%3Aaws%3Apolicy%2FAmazonEKSWorkerNodePolicy" w:tgtFrame="_blank" w:history="1">
+        <w:proofErr w:type="spellStart"/>
+        <w:r>
+          <w:rPr>
+            <w:rStyle w:val="Hyperlink"/>
+            <w:rFonts w:ascii="Aptos Slab" w:hAnsi="Aptos Slab" w:cs="Arial"/>
+            <w:sz w:val="20"/>
+            <w:szCs w:val="20"/>
+          </w:rPr>
+          <w:t>AmazonEKSWorkerNodePolicy</w:t>
+        </w:r>
+        <w:proofErr w:type="spellEnd"/>
+      </w:hyperlink>
+    </w:p>
+    <w:p>
+      <w:pPr>
+        <w:ind w:left="720"/>
+        <w:rPr>
+          <w:rFonts w:ascii="Aptos Slab" w:hAnsi="Aptos Slab" w:cs="Arial"/>
+          <w:sz w:val="20"/>
+          <w:szCs w:val="20"/>
+        </w:rPr>
+      </w:pPr>
+      <w:r>
+        <w:rPr>
+          <w:rFonts w:ascii="Aptos Slab" w:hAnsi="Aptos Slab" w:cs="Arial"/>
+          <w:sz w:val="20"/>
+          <w:szCs w:val="20"/>
+        </w:rPr>
+        <w:t>Add-</w:t>
+      </w:r>
+      <w:proofErr w:type="gramStart"/>
+      <w:r>
+        <w:rPr>
+          <w:rFonts w:ascii="Aptos Slab" w:hAnsi="Aptos Slab" w:cs="Arial"/>
+          <w:sz w:val="20"/>
+          <w:szCs w:val="20"/>
+        </w:rPr>
+        <w:t>Policy :</w:t>
+      </w:r>
+      <w:proofErr w:type="gramEnd"/>
+      <w:r>
+        <w:rPr>
+          <w:rFonts w:ascii="Aptos Slab" w:hAnsi="Aptos Slab" w:cs="Arial"/>
+          <w:sz w:val="20"/>
+          <w:szCs w:val="20"/>
+        </w:rPr>
+        <w:t xml:space="preserve"> </w:t>
+      </w:r>
+      <w:r>
+        <w:rPr>
+          <w:rFonts w:ascii="Aptos Slab" w:hAnsi="Aptos Slab" w:cs="Arial"/>
+          <w:sz w:val="20"/>
+          <w:szCs w:val="20"/>
+        </w:rPr>
+        <w:t xml:space="preserve"> </w:t>
+      </w:r>
+      <w:hyperlink r:id="rId11" w:anchor="/policies/details/arn%3Aaws%3Aiam%3A%3Aaws%3Apolicy%2FAmazonSSMManagedInstanceCore" w:tgtFrame="_blank" w:history="1">
+        <w:proofErr w:type="spellStart"/>
+        <w:r>
+          <w:rPr>
+            <w:rStyle w:val="Hyperlink"/>
+            <w:rFonts w:ascii="Aptos Slab" w:hAnsi="Aptos Slab" w:cs="Arial"/>
+            <w:sz w:val="20"/>
+            <w:szCs w:val="20"/>
+          </w:rPr>
+          <w:t>AmazonSSMManagedInstanceCore</w:t>
+        </w:r>
+        <w:proofErr w:type="spellEnd"/>
+      </w:hyperlink>
+    </w:p>
+    <w:p>
+      <w:pPr>
+        <w:rPr>
+          <w:rFonts w:ascii="Aptos Slab" w:hAnsi="Aptos Slab" w:cs="Arial"/>
+          <w:color w:val="E97132" w:themeColor="accent2"/>
+        </w:rPr>
+      </w:pPr>
+      <w:r>
+        <w:rPr>
+          <w:rFonts w:ascii="Aptos Slab" w:hAnsi="Aptos Slab" w:cs="Arial"/>
+          <w:color w:val="E97132" w:themeColor="accent2"/>
+        </w:rPr>
+        <w:t># ec2nodeclass.yaml</w:t>
+      </w:r>
+    </w:p>
+    <w:p>
+      <w:pPr>
+        <w:ind w:left="720"/>
+        <w:rPr>
+          <w:rFonts w:ascii="Aptos Slab" w:hAnsi="Aptos Slab" w:cs="Arial"/>
+          <w:color w:val="8DD873" w:themeColor="accent6" w:themeTint="99"/>
+          <w:sz w:val="18"/>
+          <w:szCs w:val="18"/>
+        </w:rPr>
+      </w:pPr>
+      <w:proofErr w:type="spellStart"/>
+      <w:r>
+        <w:rPr>
+          <w:rFonts w:ascii="Aptos Slab" w:hAnsi="Aptos Slab" w:cs="Arial"/>
+          <w:color w:val="8DD873" w:themeColor="accent6" w:themeTint="99"/>
+          <w:sz w:val="18"/>
+          <w:szCs w:val="18"/>
+        </w:rPr>
+        <w:t>apiVersion</w:t>
+      </w:r>
+      <w:proofErr w:type="spellEnd"/>
+      <w:r>
+        <w:rPr>
+          <w:rFonts w:ascii="Aptos Slab" w:hAnsi="Aptos Slab" w:cs="Arial"/>
+          <w:color w:val="8DD873" w:themeColor="accent6" w:themeTint="99"/>
+          <w:sz w:val="18"/>
+          <w:szCs w:val="18"/>
+        </w:rPr>
+        <w:t>: karpenter.k8s.aws/v1</w:t>
+      </w:r>
+    </w:p>
+    <w:p>
+      <w:pPr>
+        <w:ind w:left="720"/>
+        <w:rPr>
+          <w:rFonts w:ascii="Aptos Slab" w:hAnsi="Aptos Slab" w:cs="Arial"/>
+          <w:color w:val="8DD873" w:themeColor="accent6" w:themeTint="99"/>
+          <w:sz w:val="18"/>
+          <w:szCs w:val="18"/>
+        </w:rPr>
+      </w:pPr>
+      <w:r>
+        <w:rPr>
+          <w:rFonts w:ascii="Aptos Slab" w:hAnsi="Aptos Slab" w:cs="Arial"/>
+          <w:color w:val="8DD873" w:themeColor="accent6" w:themeTint="99"/>
+          <w:sz w:val="18"/>
+          <w:szCs w:val="18"/>
+        </w:rPr>
+        <w:t>kind: EC2NodeClass</w:t>
+      </w:r>
+    </w:p>
+    <w:p>
+      <w:pPr>
+        <w:ind w:left="720"/>
+        <w:rPr>
+          <w:rFonts w:ascii="Aptos Slab" w:hAnsi="Aptos Slab" w:cs="Arial"/>
+          <w:color w:val="8DD873" w:themeColor="accent6" w:themeTint="99"/>
+          <w:sz w:val="18"/>
+          <w:szCs w:val="18"/>
+        </w:rPr>
+      </w:pPr>
+      <w:r>
+        <w:rPr>
+          <w:rFonts w:ascii="Aptos Slab" w:hAnsi="Aptos Slab" w:cs="Arial"/>
+          <w:color w:val="8DD873" w:themeColor="accent6" w:themeTint="99"/>
+          <w:sz w:val="18"/>
+          <w:szCs w:val="18"/>
+        </w:rPr>
+        <w:t>metadata:</w:t>
+      </w:r>
+    </w:p>
+    <w:p>
+      <w:pPr>
+        <w:ind w:left="720"/>
+        <w:rPr>
+          <w:rFonts w:ascii="Aptos Slab" w:hAnsi="Aptos Slab" w:cs="Arial"/>
+          <w:color w:val="8DD873" w:themeColor="accent6" w:themeTint="99"/>
+          <w:sz w:val="18"/>
+          <w:szCs w:val="18"/>
+        </w:rPr>
+      </w:pPr>
+      <w:r>
+        <w:rPr>
+          <w:rFonts w:ascii="Aptos Slab" w:hAnsi="Aptos Slab" w:cs="Arial"/>
+          <w:color w:val="8DD873" w:themeColor="accent6" w:themeTint="99"/>
+          <w:sz w:val="18"/>
+          <w:szCs w:val="18"/>
+        </w:rPr>
+        <w:t xml:space="preserve">  name: default</w:t>
+      </w:r>
+    </w:p>
+    <w:p>
+      <w:pPr>
+        <w:ind w:left="720"/>
+        <w:rPr>
+          <w:rFonts w:ascii="Aptos Slab" w:hAnsi="Aptos Slab" w:cs="Arial"/>
+          <w:color w:val="8DD873" w:themeColor="accent6" w:themeTint="99"/>
+          <w:sz w:val="18"/>
+          <w:szCs w:val="18"/>
+        </w:rPr>
+      </w:pPr>
+      <w:r>
+        <w:rPr>
+          <w:rFonts w:ascii="Aptos Slab" w:hAnsi="Aptos Slab" w:cs="Arial"/>
+          <w:color w:val="8DD873" w:themeColor="accent6" w:themeTint="99"/>
+          <w:sz w:val="18"/>
+          <w:szCs w:val="18"/>
+        </w:rPr>
+        <w:t>spec:</w:t>
+      </w:r>
+    </w:p>
+    <w:p>
+      <w:pPr>
+        <w:ind w:left="720"/>
+        <w:rPr>
+          <w:rFonts w:ascii="Aptos Slab" w:hAnsi="Aptos Slab" w:cs="Arial"/>
+          <w:color w:val="8DD873" w:themeColor="accent6" w:themeTint="99"/>
+          <w:sz w:val="18"/>
+          <w:szCs w:val="18"/>
+        </w:rPr>
+      </w:pPr>
+      <w:r>
+        <w:rPr>
+          <w:rFonts w:ascii="Aptos Slab" w:hAnsi="Aptos Slab" w:cs="Arial"/>
+          <w:color w:val="8DD873" w:themeColor="accent6" w:themeTint="99"/>
+          <w:sz w:val="18"/>
+          <w:szCs w:val="18"/>
+        </w:rPr>
+        <w:t xml:space="preserve">  </w:t>
+      </w:r>
+      <w:proofErr w:type="spellStart"/>
+      <w:r>
+        <w:rPr>
+          <w:rFonts w:ascii="Aptos Slab" w:hAnsi="Aptos Slab" w:cs="Arial"/>
+          <w:color w:val="8DD873" w:themeColor="accent6" w:themeTint="99"/>
+          <w:sz w:val="18"/>
+          <w:szCs w:val="18"/>
+        </w:rPr>
+        <w:t>amiSelectorTerms</w:t>
+      </w:r>
+      <w:proofErr w:type="spellEnd"/>
+      <w:r>
+        <w:rPr>
+          <w:rFonts w:ascii="Aptos Slab" w:hAnsi="Aptos Slab" w:cs="Arial"/>
+          <w:color w:val="8DD873" w:themeColor="accent6" w:themeTint="99"/>
           <w:sz w:val="18"/>
           <w:szCs w:val="18"/>
         </w:rPr>
         <w:t>:</w:t>
       </w:r>
-      <w:proofErr w:type="gramStart"/>
-      <w:r>
-        <w:rPr>
-          <w:rFonts w:ascii="Aptos Slab" w:hAnsi="Aptos Slab" w:cs="Arial"/>
-          <w:sz w:val="18"/>
-          <w:szCs w:val="18"/>
-        </w:rPr>
-        <w:t>eks:ap</w:t>
-      </w:r>
-      <w:proofErr w:type="gramEnd"/>
-      <w:r>
-        <w:rPr>
-          <w:rFonts w:ascii="Aptos Slab" w:hAnsi="Aptos Slab" w:cs="Arial"/>
-          <w:sz w:val="18"/>
-          <w:szCs w:val="18"/>
-        </w:rPr>
-        <w:t>-south-</w:t>
-      </w:r>
-      <w:proofErr w:type="gramStart"/>
-      <w:r>
-        <w:rPr>
-          <w:rFonts w:ascii="Aptos Slab" w:hAnsi="Aptos Slab" w:cs="Arial"/>
-          <w:sz w:val="18"/>
-          <w:szCs w:val="18"/>
-        </w:rPr>
-        <w:t>1:794038238336:cluster</w:t>
-      </w:r>
-      <w:proofErr w:type="gramEnd"/>
-      <w:r>
-        <w:rPr>
-          <w:rFonts w:ascii="Aptos Slab" w:hAnsi="Aptos Slab" w:cs="Arial"/>
-          <w:sz w:val="18"/>
-          <w:szCs w:val="18"/>
-        </w:rPr>
-        <w:t>/crypto-staging"</w:t>
-      </w:r>
-    </w:p>
-    <w:p>
-      <w:pPr>
-        <w:ind w:left="720"/>
-        <w:rPr>
-          <w:rFonts w:ascii="Aptos Slab" w:hAnsi="Aptos Slab" w:cs="Arial"/>
-          <w:sz w:val="18"/>
-          <w:szCs w:val="18"/>
-        </w:rPr>
-      </w:pPr>
-      <w:r>
-        <w:rPr>
-          <w:rFonts w:ascii="Aptos Slab" w:hAnsi="Aptos Slab" w:cs="Arial"/>
-          <w:sz w:val="18"/>
-          <w:szCs w:val="18"/>
-        </w:rPr>
-        <w:t xml:space="preserve">    },</w:t>
-      </w:r>
-    </w:p>
-    <w:p>
-      <w:pPr>
-        <w:ind w:left="720"/>
-        <w:rPr>
-          <w:rFonts w:ascii="Aptos Slab" w:hAnsi="Aptos Slab" w:cs="Arial"/>
-          <w:sz w:val="18"/>
-          <w:szCs w:val="18"/>
-        </w:rPr>
-      </w:pPr>
-      <w:r>
-        <w:rPr>
-          <w:rFonts w:ascii="Aptos Slab" w:hAnsi="Aptos Slab" w:cs="Arial"/>
-          <w:sz w:val="18"/>
-          <w:szCs w:val="18"/>
-        </w:rPr>
-        <w:t xml:space="preserve">    {</w:t>
-      </w:r>
-    </w:p>
-    <w:p>
-      <w:pPr>
-        <w:ind w:left="720"/>
-        <w:rPr>
-          <w:rFonts w:ascii="Aptos Slab" w:hAnsi="Aptos Slab" w:cs="Arial"/>
-          <w:sz w:val="18"/>
-          <w:szCs w:val="18"/>
-        </w:rPr>
-      </w:pPr>
-      <w:r>
-        <w:rPr>
-          <w:rFonts w:ascii="Aptos Slab" w:hAnsi="Aptos Slab" w:cs="Arial"/>
-          <w:sz w:val="18"/>
-          <w:szCs w:val="18"/>
-        </w:rPr>
-        <w:t xml:space="preserve">      "Sid": "</w:t>
-      </w:r>
-      <w:proofErr w:type="spellStart"/>
-      <w:r>
-        <w:rPr>
-          <w:rFonts w:ascii="Aptos Slab" w:hAnsi="Aptos Slab" w:cs="Arial"/>
-          <w:sz w:val="18"/>
-          <w:szCs w:val="18"/>
-        </w:rPr>
-        <w:t>AllowPassNodeRole</w:t>
-      </w:r>
-      <w:proofErr w:type="spellEnd"/>
-      <w:r>
-        <w:rPr>
-          <w:rFonts w:ascii="Aptos Slab" w:hAnsi="Aptos Slab" w:cs="Arial"/>
-          <w:sz w:val="18"/>
-          <w:szCs w:val="18"/>
-        </w:rPr>
-        <w:t>",</w:t>
-      </w:r>
-    </w:p>
-    <w:p>
-      <w:pPr>
-        <w:ind w:left="720"/>
-        <w:rPr>
-          <w:rFonts w:ascii="Aptos Slab" w:hAnsi="Aptos Slab" w:cs="Arial"/>
-          <w:sz w:val="18"/>
-          <w:szCs w:val="18"/>
-        </w:rPr>
-      </w:pPr>
-      <w:r>
-        <w:rPr>
-          <w:rFonts w:ascii="Aptos Slab" w:hAnsi="Aptos Slab" w:cs="Arial"/>
-          <w:sz w:val="18"/>
-          <w:szCs w:val="18"/>
-        </w:rPr>
-        <w:t xml:space="preserve">      "Effect": "Allow",</w:t>
-      </w:r>
-    </w:p>
-    <w:p>
-      <w:pPr>
-        <w:ind w:left="720"/>
-        <w:rPr>
-          <w:rFonts w:ascii="Aptos Slab" w:hAnsi="Aptos Slab" w:cs="Arial"/>
-          <w:sz w:val="18"/>
-          <w:szCs w:val="18"/>
-        </w:rPr>
-      </w:pPr>
-      <w:r>
-        <w:rPr>
-          <w:rFonts w:ascii="Aptos Slab" w:hAnsi="Aptos Slab" w:cs="Arial"/>
-          <w:sz w:val="18"/>
-          <w:szCs w:val="18"/>
-        </w:rPr>
-        <w:t xml:space="preserve">      "Action": "</w:t>
-      </w:r>
-      <w:proofErr w:type="spellStart"/>
-      <w:proofErr w:type="gramStart"/>
-      <w:r>
-        <w:rPr>
-          <w:rFonts w:ascii="Aptos Slab" w:hAnsi="Aptos Slab" w:cs="Arial"/>
-          <w:sz w:val="18"/>
-          <w:szCs w:val="18"/>
-        </w:rPr>
-        <w:t>iam:PassRole</w:t>
-      </w:r>
-      <w:proofErr w:type="spellEnd"/>
-      <w:proofErr w:type="gramEnd"/>
-      <w:r>
-        <w:rPr>
-          <w:rFonts w:ascii="Aptos Slab" w:hAnsi="Aptos Slab" w:cs="Arial"/>
-          <w:sz w:val="18"/>
-          <w:szCs w:val="18"/>
-        </w:rPr>
-        <w:t>",</w:t>
-      </w:r>
-    </w:p>
-    <w:p>
-      <w:pPr>
-        <w:ind w:left="720"/>
-        <w:rPr>
-          <w:rFonts w:ascii="Aptos Slab" w:hAnsi="Aptos Slab" w:cs="Arial"/>
-          <w:sz w:val="18"/>
-          <w:szCs w:val="18"/>
-        </w:rPr>
-      </w:pPr>
-      <w:r>
-        <w:rPr>
-          <w:rFonts w:ascii="Aptos Slab" w:hAnsi="Aptos Slab" w:cs="Arial"/>
-          <w:sz w:val="18"/>
-          <w:szCs w:val="18"/>
-        </w:rPr>
-        <w:t xml:space="preserve">      "Resource": "</w:t>
-      </w:r>
-      <w:proofErr w:type="gramStart"/>
-      <w:r>
-        <w:rPr>
-          <w:rFonts w:ascii="Aptos Slab" w:hAnsi="Aptos Slab" w:cs="Arial"/>
-          <w:sz w:val="18"/>
-          <w:szCs w:val="18"/>
-        </w:rPr>
-        <w:t>arn:aws</w:t>
-      </w:r>
-      <w:proofErr w:type="gramEnd"/>
-      <w:r>
-        <w:rPr>
-          <w:rFonts w:ascii="Aptos Slab" w:hAnsi="Aptos Slab" w:cs="Arial"/>
+    </w:p>
+    <w:p>
+      <w:pPr>
+        <w:ind w:left="720"/>
+        <w:rPr>
+          <w:rFonts w:ascii="Aptos Slab" w:hAnsi="Aptos Slab" w:cs="Arial"/>
+          <w:color w:val="8DD873" w:themeColor="accent6" w:themeTint="99"/>
+          <w:sz w:val="18"/>
+          <w:szCs w:val="18"/>
+        </w:rPr>
+      </w:pPr>
+      <w:r>
+        <w:rPr>
+          <w:rFonts w:ascii="Aptos Slab" w:hAnsi="Aptos Slab" w:cs="Arial"/>
+          <w:color w:val="8DD873" w:themeColor="accent6" w:themeTint="99"/>
+          <w:sz w:val="18"/>
+          <w:szCs w:val="18"/>
+        </w:rPr>
+        <w:t xml:space="preserve">    - alias: al2023@latest        </w:t>
+      </w:r>
+      <w:r>
+        <w:rPr>
+          <w:rFonts w:ascii="Aptos Slab" w:hAnsi="Aptos Slab" w:cs="Arial"/>
+          <w:color w:val="FF0000"/>
+          <w:sz w:val="18"/>
+          <w:szCs w:val="18"/>
+        </w:rPr>
+        <w:t># Always use latest EKS-optimized AL2023 AMI</w:t>
+      </w:r>
+    </w:p>
+    <w:p>
+      <w:pPr>
+        <w:ind w:left="720"/>
+        <w:rPr>
+          <w:rFonts w:ascii="Aptos Slab" w:hAnsi="Aptos Slab" w:cs="Arial"/>
+          <w:color w:val="8DD873" w:themeColor="accent6" w:themeTint="99"/>
+          <w:sz w:val="18"/>
+          <w:szCs w:val="18"/>
+        </w:rPr>
+      </w:pPr>
+      <w:r>
+        <w:rPr>
+          <w:rFonts w:ascii="Aptos Slab" w:hAnsi="Aptos Slab" w:cs="Arial"/>
+          <w:color w:val="8DD873" w:themeColor="accent6" w:themeTint="99"/>
+          <w:sz w:val="18"/>
+          <w:szCs w:val="18"/>
+        </w:rPr>
+        <w:t xml:space="preserve">  role: </w:t>
+      </w:r>
+      <w:proofErr w:type="spellStart"/>
+      <w:r>
+        <w:rPr>
+          <w:rFonts w:ascii="Aptos Slab" w:hAnsi="Aptos Slab" w:cs="Arial"/>
+          <w:color w:val="8DD873" w:themeColor="accent6" w:themeTint="99"/>
+          <w:sz w:val="18"/>
+          <w:szCs w:val="18"/>
+        </w:rPr>
+        <w:t>KarpenterNodeRole</w:t>
+      </w:r>
+      <w:proofErr w:type="spellEnd"/>
+      <w:r>
+        <w:rPr>
+          <w:rFonts w:ascii="Aptos Slab" w:hAnsi="Aptos Slab" w:cs="Arial"/>
+          <w:color w:val="8DD873" w:themeColor="accent6" w:themeTint="99"/>
+          <w:sz w:val="18"/>
+          <w:szCs w:val="18"/>
+        </w:rPr>
+        <w:t>-crypto-staging</w:t>
+      </w:r>
+    </w:p>
+    <w:p>
+      <w:pPr>
+        <w:ind w:left="720"/>
+        <w:rPr>
+          <w:rFonts w:ascii="Aptos Slab" w:hAnsi="Aptos Slab" w:cs="Arial"/>
+          <w:color w:val="8DD873" w:themeColor="accent6" w:themeTint="99"/>
+          <w:sz w:val="18"/>
+          <w:szCs w:val="18"/>
+        </w:rPr>
+      </w:pPr>
+      <w:r>
+        <w:rPr>
+          <w:rFonts w:ascii="Aptos Slab" w:hAnsi="Aptos Slab" w:cs="Arial"/>
+          <w:color w:val="8DD873" w:themeColor="accent6" w:themeTint="99"/>
+          <w:sz w:val="18"/>
+          <w:szCs w:val="18"/>
+        </w:rPr>
+        <w:t xml:space="preserve">  </w:t>
+      </w:r>
+      <w:proofErr w:type="spellStart"/>
+      <w:r>
+        <w:rPr>
+          <w:rFonts w:ascii="Aptos Slab" w:hAnsi="Aptos Slab" w:cs="Arial"/>
+          <w:color w:val="8DD873" w:themeColor="accent6" w:themeTint="99"/>
+          <w:sz w:val="18"/>
+          <w:szCs w:val="18"/>
+        </w:rPr>
+        <w:t>subnetSelectorTerms</w:t>
+      </w:r>
+      <w:proofErr w:type="spellEnd"/>
+      <w:r>
+        <w:rPr>
+          <w:rFonts w:ascii="Aptos Slab" w:hAnsi="Aptos Slab" w:cs="Arial"/>
+          <w:color w:val="8DD873" w:themeColor="accent6" w:themeTint="99"/>
           <w:sz w:val="18"/>
           <w:szCs w:val="18"/>
         </w:rPr>
         <w:t>:</w:t>
       </w:r>
-      <w:proofErr w:type="gramStart"/>
-      <w:r>
-        <w:rPr>
-          <w:rFonts w:ascii="Aptos Slab" w:hAnsi="Aptos Slab" w:cs="Arial"/>
-          <w:sz w:val="18"/>
-          <w:szCs w:val="18"/>
-        </w:rPr>
-        <w:t>iam::794038238336:role</w:t>
-      </w:r>
-      <w:proofErr w:type="gramEnd"/>
-      <w:r>
-        <w:rPr>
-          <w:rFonts w:ascii="Aptos Slab" w:hAnsi="Aptos Slab" w:cs="Arial"/>
-          <w:sz w:val="18"/>
-          <w:szCs w:val="18"/>
-        </w:rPr>
-        <w:t>/KarpenterNodeRole-crypto-staging",</w:t>
-      </w:r>
-    </w:p>
-    <w:p>
-      <w:pPr>
-        <w:ind w:left="720"/>
-        <w:rPr>
-          <w:rFonts w:ascii="Aptos Slab" w:hAnsi="Aptos Slab" w:cs="Arial"/>
-          <w:sz w:val="18"/>
-          <w:szCs w:val="18"/>
-        </w:rPr>
-      </w:pPr>
-      <w:r>
-        <w:rPr>
-          <w:rFonts w:ascii="Aptos Slab" w:hAnsi="Aptos Slab" w:cs="Arial"/>
-          <w:sz w:val="18"/>
-          <w:szCs w:val="18"/>
-        </w:rPr>
-        <w:t xml:space="preserve">      "Condition</w:t>
-      </w:r>
-      <w:proofErr w:type="gramStart"/>
-      <w:r>
-        <w:rPr>
-          <w:rFonts w:ascii="Aptos Slab" w:hAnsi="Aptos Slab" w:cs="Arial"/>
-          <w:sz w:val="18"/>
-          <w:szCs w:val="18"/>
-        </w:rPr>
-        <w:t>": {</w:t>
-      </w:r>
-      <w:proofErr w:type="gramEnd"/>
-    </w:p>
-    <w:p>
-      <w:pPr>
-        <w:ind w:left="720"/>
-        <w:rPr>
-          <w:rFonts w:ascii="Aptos Slab" w:hAnsi="Aptos Slab" w:cs="Arial"/>
-          <w:sz w:val="18"/>
-          <w:szCs w:val="18"/>
-        </w:rPr>
-      </w:pPr>
-      <w:r>
-        <w:rPr>
-          <w:rFonts w:ascii="Aptos Slab" w:hAnsi="Aptos Slab" w:cs="Arial"/>
-          <w:sz w:val="18"/>
-          <w:szCs w:val="18"/>
-        </w:rPr>
-        <w:t xml:space="preserve">        "StringEquals</w:t>
-      </w:r>
-      <w:proofErr w:type="gramStart"/>
-      <w:r>
-        <w:rPr>
-          <w:rFonts w:ascii="Aptos Slab" w:hAnsi="Aptos Slab" w:cs="Arial"/>
-          <w:sz w:val="18"/>
-          <w:szCs w:val="18"/>
-        </w:rPr>
-        <w:t>": {</w:t>
-      </w:r>
-      <w:proofErr w:type="gramEnd"/>
-    </w:p>
-    <w:p>
-      <w:pPr>
-        <w:ind w:left="720"/>
-        <w:rPr>
-          <w:rFonts w:ascii="Aptos Slab" w:hAnsi="Aptos Slab" w:cs="Arial"/>
-          <w:sz w:val="18"/>
-          <w:szCs w:val="18"/>
-        </w:rPr>
-      </w:pPr>
-      <w:r>
-        <w:rPr>
-          <w:rFonts w:ascii="Aptos Slab" w:hAnsi="Aptos Slab" w:cs="Arial"/>
-          <w:sz w:val="18"/>
-          <w:szCs w:val="18"/>
-        </w:rPr>
-        <w:t xml:space="preserve">          "</w:t>
-      </w:r>
-      <w:proofErr w:type="spellStart"/>
-      <w:proofErr w:type="gramStart"/>
-      <w:r>
-        <w:rPr>
-          <w:rFonts w:ascii="Aptos Slab" w:hAnsi="Aptos Slab" w:cs="Arial"/>
-          <w:sz w:val="18"/>
-          <w:szCs w:val="18"/>
-        </w:rPr>
-        <w:t>iam:PassedToService</w:t>
-      </w:r>
-      <w:proofErr w:type="spellEnd"/>
-      <w:proofErr w:type="gramEnd"/>
-      <w:r>
-        <w:rPr>
-          <w:rFonts w:ascii="Aptos Slab" w:hAnsi="Aptos Slab" w:cs="Arial"/>
-          <w:sz w:val="18"/>
-          <w:szCs w:val="18"/>
-        </w:rPr>
-        <w:t>": "ec2.amazonaws.com"</w:t>
-      </w:r>
-    </w:p>
-    <w:p>
-      <w:pPr>
-        <w:ind w:left="720"/>
-        <w:rPr>
-          <w:rFonts w:ascii="Aptos Slab" w:hAnsi="Aptos Slab" w:cs="Arial"/>
-          <w:sz w:val="18"/>
-          <w:szCs w:val="18"/>
-        </w:rPr>
-      </w:pPr>
-      <w:r>
-        <w:rPr>
-          <w:rFonts w:ascii="Aptos Slab" w:hAnsi="Aptos Slab" w:cs="Arial"/>
-          <w:sz w:val="18"/>
-          <w:szCs w:val="18"/>
-        </w:rPr>
-        <w:t xml:space="preserve">        }</w:t>
-      </w:r>
-    </w:p>
-    <w:p>
-      <w:pPr>
-        <w:ind w:left="720"/>
-        <w:rPr>
-          <w:rFonts w:ascii="Aptos Slab" w:hAnsi="Aptos Slab" w:cs="Arial"/>
-          <w:sz w:val="18"/>
-          <w:szCs w:val="18"/>
-        </w:rPr>
-      </w:pPr>
-      <w:r>
-        <w:rPr>
-          <w:rFonts w:ascii="Aptos Slab" w:hAnsi="Aptos Slab" w:cs="Arial"/>
-          <w:sz w:val="18"/>
-          <w:szCs w:val="18"/>
-        </w:rPr>
-        <w:t xml:space="preserve">      }</w:t>
-      </w:r>
-    </w:p>
-    <w:p>
-      <w:pPr>
-        <w:ind w:left="720"/>
-        <w:rPr>
-          <w:rFonts w:ascii="Aptos Slab" w:hAnsi="Aptos Slab" w:cs="Arial"/>
-          <w:sz w:val="18"/>
-          <w:szCs w:val="18"/>
-        </w:rPr>
-      </w:pPr>
-      <w:r>
-        <w:rPr>
-          <w:rFonts w:ascii="Aptos Slab" w:hAnsi="Aptos Slab" w:cs="Arial"/>
-          <w:sz w:val="18"/>
-          <w:szCs w:val="18"/>
-        </w:rPr>
-        <w:t xml:space="preserve">    },</w:t>
-      </w:r>
-    </w:p>
-    <w:p>
-      <w:pPr>
-        <w:ind w:left="720"/>
-        <w:rPr>
-          <w:rFonts w:ascii="Aptos Slab" w:hAnsi="Aptos Slab" w:cs="Arial"/>
-          <w:sz w:val="18"/>
-          <w:szCs w:val="18"/>
-        </w:rPr>
-      </w:pPr>
-      <w:r>
-        <w:rPr>
-          <w:rFonts w:ascii="Aptos Slab" w:hAnsi="Aptos Slab" w:cs="Arial"/>
-          <w:sz w:val="18"/>
-          <w:szCs w:val="18"/>
-        </w:rPr>
-        <w:t xml:space="preserve">    {</w:t>
-      </w:r>
-    </w:p>
-    <w:p>
-      <w:pPr>
-        <w:ind w:left="720"/>
-        <w:rPr>
-          <w:rFonts w:ascii="Aptos Slab" w:hAnsi="Aptos Slab" w:cs="Arial"/>
-          <w:sz w:val="18"/>
-          <w:szCs w:val="18"/>
-        </w:rPr>
-      </w:pPr>
-      <w:r>
-        <w:rPr>
-          <w:rFonts w:ascii="Aptos Slab" w:hAnsi="Aptos Slab" w:cs="Arial"/>
-          <w:sz w:val="18"/>
-          <w:szCs w:val="18"/>
-        </w:rPr>
-        <w:t xml:space="preserve">      "Sid": "</w:t>
-      </w:r>
-      <w:proofErr w:type="spellStart"/>
-      <w:r>
-        <w:rPr>
-          <w:rFonts w:ascii="Aptos Slab" w:hAnsi="Aptos Slab" w:cs="Arial"/>
-          <w:sz w:val="18"/>
-          <w:szCs w:val="18"/>
-        </w:rPr>
-        <w:t>AllowInstanceProfileManagement</w:t>
-      </w:r>
-      <w:proofErr w:type="spellEnd"/>
-      <w:r>
-        <w:rPr>
-          <w:rFonts w:ascii="Aptos Slab" w:hAnsi="Aptos Slab" w:cs="Arial"/>
-          <w:sz w:val="18"/>
-          <w:szCs w:val="18"/>
-        </w:rPr>
-        <w:t>",</w:t>
-      </w:r>
-    </w:p>
-    <w:p>
-      <w:pPr>
-        <w:ind w:left="720"/>
-        <w:rPr>
-          <w:rFonts w:ascii="Aptos Slab" w:hAnsi="Aptos Slab" w:cs="Arial"/>
-          <w:sz w:val="18"/>
-          <w:szCs w:val="18"/>
-        </w:rPr>
-      </w:pPr>
-      <w:r>
-        <w:rPr>
-          <w:rFonts w:ascii="Aptos Slab" w:hAnsi="Aptos Slab" w:cs="Arial"/>
-          <w:sz w:val="18"/>
-          <w:szCs w:val="18"/>
-        </w:rPr>
-        <w:t xml:space="preserve">      "Effect": "Allow",</w:t>
-      </w:r>
-    </w:p>
-    <w:p>
-      <w:pPr>
-        <w:ind w:left="720"/>
-        <w:rPr>
-          <w:rFonts w:ascii="Aptos Slab" w:hAnsi="Aptos Slab" w:cs="Arial"/>
-          <w:sz w:val="18"/>
-          <w:szCs w:val="18"/>
-        </w:rPr>
-      </w:pPr>
-      <w:r>
-        <w:rPr>
-          <w:rFonts w:ascii="Aptos Slab" w:hAnsi="Aptos Slab" w:cs="Arial"/>
-          <w:sz w:val="18"/>
-          <w:szCs w:val="18"/>
-        </w:rPr>
-        <w:t xml:space="preserve">      "Action": [</w:t>
-      </w:r>
-    </w:p>
-    <w:p>
-      <w:pPr>
-        <w:ind w:left="720"/>
-        <w:rPr>
-          <w:rFonts w:ascii="Aptos Slab" w:hAnsi="Aptos Slab" w:cs="Arial"/>
-          <w:sz w:val="18"/>
-          <w:szCs w:val="18"/>
-        </w:rPr>
-      </w:pPr>
-      <w:r>
-        <w:rPr>
-          <w:rFonts w:ascii="Aptos Slab" w:hAnsi="Aptos Slab" w:cs="Arial"/>
-          <w:sz w:val="18"/>
-          <w:szCs w:val="18"/>
-        </w:rPr>
-        <w:t xml:space="preserve">        "</w:t>
-      </w:r>
-      <w:proofErr w:type="spellStart"/>
-      <w:proofErr w:type="gramStart"/>
-      <w:r>
-        <w:rPr>
-          <w:rFonts w:ascii="Aptos Slab" w:hAnsi="Aptos Slab" w:cs="Arial"/>
-          <w:sz w:val="18"/>
-          <w:szCs w:val="18"/>
-        </w:rPr>
-        <w:t>iam:CreateInstanceProfile</w:t>
-      </w:r>
-      <w:proofErr w:type="spellEnd"/>
-      <w:proofErr w:type="gramEnd"/>
-      <w:r>
-        <w:rPr>
-          <w:rFonts w:ascii="Aptos Slab" w:hAnsi="Aptos Slab" w:cs="Arial"/>
-          <w:sz w:val="18"/>
-          <w:szCs w:val="18"/>
-        </w:rPr>
-        <w:t>",</w:t>
-      </w:r>
-    </w:p>
-    <w:p>
-      <w:pPr>
-        <w:ind w:left="720"/>
-        <w:rPr>
-          <w:rFonts w:ascii="Aptos Slab" w:hAnsi="Aptos Slab" w:cs="Arial"/>
-          <w:sz w:val="18"/>
-          <w:szCs w:val="18"/>
-        </w:rPr>
-      </w:pPr>
-      <w:r>
-        <w:rPr>
-          <w:rFonts w:ascii="Aptos Slab" w:hAnsi="Aptos Slab" w:cs="Arial"/>
+    </w:p>
+    <w:p>
+      <w:pPr>
+        <w:ind w:left="720"/>
+        <w:rPr>
+          <w:rFonts w:ascii="Aptos Slab" w:hAnsi="Aptos Slab" w:cs="Arial"/>
+          <w:color w:val="8DD873" w:themeColor="accent6" w:themeTint="99"/>
+          <w:sz w:val="18"/>
+          <w:szCs w:val="18"/>
+        </w:rPr>
+      </w:pPr>
+      <w:r>
+        <w:rPr>
+          <w:rFonts w:ascii="Aptos Slab" w:hAnsi="Aptos Slab" w:cs="Arial"/>
+          <w:color w:val="8DD873" w:themeColor="accent6" w:themeTint="99"/>
+          <w:sz w:val="18"/>
+          <w:szCs w:val="18"/>
+        </w:rPr>
+        <w:t xml:space="preserve">    - tags:</w:t>
+      </w:r>
+    </w:p>
+    <w:p>
+      <w:pPr>
+        <w:ind w:left="720"/>
+        <w:rPr>
+          <w:rFonts w:ascii="Aptos Slab" w:hAnsi="Aptos Slab" w:cs="Arial"/>
+          <w:color w:val="8DD873" w:themeColor="accent6" w:themeTint="99"/>
+          <w:sz w:val="18"/>
+          <w:szCs w:val="18"/>
+        </w:rPr>
+      </w:pPr>
+      <w:r>
+        <w:rPr>
+          <w:rFonts w:ascii="Aptos Slab" w:hAnsi="Aptos Slab" w:cs="Arial"/>
+          <w:color w:val="8DD873" w:themeColor="accent6" w:themeTint="99"/>
+          <w:sz w:val="18"/>
+          <w:szCs w:val="18"/>
+        </w:rPr>
+        <w:t xml:space="preserve">        kubernetes.io/cluster/crypto-staging: owned</w:t>
+      </w:r>
+    </w:p>
+    <w:p>
+      <w:pPr>
+        <w:ind w:left="720"/>
+        <w:rPr>
+          <w:rFonts w:ascii="Aptos Slab" w:hAnsi="Aptos Slab" w:cs="Arial"/>
+          <w:color w:val="8DD873" w:themeColor="accent6" w:themeTint="99"/>
+          <w:sz w:val="18"/>
+          <w:szCs w:val="18"/>
+        </w:rPr>
+      </w:pPr>
+      <w:r>
+        <w:rPr>
+          <w:rFonts w:ascii="Aptos Slab" w:hAnsi="Aptos Slab" w:cs="Arial"/>
+          <w:color w:val="8DD873" w:themeColor="accent6" w:themeTint="99"/>
+          <w:sz w:val="18"/>
+          <w:szCs w:val="18"/>
+        </w:rPr>
+        <w:t xml:space="preserve">  </w:t>
+      </w:r>
+      <w:proofErr w:type="spellStart"/>
+      <w:r>
+        <w:rPr>
+          <w:rFonts w:ascii="Aptos Slab" w:hAnsi="Aptos Slab" w:cs="Arial"/>
+          <w:color w:val="8DD873" w:themeColor="accent6" w:themeTint="99"/>
+          <w:sz w:val="18"/>
+          <w:szCs w:val="18"/>
+        </w:rPr>
+        <w:t>securityGroupSelectorTerms</w:t>
+      </w:r>
+      <w:proofErr w:type="spellEnd"/>
+      <w:r>
+        <w:rPr>
+          <w:rFonts w:ascii="Aptos Slab" w:hAnsi="Aptos Slab" w:cs="Arial"/>
+          <w:color w:val="8DD873" w:themeColor="accent6" w:themeTint="99"/>
+          <w:sz w:val="18"/>
+          <w:szCs w:val="18"/>
+        </w:rPr>
+        <w:t>:</w:t>
+      </w:r>
+    </w:p>
+    <w:p>
+      <w:pPr>
+        <w:ind w:left="720"/>
+        <w:rPr>
+          <w:rFonts w:ascii="Aptos Slab" w:hAnsi="Aptos Slab" w:cs="Arial"/>
+          <w:color w:val="8DD873" w:themeColor="accent6" w:themeTint="99"/>
+          <w:sz w:val="18"/>
+          <w:szCs w:val="18"/>
+        </w:rPr>
+      </w:pPr>
+      <w:r>
+        <w:rPr>
+          <w:rFonts w:ascii="Aptos Slab" w:hAnsi="Aptos Slab" w:cs="Arial"/>
+          <w:color w:val="8DD873" w:themeColor="accent6" w:themeTint="99"/>
           <w:sz w:val="18"/>
           <w:szCs w:val="18"/>
         </w:rPr>
         <w:lastRenderedPageBreak/>
-        <w:t xml:space="preserve">        "</w:t>
-      </w:r>
-      <w:proofErr w:type="spellStart"/>
-      <w:proofErr w:type="gramStart"/>
-      <w:r>
-        <w:rPr>
-          <w:rFonts w:ascii="Aptos Slab" w:hAnsi="Aptos Slab" w:cs="Arial"/>
-          <w:sz w:val="18"/>
-          <w:szCs w:val="18"/>
-        </w:rPr>
-        <w:t>iam:TagInstanceProfile</w:t>
-      </w:r>
-      <w:proofErr w:type="spellEnd"/>
-      <w:proofErr w:type="gramEnd"/>
-      <w:r>
-        <w:rPr>
-          <w:rFonts w:ascii="Aptos Slab" w:hAnsi="Aptos Slab" w:cs="Arial"/>
-          <w:sz w:val="18"/>
-          <w:szCs w:val="18"/>
-        </w:rPr>
-        <w:t>",</w:t>
-      </w:r>
-    </w:p>
-    <w:p>
-      <w:pPr>
-        <w:ind w:left="720"/>
-        <w:rPr>
-          <w:rFonts w:ascii="Aptos Slab" w:hAnsi="Aptos Slab" w:cs="Arial"/>
-          <w:sz w:val="18"/>
-          <w:szCs w:val="18"/>
-        </w:rPr>
-      </w:pPr>
-      <w:r>
-        <w:rPr>
-          <w:rFonts w:ascii="Aptos Slab" w:hAnsi="Aptos Slab" w:cs="Arial"/>
-          <w:sz w:val="18"/>
-          <w:szCs w:val="18"/>
-        </w:rPr>
-        <w:t xml:space="preserve">        "</w:t>
-      </w:r>
-      <w:proofErr w:type="spellStart"/>
-      <w:proofErr w:type="gramStart"/>
-      <w:r>
-        <w:rPr>
-          <w:rFonts w:ascii="Aptos Slab" w:hAnsi="Aptos Slab" w:cs="Arial"/>
-          <w:sz w:val="18"/>
-          <w:szCs w:val="18"/>
-        </w:rPr>
-        <w:t>iam:AddRoleToInstanceProfile</w:t>
-      </w:r>
-      <w:proofErr w:type="spellEnd"/>
-      <w:proofErr w:type="gramEnd"/>
-      <w:r>
-        <w:rPr>
-          <w:rFonts w:ascii="Aptos Slab" w:hAnsi="Aptos Slab" w:cs="Arial"/>
-          <w:sz w:val="18"/>
-          <w:szCs w:val="18"/>
-        </w:rPr>
-        <w:t>",</w:t>
-      </w:r>
-    </w:p>
-    <w:p>
-      <w:pPr>
-        <w:ind w:left="720"/>
-        <w:rPr>
-          <w:rFonts w:ascii="Aptos Slab" w:hAnsi="Aptos Slab" w:cs="Arial"/>
-          <w:sz w:val="18"/>
-          <w:szCs w:val="18"/>
-        </w:rPr>
-      </w:pPr>
-      <w:r>
-        <w:rPr>
-          <w:rFonts w:ascii="Aptos Slab" w:hAnsi="Aptos Slab" w:cs="Arial"/>
-          <w:sz w:val="18"/>
-          <w:szCs w:val="18"/>
-        </w:rPr>
-        <w:t xml:space="preserve">        "</w:t>
-      </w:r>
-      <w:proofErr w:type="spellStart"/>
-      <w:proofErr w:type="gramStart"/>
-      <w:r>
-        <w:rPr>
-          <w:rFonts w:ascii="Aptos Slab" w:hAnsi="Aptos Slab" w:cs="Arial"/>
-          <w:sz w:val="18"/>
-          <w:szCs w:val="18"/>
-        </w:rPr>
-        <w:t>iam:RemoveRoleFromInstanceProfile</w:t>
-      </w:r>
-      <w:proofErr w:type="spellEnd"/>
-      <w:proofErr w:type="gramEnd"/>
-      <w:r>
-        <w:rPr>
-          <w:rFonts w:ascii="Aptos Slab" w:hAnsi="Aptos Slab" w:cs="Arial"/>
-          <w:sz w:val="18"/>
-          <w:szCs w:val="18"/>
-        </w:rPr>
-        <w:t>",</w:t>
-      </w:r>
-    </w:p>
-    <w:p>
-      <w:pPr>
-        <w:ind w:left="720"/>
-        <w:rPr>
-          <w:rFonts w:ascii="Aptos Slab" w:hAnsi="Aptos Slab" w:cs="Arial"/>
-          <w:sz w:val="18"/>
-          <w:szCs w:val="18"/>
-        </w:rPr>
-      </w:pPr>
-      <w:r>
-        <w:rPr>
-          <w:rFonts w:ascii="Aptos Slab" w:hAnsi="Aptos Slab" w:cs="Arial"/>
-          <w:sz w:val="18"/>
-          <w:szCs w:val="18"/>
-        </w:rPr>
-        <w:t xml:space="preserve">        "</w:t>
-      </w:r>
-      <w:proofErr w:type="spellStart"/>
-      <w:proofErr w:type="gramStart"/>
-      <w:r>
-        <w:rPr>
-          <w:rFonts w:ascii="Aptos Slab" w:hAnsi="Aptos Slab" w:cs="Arial"/>
-          <w:sz w:val="18"/>
-          <w:szCs w:val="18"/>
-        </w:rPr>
-        <w:t>iam:DeleteInstanceProfile</w:t>
-      </w:r>
-      <w:proofErr w:type="spellEnd"/>
-      <w:proofErr w:type="gramEnd"/>
-      <w:r>
-        <w:rPr>
-          <w:rFonts w:ascii="Aptos Slab" w:hAnsi="Aptos Slab" w:cs="Arial"/>
-          <w:sz w:val="18"/>
-          <w:szCs w:val="18"/>
-        </w:rPr>
-        <w:t>",</w:t>
-      </w:r>
-    </w:p>
-    <w:p>
-      <w:pPr>
-        <w:ind w:left="720"/>
-        <w:rPr>
-          <w:rFonts w:ascii="Aptos Slab" w:hAnsi="Aptos Slab" w:cs="Arial"/>
-          <w:sz w:val="18"/>
-          <w:szCs w:val="18"/>
-        </w:rPr>
-      </w:pPr>
-      <w:r>
-        <w:rPr>
-          <w:rFonts w:ascii="Aptos Slab" w:hAnsi="Aptos Slab" w:cs="Arial"/>
-          <w:sz w:val="18"/>
-          <w:szCs w:val="18"/>
-        </w:rPr>
-        <w:t xml:space="preserve">        "</w:t>
-      </w:r>
-      <w:proofErr w:type="spellStart"/>
-      <w:proofErr w:type="gramStart"/>
-      <w:r>
-        <w:rPr>
-          <w:rFonts w:ascii="Aptos Slab" w:hAnsi="Aptos Slab" w:cs="Arial"/>
-          <w:sz w:val="18"/>
-          <w:szCs w:val="18"/>
-        </w:rPr>
-        <w:t>iam:GetInstanceProfile</w:t>
-      </w:r>
-      <w:proofErr w:type="spellEnd"/>
-      <w:proofErr w:type="gramEnd"/>
-      <w:r>
-        <w:rPr>
-          <w:rFonts w:ascii="Aptos Slab" w:hAnsi="Aptos Slab" w:cs="Arial"/>
-          <w:sz w:val="18"/>
-          <w:szCs w:val="18"/>
-        </w:rPr>
-        <w:t>"</w:t>
-      </w:r>
-    </w:p>
-    <w:p>
-      <w:pPr>
-        <w:ind w:left="720"/>
-        <w:rPr>
-          <w:rFonts w:ascii="Aptos Slab" w:hAnsi="Aptos Slab" w:cs="Arial"/>
-          <w:sz w:val="18"/>
-          <w:szCs w:val="18"/>
-        </w:rPr>
-      </w:pPr>
-      <w:r>
-        <w:rPr>
-          <w:rFonts w:ascii="Aptos Slab" w:hAnsi="Aptos Slab" w:cs="Arial"/>
-          <w:sz w:val="18"/>
-          <w:szCs w:val="18"/>
-        </w:rPr>
-        <w:t xml:space="preserve">      ],</w:t>
-      </w:r>
-    </w:p>
-    <w:p>
-      <w:pPr>
-        <w:ind w:left="720"/>
-        <w:rPr>
-          <w:rFonts w:ascii="Aptos Slab" w:hAnsi="Aptos Slab" w:cs="Arial"/>
-          <w:sz w:val="18"/>
-          <w:szCs w:val="18"/>
-        </w:rPr>
-      </w:pPr>
-      <w:r>
-        <w:rPr>
-          <w:rFonts w:ascii="Aptos Slab" w:hAnsi="Aptos Slab" w:cs="Arial"/>
-          <w:sz w:val="18"/>
-          <w:szCs w:val="18"/>
-        </w:rPr>
-        <w:t xml:space="preserve">      "Resource": "</w:t>
-      </w:r>
-      <w:proofErr w:type="spellStart"/>
-      <w:proofErr w:type="gramStart"/>
-      <w:r>
-        <w:rPr>
-          <w:rFonts w:ascii="Aptos Slab" w:hAnsi="Aptos Slab" w:cs="Arial"/>
-          <w:sz w:val="18"/>
-          <w:szCs w:val="18"/>
-        </w:rPr>
-        <w:t>arn:aws</w:t>
-      </w:r>
-      <w:proofErr w:type="gramEnd"/>
-      <w:r>
-        <w:rPr>
-          <w:rFonts w:ascii="Aptos Slab" w:hAnsi="Aptos Slab" w:cs="Arial"/>
+        <w:t xml:space="preserve">    - tags:</w:t>
+      </w:r>
+    </w:p>
+    <w:p>
+      <w:pPr>
+        <w:ind w:left="720"/>
+        <w:rPr>
+          <w:rFonts w:ascii="Aptos Slab" w:hAnsi="Aptos Slab" w:cs="Arial"/>
+          <w:color w:val="8DD873" w:themeColor="accent6" w:themeTint="99"/>
+          <w:sz w:val="18"/>
+          <w:szCs w:val="18"/>
+        </w:rPr>
+      </w:pPr>
+      <w:r>
+        <w:rPr>
+          <w:rFonts w:ascii="Aptos Slab" w:hAnsi="Aptos Slab" w:cs="Arial"/>
+          <w:color w:val="8DD873" w:themeColor="accent6" w:themeTint="99"/>
+          <w:sz w:val="18"/>
+          <w:szCs w:val="18"/>
+        </w:rPr>
+        <w:t xml:space="preserve">        kubernetes.io/cluster/crypto-staging: owned</w:t>
+      </w:r>
+    </w:p>
+    <w:p>
+      <w:pPr>
+        <w:ind w:left="720"/>
+        <w:rPr>
+          <w:rFonts w:ascii="Aptos Slab" w:hAnsi="Aptos Slab" w:cs="Arial"/>
+          <w:color w:val="8DD873" w:themeColor="accent6" w:themeTint="99"/>
+          <w:sz w:val="18"/>
+          <w:szCs w:val="18"/>
+        </w:rPr>
+      </w:pPr>
+      <w:r>
+        <w:rPr>
+          <w:rFonts w:ascii="Aptos Slab" w:hAnsi="Aptos Slab" w:cs="Arial"/>
+          <w:color w:val="8DD873" w:themeColor="accent6" w:themeTint="99"/>
+          <w:sz w:val="18"/>
+          <w:szCs w:val="18"/>
+        </w:rPr>
+        <w:t xml:space="preserve">  tags:</w:t>
+      </w:r>
+    </w:p>
+    <w:p>
+      <w:pPr>
+        <w:ind w:left="720"/>
+        <w:rPr>
+          <w:rFonts w:ascii="Aptos Slab" w:hAnsi="Aptos Slab" w:cs="Arial"/>
+          <w:color w:val="8DD873" w:themeColor="accent6" w:themeTint="99"/>
+          <w:sz w:val="18"/>
+          <w:szCs w:val="18"/>
+        </w:rPr>
+      </w:pPr>
+      <w:r>
+        <w:rPr>
+          <w:rFonts w:ascii="Aptos Slab" w:hAnsi="Aptos Slab" w:cs="Arial"/>
+          <w:color w:val="8DD873" w:themeColor="accent6" w:themeTint="99"/>
+          <w:sz w:val="18"/>
+          <w:szCs w:val="18"/>
+        </w:rPr>
+        <w:t xml:space="preserve">    Environment: staging</w:t>
+      </w:r>
+    </w:p>
+    <w:p>
+      <w:pPr>
+        <w:ind w:left="720"/>
+        <w:rPr>
+          <w:rFonts w:ascii="Aptos Slab" w:hAnsi="Aptos Slab" w:cs="Arial"/>
+          <w:color w:val="8DD873" w:themeColor="accent6" w:themeTint="99"/>
+          <w:sz w:val="18"/>
+          <w:szCs w:val="18"/>
+        </w:rPr>
+      </w:pPr>
+      <w:r>
+        <w:rPr>
+          <w:rFonts w:ascii="Aptos Slab" w:hAnsi="Aptos Slab" w:cs="Arial"/>
+          <w:color w:val="8DD873" w:themeColor="accent6" w:themeTint="99"/>
+          <w:sz w:val="18"/>
+          <w:szCs w:val="18"/>
+        </w:rPr>
+        <w:t xml:space="preserve">    Cluster: crypto-staging</w:t>
+      </w:r>
+    </w:p>
+    <w:p>
+      <w:pPr>
+        <w:rPr>
+          <w:rFonts w:ascii="Aptos Slab" w:hAnsi="Aptos Slab" w:cs="Arial"/>
+          <w:sz w:val="18"/>
+          <w:szCs w:val="18"/>
+        </w:rPr>
+      </w:pPr>
+      <w:r>
+        <w:rPr>
+          <w:noProof/>
+        </w:rPr>
+        <w:drawing>
+          <wp:inline distT="0" distB="0" distL="0" distR="0" wp14:anchorId="3D637876" wp14:editId="0711FA14">
+            <wp:extent cx="5943600" cy="2381885"/>
+            <wp:effectExtent l="0" t="0" r="0" b="0"/>
+            <wp:docPr id="55138572" name="Picture 1"/>
+            <wp:cNvGraphicFramePr>
+              <a:graphicFrameLocks xmlns:a="http://schemas.openxmlformats.org/drawingml/2006/main" noChangeAspect="1"/>
+            </wp:cNvGraphicFramePr>
+            <a:graphic xmlns:a="http://schemas.openxmlformats.org/drawingml/2006/main">
+              <a:graphicData uri="http://schemas.openxmlformats.org/drawingml/2006/picture">
+                <pic:pic xmlns:pic="http://schemas.openxmlformats.org/drawingml/2006/picture">
+                  <pic:nvPicPr>
+                    <pic:cNvPr id="55138572" name=""/>
+                    <pic:cNvPicPr/>
+                  </pic:nvPicPr>
+                  <pic:blipFill>
+                    <a:blip r:embed="rId12"/>
+                    <a:stretch>
+                      <a:fillRect/>
+                    </a:stretch>
+                  </pic:blipFill>
+                  <pic:spPr>
+                    <a:xfrm>
+                      <a:off x="0" y="0"/>
+                      <a:ext cx="5943600" cy="2381885"/>
+                    </a:xfrm>
+                    <a:prstGeom prst="rect">
+                      <a:avLst/>
+                    </a:prstGeom>
+                  </pic:spPr>
+                </pic:pic>
+              </a:graphicData>
+            </a:graphic>
+          </wp:inline>
+        </w:drawing>
+      </w:r>
+    </w:p>
+    <w:p>
+      <w:pPr>
+        <w:rPr>
+          <w:rFonts w:ascii="Aptos Slab" w:hAnsi="Aptos Slab" w:cs="Arial"/>
+          <w:color w:val="E97132" w:themeColor="accent2"/>
+        </w:rPr>
+      </w:pPr>
+      <w:r>
+        <w:rPr>
+          <w:rFonts w:ascii="Aptos Slab" w:hAnsi="Aptos Slab" w:cs="Arial"/>
+          <w:color w:val="E97132" w:themeColor="accent2"/>
+        </w:rPr>
+        <w:t xml:space="preserve"># </w:t>
+      </w:r>
+      <w:proofErr w:type="spellStart"/>
+      <w:proofErr w:type="gramStart"/>
+      <w:r>
+        <w:rPr>
+          <w:rFonts w:ascii="Aptos Slab" w:hAnsi="Aptos Slab" w:cs="Arial"/>
+          <w:color w:val="E97132" w:themeColor="accent2"/>
+        </w:rPr>
+        <w:t>nodepool.yaml</w:t>
+      </w:r>
+      <w:proofErr w:type="spellEnd"/>
+      <w:proofErr w:type="gramEnd"/>
+    </w:p>
+    <w:p>
+      <w:pPr>
+        <w:ind w:left="720"/>
+        <w:rPr>
+          <w:rFonts w:ascii="Aptos Slab" w:hAnsi="Aptos Slab" w:cs="Arial"/>
+          <w:color w:val="8DD873" w:themeColor="accent6" w:themeTint="99"/>
+          <w:sz w:val="18"/>
+          <w:szCs w:val="18"/>
+        </w:rPr>
+      </w:pPr>
+      <w:proofErr w:type="spellStart"/>
+      <w:r>
+        <w:rPr>
+          <w:rFonts w:ascii="Aptos Slab" w:hAnsi="Aptos Slab" w:cs="Arial"/>
+          <w:color w:val="8DD873" w:themeColor="accent6" w:themeTint="99"/>
+          <w:sz w:val="18"/>
+          <w:szCs w:val="18"/>
+        </w:rPr>
+        <w:t>apiVersion</w:t>
+      </w:r>
+      <w:proofErr w:type="spellEnd"/>
+      <w:r>
+        <w:rPr>
+          <w:rFonts w:ascii="Aptos Slab" w:hAnsi="Aptos Slab" w:cs="Arial"/>
+          <w:color w:val="8DD873" w:themeColor="accent6" w:themeTint="99"/>
+          <w:sz w:val="18"/>
+          <w:szCs w:val="18"/>
+        </w:rPr>
+        <w:t>: karpenter.sh/v1</w:t>
+      </w:r>
+    </w:p>
+    <w:p>
+      <w:pPr>
+        <w:ind w:left="720"/>
+        <w:rPr>
+          <w:rFonts w:ascii="Aptos Slab" w:hAnsi="Aptos Slab" w:cs="Arial"/>
+          <w:color w:val="8DD873" w:themeColor="accent6" w:themeTint="99"/>
+          <w:sz w:val="18"/>
+          <w:szCs w:val="18"/>
+        </w:rPr>
+      </w:pPr>
+      <w:r>
+        <w:rPr>
+          <w:rFonts w:ascii="Aptos Slab" w:hAnsi="Aptos Slab" w:cs="Arial"/>
+          <w:color w:val="8DD873" w:themeColor="accent6" w:themeTint="99"/>
+          <w:sz w:val="18"/>
+          <w:szCs w:val="18"/>
+        </w:rPr>
+        <w:t xml:space="preserve">kind: </w:t>
+      </w:r>
+      <w:proofErr w:type="spellStart"/>
+      <w:r>
+        <w:rPr>
+          <w:rFonts w:ascii="Aptos Slab" w:hAnsi="Aptos Slab" w:cs="Arial"/>
+          <w:color w:val="8DD873" w:themeColor="accent6" w:themeTint="99"/>
+          <w:sz w:val="18"/>
+          <w:szCs w:val="18"/>
+        </w:rPr>
+        <w:t>NodePool</w:t>
+      </w:r>
+      <w:proofErr w:type="spellEnd"/>
+    </w:p>
+    <w:p>
+      <w:pPr>
+        <w:ind w:left="720"/>
+        <w:rPr>
+          <w:rFonts w:ascii="Aptos Slab" w:hAnsi="Aptos Slab" w:cs="Arial"/>
+          <w:color w:val="8DD873" w:themeColor="accent6" w:themeTint="99"/>
+          <w:sz w:val="18"/>
+          <w:szCs w:val="18"/>
+        </w:rPr>
+      </w:pPr>
+      <w:r>
+        <w:rPr>
+          <w:rFonts w:ascii="Aptos Slab" w:hAnsi="Aptos Slab" w:cs="Arial"/>
+          <w:color w:val="8DD873" w:themeColor="accent6" w:themeTint="99"/>
+          <w:sz w:val="18"/>
+          <w:szCs w:val="18"/>
+        </w:rPr>
+        <w:t>metadata:</w:t>
+      </w:r>
+    </w:p>
+    <w:p>
+      <w:pPr>
+        <w:ind w:left="720"/>
+        <w:rPr>
+          <w:rFonts w:ascii="Aptos Slab" w:hAnsi="Aptos Slab" w:cs="Arial"/>
+          <w:color w:val="8DD873" w:themeColor="accent6" w:themeTint="99"/>
+          <w:sz w:val="18"/>
+          <w:szCs w:val="18"/>
+        </w:rPr>
+      </w:pPr>
+      <w:r>
+        <w:rPr>
+          <w:rFonts w:ascii="Aptos Slab" w:hAnsi="Aptos Slab" w:cs="Arial"/>
+          <w:color w:val="8DD873" w:themeColor="accent6" w:themeTint="99"/>
+          <w:sz w:val="18"/>
+          <w:szCs w:val="18"/>
+        </w:rPr>
+        <w:t xml:space="preserve">  name: default</w:t>
+      </w:r>
+    </w:p>
+    <w:p>
+      <w:pPr>
+        <w:ind w:left="720"/>
+        <w:rPr>
+          <w:rFonts w:ascii="Aptos Slab" w:hAnsi="Aptos Slab" w:cs="Arial"/>
+          <w:color w:val="8DD873" w:themeColor="accent6" w:themeTint="99"/>
+          <w:sz w:val="18"/>
+          <w:szCs w:val="18"/>
+        </w:rPr>
+      </w:pPr>
+      <w:r>
+        <w:rPr>
+          <w:rFonts w:ascii="Aptos Slab" w:hAnsi="Aptos Slab" w:cs="Arial"/>
+          <w:color w:val="8DD873" w:themeColor="accent6" w:themeTint="99"/>
+          <w:sz w:val="18"/>
+          <w:szCs w:val="18"/>
+        </w:rPr>
+        <w:t>spec:</w:t>
+      </w:r>
+    </w:p>
+    <w:p>
+      <w:pPr>
+        <w:ind w:left="720"/>
+        <w:rPr>
+          <w:rFonts w:ascii="Aptos Slab" w:hAnsi="Aptos Slab" w:cs="Arial"/>
+          <w:color w:val="8DD873" w:themeColor="accent6" w:themeTint="99"/>
+          <w:sz w:val="18"/>
+          <w:szCs w:val="18"/>
+        </w:rPr>
+      </w:pPr>
+      <w:r>
+        <w:rPr>
+          <w:rFonts w:ascii="Aptos Slab" w:hAnsi="Aptos Slab" w:cs="Arial"/>
+          <w:color w:val="8DD873" w:themeColor="accent6" w:themeTint="99"/>
+          <w:sz w:val="18"/>
+          <w:szCs w:val="18"/>
+        </w:rPr>
+        <w:t xml:space="preserve">  template:</w:t>
+      </w:r>
+    </w:p>
+    <w:p>
+      <w:pPr>
+        <w:ind w:left="720"/>
+        <w:rPr>
+          <w:rFonts w:ascii="Aptos Slab" w:hAnsi="Aptos Slab" w:cs="Arial"/>
+          <w:color w:val="8DD873" w:themeColor="accent6" w:themeTint="99"/>
+          <w:sz w:val="18"/>
+          <w:szCs w:val="18"/>
+        </w:rPr>
+      </w:pPr>
+      <w:r>
+        <w:rPr>
+          <w:rFonts w:ascii="Aptos Slab" w:hAnsi="Aptos Slab" w:cs="Arial"/>
+          <w:color w:val="8DD873" w:themeColor="accent6" w:themeTint="99"/>
+          <w:sz w:val="18"/>
+          <w:szCs w:val="18"/>
+        </w:rPr>
+        <w:t xml:space="preserve">    spec:</w:t>
+      </w:r>
+    </w:p>
+    <w:p>
+      <w:pPr>
+        <w:ind w:left="720"/>
+        <w:rPr>
+          <w:rFonts w:ascii="Aptos Slab" w:hAnsi="Aptos Slab" w:cs="Arial"/>
+          <w:color w:val="8DD873" w:themeColor="accent6" w:themeTint="99"/>
+          <w:sz w:val="18"/>
+          <w:szCs w:val="18"/>
+        </w:rPr>
+      </w:pPr>
+      <w:r>
+        <w:rPr>
+          <w:rFonts w:ascii="Aptos Slab" w:hAnsi="Aptos Slab" w:cs="Arial"/>
+          <w:color w:val="8DD873" w:themeColor="accent6" w:themeTint="99"/>
+          <w:sz w:val="18"/>
+          <w:szCs w:val="18"/>
+        </w:rPr>
+        <w:t xml:space="preserve">      </w:t>
+      </w:r>
+      <w:proofErr w:type="spellStart"/>
+      <w:r>
+        <w:rPr>
+          <w:rFonts w:ascii="Aptos Slab" w:hAnsi="Aptos Slab" w:cs="Arial"/>
+          <w:color w:val="8DD873" w:themeColor="accent6" w:themeTint="99"/>
+          <w:sz w:val="18"/>
+          <w:szCs w:val="18"/>
+        </w:rPr>
+        <w:t>nodeClassRef</w:t>
+      </w:r>
+      <w:proofErr w:type="spellEnd"/>
+      <w:r>
+        <w:rPr>
+          <w:rFonts w:ascii="Aptos Slab" w:hAnsi="Aptos Slab" w:cs="Arial"/>
+          <w:color w:val="8DD873" w:themeColor="accent6" w:themeTint="99"/>
           <w:sz w:val="18"/>
           <w:szCs w:val="18"/>
         </w:rPr>
         <w:t>:</w:t>
       </w:r>
-      <w:proofErr w:type="gramStart"/>
-      <w:r>
-        <w:rPr>
-          <w:rFonts w:ascii="Aptos Slab" w:hAnsi="Aptos Slab" w:cs="Arial"/>
-          <w:sz w:val="18"/>
-          <w:szCs w:val="18"/>
-        </w:rPr>
-        <w:t>iam</w:t>
-      </w:r>
-      <w:proofErr w:type="spellEnd"/>
-      <w:r>
-        <w:rPr>
-          <w:rFonts w:ascii="Aptos Slab" w:hAnsi="Aptos Slab" w:cs="Arial"/>
-          <w:sz w:val="18"/>
-          <w:szCs w:val="18"/>
-        </w:rPr>
-        <w:t>::794038238336:instance</w:t>
-      </w:r>
-      <w:proofErr w:type="gramEnd"/>
-      <w:r>
-        <w:rPr>
-          <w:rFonts w:ascii="Aptos Slab" w:hAnsi="Aptos Slab" w:cs="Arial"/>
-          <w:sz w:val="18"/>
-          <w:szCs w:val="18"/>
-        </w:rPr>
-        <w:t>-profile/*"</w:t>
-      </w:r>
-    </w:p>
-    <w:p>
-      <w:pPr>
-        <w:ind w:left="720"/>
-        <w:rPr>
-          <w:rFonts w:ascii="Aptos Slab" w:hAnsi="Aptos Slab" w:cs="Arial"/>
-          <w:sz w:val="18"/>
-          <w:szCs w:val="18"/>
-        </w:rPr>
-      </w:pPr>
-      <w:r>
-        <w:rPr>
-          <w:rFonts w:ascii="Aptos Slab" w:hAnsi="Aptos Slab" w:cs="Arial"/>
-          <w:sz w:val="18"/>
-          <w:szCs w:val="18"/>
-        </w:rPr>
-        <w:t xml:space="preserve">    }</w:t>
-      </w:r>
-    </w:p>
-    <w:p>
-      <w:pPr>
-        <w:ind w:left="720"/>
-        <w:rPr>
-          <w:rFonts w:ascii="Aptos Slab" w:hAnsi="Aptos Slab" w:cs="Arial"/>
-          <w:sz w:val="18"/>
-          <w:szCs w:val="18"/>
-        </w:rPr>
-      </w:pPr>
-      <w:r>
-        <w:rPr>
-          <w:rFonts w:ascii="Aptos Slab" w:hAnsi="Aptos Slab" w:cs="Arial"/>
-          <w:sz w:val="18"/>
-          <w:szCs w:val="18"/>
-        </w:rPr>
-        <w:t xml:space="preserve">  ]</w:t>
-      </w:r>
-    </w:p>
-    <w:p>
-      <w:pPr>
-        <w:ind w:left="720"/>
-        <w:rPr>
-          <w:rFonts w:ascii="Aptos Slab" w:hAnsi="Aptos Slab" w:cs="Arial"/>
-          <w:sz w:val="18"/>
-          <w:szCs w:val="18"/>
-        </w:rPr>
-      </w:pPr>
-      <w:r>
-        <w:rPr>
-          <w:rFonts w:ascii="Aptos Slab" w:hAnsi="Aptos Slab" w:cs="Arial"/>
-          <w:sz w:val="18"/>
-          <w:szCs w:val="18"/>
-        </w:rPr>
-        <w:t>}</w:t>
-      </w:r>
-    </w:p>
-    <w:p>
-      <w:pPr>
-        <w:ind w:left="720"/>
-        <w:rPr>
-          <w:rFonts w:ascii="Aptos Slab" w:hAnsi="Aptos Slab" w:cs="Arial"/>
-          <w:sz w:val="18"/>
-          <w:szCs w:val="18"/>
-        </w:rPr>
-      </w:pPr>
-      <w:r>
-        <w:rPr>
-          <w:rFonts w:ascii="Aptos Slab" w:hAnsi="Aptos Slab" w:cs="Arial"/>
-          <w:sz w:val="18"/>
-          <w:szCs w:val="18"/>
-        </w:rPr>
-        <w:t>EOF</w:t>
-      </w:r>
-    </w:p>
-    <w:p>
-      <w:pPr>
-        <w:rPr>
-          <w:rFonts w:ascii="Aptos Slab" w:hAnsi="Aptos Slab" w:cs="Arial"/>
-        </w:rPr>
-      </w:pPr>
-    </w:p>
-    <w:p>
-      <w:pPr>
-        <w:ind w:left="720"/>
-        <w:rPr>
-          <w:rFonts w:ascii="Aptos Slab" w:hAnsi="Aptos Slab" w:cs="Arial"/>
-          <w:sz w:val="18"/>
-          <w:szCs w:val="18"/>
-        </w:rPr>
-      </w:pPr>
-      <w:proofErr w:type="spellStart"/>
-      <w:r>
-        <w:rPr>
-          <w:rFonts w:ascii="Aptos Slab" w:hAnsi="Aptos Slab" w:cs="Arial"/>
-          <w:sz w:val="18"/>
-          <w:szCs w:val="18"/>
-        </w:rPr>
-        <w:t>aws</w:t>
-      </w:r>
-      <w:proofErr w:type="spellEnd"/>
-      <w:r>
-        <w:rPr>
-          <w:rFonts w:ascii="Aptos Slab" w:hAnsi="Aptos Slab" w:cs="Arial"/>
-          <w:sz w:val="18"/>
-          <w:szCs w:val="18"/>
-        </w:rPr>
-        <w:t xml:space="preserve"> </w:t>
-      </w:r>
-      <w:proofErr w:type="spellStart"/>
-      <w:r>
-        <w:rPr>
-          <w:rFonts w:ascii="Aptos Slab" w:hAnsi="Aptos Slab" w:cs="Arial"/>
-          <w:sz w:val="18"/>
-          <w:szCs w:val="18"/>
-        </w:rPr>
-        <w:t>iam</w:t>
-      </w:r>
-      <w:proofErr w:type="spellEnd"/>
-      <w:r>
-        <w:rPr>
-          <w:rFonts w:ascii="Aptos Slab" w:hAnsi="Aptos Slab" w:cs="Arial"/>
-          <w:sz w:val="18"/>
-          <w:szCs w:val="18"/>
-        </w:rPr>
-        <w:t xml:space="preserve"> put-role-policy \</w:t>
-      </w:r>
-    </w:p>
-    <w:p>
-      <w:pPr>
-        <w:ind w:left="720"/>
-        <w:rPr>
-          <w:rFonts w:ascii="Aptos Slab" w:hAnsi="Aptos Slab" w:cs="Arial"/>
-          <w:sz w:val="18"/>
-          <w:szCs w:val="18"/>
-        </w:rPr>
-      </w:pPr>
-      <w:r>
-        <w:rPr>
-          <w:rFonts w:ascii="Aptos Slab" w:hAnsi="Aptos Slab" w:cs="Arial"/>
-          <w:sz w:val="18"/>
-          <w:szCs w:val="18"/>
-        </w:rPr>
-        <w:t xml:space="preserve">  --role-name </w:t>
-      </w:r>
-      <w:proofErr w:type="spellStart"/>
-      <w:r>
-        <w:rPr>
-          <w:rFonts w:ascii="Aptos Slab" w:hAnsi="Aptos Slab" w:cs="Arial"/>
-          <w:sz w:val="18"/>
-          <w:szCs w:val="18"/>
-        </w:rPr>
-        <w:t>KarpenterControllerRole</w:t>
-      </w:r>
-      <w:proofErr w:type="spellEnd"/>
-      <w:r>
-        <w:rPr>
-          <w:rFonts w:ascii="Aptos Slab" w:hAnsi="Aptos Slab" w:cs="Arial"/>
-          <w:sz w:val="18"/>
-          <w:szCs w:val="18"/>
-        </w:rPr>
-        <w:t>-crypto-staging \</w:t>
-      </w:r>
-    </w:p>
-    <w:p>
-      <w:pPr>
-        <w:ind w:left="720"/>
-        <w:rPr>
-          <w:rFonts w:ascii="Aptos Slab" w:hAnsi="Aptos Slab" w:cs="Arial"/>
-          <w:sz w:val="18"/>
-          <w:szCs w:val="18"/>
-        </w:rPr>
-      </w:pPr>
-      <w:r>
-        <w:rPr>
-          <w:rFonts w:ascii="Aptos Slab" w:hAnsi="Aptos Slab" w:cs="Arial"/>
-          <w:sz w:val="18"/>
-          <w:szCs w:val="18"/>
-        </w:rPr>
-        <w:t xml:space="preserve">  --policy-name </w:t>
-      </w:r>
-      <w:proofErr w:type="spellStart"/>
-      <w:r>
-        <w:rPr>
-          <w:rFonts w:ascii="Aptos Slab" w:hAnsi="Aptos Slab" w:cs="Arial"/>
-          <w:sz w:val="18"/>
-          <w:szCs w:val="18"/>
-        </w:rPr>
-        <w:t>KarpenterSupplementalPolicy</w:t>
-      </w:r>
-      <w:proofErr w:type="spellEnd"/>
-      <w:r>
-        <w:rPr>
-          <w:rFonts w:ascii="Aptos Slab" w:hAnsi="Aptos Slab" w:cs="Arial"/>
-          <w:sz w:val="18"/>
-          <w:szCs w:val="18"/>
-        </w:rPr>
-        <w:t xml:space="preserve"> \</w:t>
-      </w:r>
-    </w:p>
-    <w:p>
-      <w:pPr>
-        <w:ind w:left="720"/>
-        <w:rPr>
-          <w:rFonts w:ascii="Aptos Slab" w:hAnsi="Aptos Slab" w:cs="Arial"/>
-          <w:sz w:val="18"/>
-          <w:szCs w:val="18"/>
-        </w:rPr>
-      </w:pPr>
-      <w:r>
-        <w:rPr>
-          <w:rFonts w:ascii="Aptos Slab" w:hAnsi="Aptos Slab" w:cs="Arial"/>
-          <w:sz w:val="18"/>
-          <w:szCs w:val="18"/>
-        </w:rPr>
-        <w:t xml:space="preserve">  --policy-document file://karpenter-supplemental-policy.json</w:t>
+    </w:p>
+    <w:p>
+      <w:pPr>
+        <w:ind w:left="720"/>
+        <w:rPr>
+          <w:rFonts w:ascii="Aptos Slab" w:hAnsi="Aptos Slab" w:cs="Arial"/>
+          <w:color w:val="8DD873" w:themeColor="accent6" w:themeTint="99"/>
+          <w:sz w:val="18"/>
+          <w:szCs w:val="18"/>
+        </w:rPr>
+      </w:pPr>
+      <w:r>
+        <w:rPr>
+          <w:rFonts w:ascii="Aptos Slab" w:hAnsi="Aptos Slab" w:cs="Arial"/>
+          <w:color w:val="8DD873" w:themeColor="accent6" w:themeTint="99"/>
+          <w:sz w:val="18"/>
+          <w:szCs w:val="18"/>
+        </w:rPr>
+        <w:t xml:space="preserve">        group: karpenter.k8s.aws</w:t>
+      </w:r>
+    </w:p>
+    <w:p>
+      <w:pPr>
+        <w:ind w:left="720"/>
+        <w:rPr>
+          <w:rFonts w:ascii="Aptos Slab" w:hAnsi="Aptos Slab" w:cs="Arial"/>
+          <w:color w:val="8DD873" w:themeColor="accent6" w:themeTint="99"/>
+          <w:sz w:val="18"/>
+          <w:szCs w:val="18"/>
+        </w:rPr>
+      </w:pPr>
+      <w:r>
+        <w:rPr>
+          <w:rFonts w:ascii="Aptos Slab" w:hAnsi="Aptos Slab" w:cs="Arial"/>
+          <w:color w:val="8DD873" w:themeColor="accent6" w:themeTint="99"/>
+          <w:sz w:val="18"/>
+          <w:szCs w:val="18"/>
+        </w:rPr>
+        <w:t xml:space="preserve">        kind: EC2NodeClass</w:t>
+      </w:r>
+    </w:p>
+    <w:p>
+      <w:pPr>
+        <w:ind w:left="720"/>
+        <w:rPr>
+          <w:rFonts w:ascii="Aptos Slab" w:hAnsi="Aptos Slab" w:cs="Arial"/>
+          <w:color w:val="8DD873" w:themeColor="accent6" w:themeTint="99"/>
+          <w:sz w:val="18"/>
+          <w:szCs w:val="18"/>
+        </w:rPr>
+      </w:pPr>
+      <w:r>
+        <w:rPr>
+          <w:rFonts w:ascii="Aptos Slab" w:hAnsi="Aptos Slab" w:cs="Arial"/>
+          <w:color w:val="8DD873" w:themeColor="accent6" w:themeTint="99"/>
+          <w:sz w:val="18"/>
+          <w:szCs w:val="18"/>
+        </w:rPr>
+        <w:t xml:space="preserve">        name: default</w:t>
+      </w:r>
+    </w:p>
+    <w:p>
+      <w:pPr>
+        <w:ind w:left="720"/>
+        <w:rPr>
+          <w:rFonts w:ascii="Aptos Slab" w:hAnsi="Aptos Slab" w:cs="Arial"/>
+          <w:color w:val="8DD873" w:themeColor="accent6" w:themeTint="99"/>
+          <w:sz w:val="18"/>
+          <w:szCs w:val="18"/>
+        </w:rPr>
+      </w:pPr>
+      <w:r>
+        <w:rPr>
+          <w:rFonts w:ascii="Aptos Slab" w:hAnsi="Aptos Slab" w:cs="Arial"/>
+          <w:color w:val="8DD873" w:themeColor="accent6" w:themeTint="99"/>
+          <w:sz w:val="18"/>
+          <w:szCs w:val="18"/>
+        </w:rPr>
+        <w:t xml:space="preserve">      requirements:</w:t>
+      </w:r>
+    </w:p>
+    <w:p>
+      <w:pPr>
+        <w:ind w:left="720"/>
+        <w:rPr>
+          <w:rFonts w:ascii="Aptos Slab" w:hAnsi="Aptos Slab" w:cs="Arial"/>
+          <w:color w:val="8DD873" w:themeColor="accent6" w:themeTint="99"/>
+          <w:sz w:val="18"/>
+          <w:szCs w:val="18"/>
+        </w:rPr>
+      </w:pPr>
+      <w:r>
+        <w:rPr>
+          <w:rFonts w:ascii="Aptos Slab" w:hAnsi="Aptos Slab" w:cs="Arial"/>
+          <w:color w:val="8DD873" w:themeColor="accent6" w:themeTint="99"/>
+          <w:sz w:val="18"/>
+          <w:szCs w:val="18"/>
+        </w:rPr>
+        <w:t xml:space="preserve">        - key: kubernetes.io/arch</w:t>
+      </w:r>
+    </w:p>
+    <w:p>
+      <w:pPr>
+        <w:ind w:left="720"/>
+        <w:rPr>
+          <w:rFonts w:ascii="Aptos Slab" w:hAnsi="Aptos Slab" w:cs="Arial"/>
+          <w:color w:val="8DD873" w:themeColor="accent6" w:themeTint="99"/>
+          <w:sz w:val="18"/>
+          <w:szCs w:val="18"/>
+        </w:rPr>
+      </w:pPr>
+      <w:r>
+        <w:rPr>
+          <w:rFonts w:ascii="Aptos Slab" w:hAnsi="Aptos Slab" w:cs="Arial"/>
+          <w:color w:val="8DD873" w:themeColor="accent6" w:themeTint="99"/>
+          <w:sz w:val="18"/>
+          <w:szCs w:val="18"/>
+        </w:rPr>
+        <w:t xml:space="preserve">          operator: In</w:t>
+      </w:r>
+    </w:p>
+    <w:p>
+      <w:pPr>
+        <w:ind w:left="720"/>
+        <w:rPr>
+          <w:rFonts w:ascii="Aptos Slab" w:hAnsi="Aptos Slab" w:cs="Arial"/>
+          <w:color w:val="8DD873" w:themeColor="accent6" w:themeTint="99"/>
+          <w:sz w:val="18"/>
+          <w:szCs w:val="18"/>
+        </w:rPr>
+      </w:pPr>
+      <w:r>
+        <w:rPr>
+          <w:rFonts w:ascii="Aptos Slab" w:hAnsi="Aptos Slab" w:cs="Arial"/>
+          <w:color w:val="8DD873" w:themeColor="accent6" w:themeTint="99"/>
+          <w:sz w:val="18"/>
+          <w:szCs w:val="18"/>
+        </w:rPr>
+        <w:t xml:space="preserve">          values: ["amd64"]</w:t>
+      </w:r>
+    </w:p>
+    <w:p>
+      <w:pPr>
+        <w:ind w:left="720"/>
+        <w:rPr>
+          <w:rFonts w:ascii="Aptos Slab" w:hAnsi="Aptos Slab" w:cs="Arial"/>
+          <w:color w:val="8DD873" w:themeColor="accent6" w:themeTint="99"/>
+          <w:sz w:val="18"/>
+          <w:szCs w:val="18"/>
+        </w:rPr>
+      </w:pPr>
+      <w:r>
+        <w:rPr>
+          <w:rFonts w:ascii="Aptos Slab" w:hAnsi="Aptos Slab" w:cs="Arial"/>
+          <w:color w:val="8DD873" w:themeColor="accent6" w:themeTint="99"/>
+          <w:sz w:val="18"/>
+          <w:szCs w:val="18"/>
+        </w:rPr>
+        <w:lastRenderedPageBreak/>
+        <w:t xml:space="preserve">        - key: kubernetes.io/</w:t>
+      </w:r>
+      <w:proofErr w:type="spellStart"/>
+      <w:r>
+        <w:rPr>
+          <w:rFonts w:ascii="Aptos Slab" w:hAnsi="Aptos Slab" w:cs="Arial"/>
+          <w:color w:val="8DD873" w:themeColor="accent6" w:themeTint="99"/>
+          <w:sz w:val="18"/>
+          <w:szCs w:val="18"/>
+        </w:rPr>
+        <w:t>os</w:t>
+      </w:r>
+      <w:proofErr w:type="spellEnd"/>
+    </w:p>
+    <w:p>
+      <w:pPr>
+        <w:ind w:left="720"/>
+        <w:rPr>
+          <w:rFonts w:ascii="Aptos Slab" w:hAnsi="Aptos Slab" w:cs="Arial"/>
+          <w:color w:val="8DD873" w:themeColor="accent6" w:themeTint="99"/>
+          <w:sz w:val="18"/>
+          <w:szCs w:val="18"/>
+        </w:rPr>
+      </w:pPr>
+      <w:r>
+        <w:rPr>
+          <w:rFonts w:ascii="Aptos Slab" w:hAnsi="Aptos Slab" w:cs="Arial"/>
+          <w:color w:val="8DD873" w:themeColor="accent6" w:themeTint="99"/>
+          <w:sz w:val="18"/>
+          <w:szCs w:val="18"/>
+        </w:rPr>
+        <w:t xml:space="preserve">          operator: In</w:t>
+      </w:r>
+    </w:p>
+    <w:p>
+      <w:pPr>
+        <w:ind w:left="720"/>
+        <w:rPr>
+          <w:rFonts w:ascii="Aptos Slab" w:hAnsi="Aptos Slab" w:cs="Arial"/>
+          <w:color w:val="8DD873" w:themeColor="accent6" w:themeTint="99"/>
+          <w:sz w:val="18"/>
+          <w:szCs w:val="18"/>
+        </w:rPr>
+      </w:pPr>
+      <w:r>
+        <w:rPr>
+          <w:rFonts w:ascii="Aptos Slab" w:hAnsi="Aptos Slab" w:cs="Arial"/>
+          <w:color w:val="8DD873" w:themeColor="accent6" w:themeTint="99"/>
+          <w:sz w:val="18"/>
+          <w:szCs w:val="18"/>
+        </w:rPr>
+        <w:t xml:space="preserve">          values: ["</w:t>
+      </w:r>
+      <w:proofErr w:type="spellStart"/>
+      <w:r>
+        <w:rPr>
+          <w:rFonts w:ascii="Aptos Slab" w:hAnsi="Aptos Slab" w:cs="Arial"/>
+          <w:color w:val="8DD873" w:themeColor="accent6" w:themeTint="99"/>
+          <w:sz w:val="18"/>
+          <w:szCs w:val="18"/>
+        </w:rPr>
+        <w:t>linux</w:t>
+      </w:r>
+      <w:proofErr w:type="spellEnd"/>
+      <w:r>
+        <w:rPr>
+          <w:rFonts w:ascii="Aptos Slab" w:hAnsi="Aptos Slab" w:cs="Arial"/>
+          <w:color w:val="8DD873" w:themeColor="accent6" w:themeTint="99"/>
+          <w:sz w:val="18"/>
+          <w:szCs w:val="18"/>
+        </w:rPr>
+        <w:t>"]</w:t>
+      </w:r>
+    </w:p>
+    <w:p>
+      <w:pPr>
+        <w:ind w:left="720"/>
+        <w:rPr>
+          <w:rFonts w:ascii="Aptos Slab" w:hAnsi="Aptos Slab" w:cs="Arial"/>
+          <w:color w:val="8DD873" w:themeColor="accent6" w:themeTint="99"/>
+          <w:sz w:val="18"/>
+          <w:szCs w:val="18"/>
+        </w:rPr>
+      </w:pPr>
+      <w:r>
+        <w:rPr>
+          <w:rFonts w:ascii="Aptos Slab" w:hAnsi="Aptos Slab" w:cs="Arial"/>
+          <w:color w:val="8DD873" w:themeColor="accent6" w:themeTint="99"/>
+          <w:sz w:val="18"/>
+          <w:szCs w:val="18"/>
+        </w:rPr>
+        <w:t xml:space="preserve">        - key: karpenter.sh/capacity-type</w:t>
+      </w:r>
+    </w:p>
+    <w:p>
+      <w:pPr>
+        <w:ind w:left="720"/>
+        <w:rPr>
+          <w:rFonts w:ascii="Aptos Slab" w:hAnsi="Aptos Slab" w:cs="Arial"/>
+          <w:color w:val="8DD873" w:themeColor="accent6" w:themeTint="99"/>
+          <w:sz w:val="18"/>
+          <w:szCs w:val="18"/>
+        </w:rPr>
+      </w:pPr>
+      <w:r>
+        <w:rPr>
+          <w:rFonts w:ascii="Aptos Slab" w:hAnsi="Aptos Slab" w:cs="Arial"/>
+          <w:color w:val="8DD873" w:themeColor="accent6" w:themeTint="99"/>
+          <w:sz w:val="18"/>
+          <w:szCs w:val="18"/>
+        </w:rPr>
+        <w:t xml:space="preserve">          operator: In</w:t>
+      </w:r>
+    </w:p>
+    <w:p>
+      <w:pPr>
+        <w:ind w:left="720"/>
+        <w:rPr>
+          <w:rFonts w:ascii="Aptos Slab" w:hAnsi="Aptos Slab" w:cs="Arial"/>
+          <w:color w:val="8DD873" w:themeColor="accent6" w:themeTint="99"/>
+          <w:sz w:val="18"/>
+          <w:szCs w:val="18"/>
+        </w:rPr>
+      </w:pPr>
+      <w:r>
+        <w:rPr>
+          <w:rFonts w:ascii="Aptos Slab" w:hAnsi="Aptos Slab" w:cs="Arial"/>
+          <w:color w:val="8DD873" w:themeColor="accent6" w:themeTint="99"/>
+          <w:sz w:val="18"/>
+          <w:szCs w:val="18"/>
+        </w:rPr>
+        <w:t xml:space="preserve">          values: ["on-demand</w:t>
+      </w:r>
+      <w:proofErr w:type="gramStart"/>
+      <w:r>
+        <w:rPr>
+          <w:rFonts w:ascii="Aptos Slab" w:hAnsi="Aptos Slab" w:cs="Arial"/>
+          <w:color w:val="8DD873" w:themeColor="accent6" w:themeTint="99"/>
+          <w:sz w:val="18"/>
+          <w:szCs w:val="18"/>
+        </w:rPr>
+        <w:t xml:space="preserve">"]   </w:t>
+      </w:r>
+      <w:proofErr w:type="gramEnd"/>
+      <w:r>
+        <w:rPr>
+          <w:rFonts w:ascii="Aptos Slab" w:hAnsi="Aptos Slab" w:cs="Arial"/>
+          <w:color w:val="8DD873" w:themeColor="accent6" w:themeTint="99"/>
+          <w:sz w:val="18"/>
+          <w:szCs w:val="18"/>
+        </w:rPr>
+        <w:t xml:space="preserve">     </w:t>
+      </w:r>
+      <w:r>
+        <w:rPr>
+          <w:rFonts w:ascii="Aptos Slab" w:hAnsi="Aptos Slab" w:cs="Arial"/>
+          <w:color w:val="FF0000"/>
+          <w:sz w:val="18"/>
+          <w:szCs w:val="18"/>
+        </w:rPr>
+        <w:t># Start with on-demand for staging stability</w:t>
+      </w:r>
+    </w:p>
+    <w:p>
+      <w:pPr>
+        <w:ind w:left="720"/>
+        <w:rPr>
+          <w:rFonts w:ascii="Aptos Slab" w:hAnsi="Aptos Slab" w:cs="Arial"/>
+          <w:color w:val="8DD873" w:themeColor="accent6" w:themeTint="99"/>
+          <w:sz w:val="18"/>
+          <w:szCs w:val="18"/>
+        </w:rPr>
+      </w:pPr>
+      <w:r>
+        <w:rPr>
+          <w:rFonts w:ascii="Aptos Slab" w:hAnsi="Aptos Slab" w:cs="Arial"/>
+          <w:color w:val="8DD873" w:themeColor="accent6" w:themeTint="99"/>
+          <w:sz w:val="18"/>
+          <w:szCs w:val="18"/>
+        </w:rPr>
+        <w:t xml:space="preserve">        - key: node.kubernetes.io/instance-type</w:t>
+      </w:r>
+    </w:p>
+    <w:p>
+      <w:pPr>
+        <w:ind w:left="720"/>
+        <w:rPr>
+          <w:rFonts w:ascii="Aptos Slab" w:hAnsi="Aptos Slab" w:cs="Arial"/>
+          <w:color w:val="8DD873" w:themeColor="accent6" w:themeTint="99"/>
+          <w:sz w:val="18"/>
+          <w:szCs w:val="18"/>
+        </w:rPr>
+      </w:pPr>
+      <w:r>
+        <w:rPr>
+          <w:rFonts w:ascii="Aptos Slab" w:hAnsi="Aptos Slab" w:cs="Arial"/>
+          <w:color w:val="8DD873" w:themeColor="accent6" w:themeTint="99"/>
+          <w:sz w:val="18"/>
+          <w:szCs w:val="18"/>
+        </w:rPr>
+        <w:t xml:space="preserve">          operator: In</w:t>
+      </w:r>
+    </w:p>
+    <w:p>
+      <w:pPr>
+        <w:ind w:left="720"/>
+        <w:rPr>
+          <w:rFonts w:ascii="Aptos Slab" w:hAnsi="Aptos Slab" w:cs="Arial"/>
+          <w:color w:val="8DD873" w:themeColor="accent6" w:themeTint="99"/>
+          <w:sz w:val="18"/>
+          <w:szCs w:val="18"/>
+        </w:rPr>
+      </w:pPr>
+      <w:r>
+        <w:rPr>
+          <w:rFonts w:ascii="Aptos Slab" w:hAnsi="Aptos Slab" w:cs="Arial"/>
+          <w:color w:val="8DD873" w:themeColor="accent6" w:themeTint="99"/>
+          <w:sz w:val="18"/>
+          <w:szCs w:val="18"/>
+        </w:rPr>
+        <w:t xml:space="preserve">          </w:t>
+      </w:r>
+      <w:proofErr w:type="gramStart"/>
+      <w:r>
+        <w:rPr>
+          <w:rFonts w:ascii="Aptos Slab" w:hAnsi="Aptos Slab" w:cs="Arial"/>
+          <w:color w:val="8DD873" w:themeColor="accent6" w:themeTint="99"/>
+          <w:sz w:val="18"/>
+          <w:szCs w:val="18"/>
+        </w:rPr>
+        <w:t xml:space="preserve">values:                      </w:t>
+      </w:r>
+      <w:r>
+        <w:rPr>
+          <w:rFonts w:ascii="Aptos Slab" w:hAnsi="Aptos Slab" w:cs="Arial"/>
+          <w:color w:val="FF0000"/>
+          <w:sz w:val="18"/>
+          <w:szCs w:val="18"/>
+        </w:rPr>
+        <w:t>#</w:t>
+      </w:r>
+      <w:proofErr w:type="gramEnd"/>
+      <w:r>
+        <w:rPr>
+          <w:rFonts w:ascii="Aptos Slab" w:hAnsi="Aptos Slab" w:cs="Arial"/>
+          <w:color w:val="FF0000"/>
+          <w:sz w:val="18"/>
+          <w:szCs w:val="18"/>
+        </w:rPr>
+        <w:t xml:space="preserve"> Allow multiple sizes so </w:t>
+      </w:r>
+      <w:proofErr w:type="spellStart"/>
+      <w:r>
+        <w:rPr>
+          <w:rFonts w:ascii="Aptos Slab" w:hAnsi="Aptos Slab" w:cs="Arial"/>
+          <w:color w:val="FF0000"/>
+          <w:sz w:val="18"/>
+          <w:szCs w:val="18"/>
+        </w:rPr>
+        <w:t>Karpenter</w:t>
+      </w:r>
+      <w:proofErr w:type="spellEnd"/>
+      <w:r>
+        <w:rPr>
+          <w:rFonts w:ascii="Aptos Slab" w:hAnsi="Aptos Slab" w:cs="Arial"/>
+          <w:color w:val="FF0000"/>
+          <w:sz w:val="18"/>
+          <w:szCs w:val="18"/>
+        </w:rPr>
+        <w:t xml:space="preserve"> can right-size</w:t>
+      </w:r>
+    </w:p>
+    <w:p>
+      <w:pPr>
+        <w:ind w:left="720"/>
+        <w:rPr>
+          <w:rFonts w:ascii="Aptos Slab" w:hAnsi="Aptos Slab" w:cs="Arial"/>
+          <w:color w:val="8DD873" w:themeColor="accent6" w:themeTint="99"/>
+          <w:sz w:val="18"/>
+          <w:szCs w:val="18"/>
+        </w:rPr>
+      </w:pPr>
+      <w:r>
+        <w:rPr>
+          <w:rFonts w:ascii="Aptos Slab" w:hAnsi="Aptos Slab" w:cs="Arial"/>
+          <w:color w:val="8DD873" w:themeColor="accent6" w:themeTint="99"/>
+          <w:sz w:val="18"/>
+          <w:szCs w:val="18"/>
+        </w:rPr>
+        <w:t xml:space="preserve">            - c5a.large</w:t>
+      </w:r>
+    </w:p>
+    <w:p>
+      <w:pPr>
+        <w:ind w:left="720"/>
+        <w:rPr>
+          <w:rFonts w:ascii="Aptos Slab" w:hAnsi="Aptos Slab" w:cs="Arial"/>
+          <w:color w:val="8DD873" w:themeColor="accent6" w:themeTint="99"/>
+          <w:sz w:val="18"/>
+          <w:szCs w:val="18"/>
+        </w:rPr>
+      </w:pPr>
+      <w:r>
+        <w:rPr>
+          <w:rFonts w:ascii="Aptos Slab" w:hAnsi="Aptos Slab" w:cs="Arial"/>
+          <w:color w:val="8DD873" w:themeColor="accent6" w:themeTint="99"/>
+          <w:sz w:val="18"/>
+          <w:szCs w:val="18"/>
+        </w:rPr>
+        <w:t xml:space="preserve">            - c5a.xlarge</w:t>
+      </w:r>
+    </w:p>
+    <w:p>
+      <w:pPr>
+        <w:ind w:left="720"/>
+        <w:rPr>
+          <w:rFonts w:ascii="Aptos Slab" w:hAnsi="Aptos Slab" w:cs="Arial"/>
+          <w:color w:val="8DD873" w:themeColor="accent6" w:themeTint="99"/>
+          <w:sz w:val="18"/>
+          <w:szCs w:val="18"/>
+        </w:rPr>
+      </w:pPr>
+      <w:r>
+        <w:rPr>
+          <w:rFonts w:ascii="Aptos Slab" w:hAnsi="Aptos Slab" w:cs="Arial"/>
+          <w:color w:val="8DD873" w:themeColor="accent6" w:themeTint="99"/>
+          <w:sz w:val="18"/>
+          <w:szCs w:val="18"/>
+        </w:rPr>
+        <w:t xml:space="preserve">            - c5a.2xlarge</w:t>
+      </w:r>
+    </w:p>
+    <w:p>
+      <w:pPr>
+        <w:ind w:left="720"/>
+        <w:rPr>
+          <w:rFonts w:ascii="Aptos Slab" w:hAnsi="Aptos Slab" w:cs="Arial"/>
+          <w:color w:val="8DD873" w:themeColor="accent6" w:themeTint="99"/>
+          <w:sz w:val="18"/>
+          <w:szCs w:val="18"/>
+        </w:rPr>
+      </w:pPr>
+      <w:r>
+        <w:rPr>
+          <w:rFonts w:ascii="Aptos Slab" w:hAnsi="Aptos Slab" w:cs="Arial"/>
+          <w:color w:val="8DD873" w:themeColor="accent6" w:themeTint="99"/>
+          <w:sz w:val="18"/>
+          <w:szCs w:val="18"/>
+        </w:rPr>
+        <w:t xml:space="preserve">            - c</w:t>
+      </w:r>
+      <w:proofErr w:type="gramStart"/>
+      <w:r>
+        <w:rPr>
+          <w:rFonts w:ascii="Aptos Slab" w:hAnsi="Aptos Slab" w:cs="Arial"/>
+          <w:color w:val="8DD873" w:themeColor="accent6" w:themeTint="99"/>
+          <w:sz w:val="18"/>
+          <w:szCs w:val="18"/>
+        </w:rPr>
+        <w:t>5.large</w:t>
+      </w:r>
+      <w:proofErr w:type="gramEnd"/>
+    </w:p>
+    <w:p>
+      <w:pPr>
+        <w:ind w:left="720"/>
+        <w:rPr>
+          <w:rFonts w:ascii="Aptos Slab" w:hAnsi="Aptos Slab" w:cs="Arial"/>
+          <w:color w:val="8DD873" w:themeColor="accent6" w:themeTint="99"/>
+          <w:sz w:val="18"/>
+          <w:szCs w:val="18"/>
+        </w:rPr>
+      </w:pPr>
+      <w:r>
+        <w:rPr>
+          <w:rFonts w:ascii="Aptos Slab" w:hAnsi="Aptos Slab" w:cs="Arial"/>
+          <w:color w:val="8DD873" w:themeColor="accent6" w:themeTint="99"/>
+          <w:sz w:val="18"/>
+          <w:szCs w:val="18"/>
+        </w:rPr>
+        <w:t xml:space="preserve">            - c</w:t>
+      </w:r>
+      <w:proofErr w:type="gramStart"/>
+      <w:r>
+        <w:rPr>
+          <w:rFonts w:ascii="Aptos Slab" w:hAnsi="Aptos Slab" w:cs="Arial"/>
+          <w:color w:val="8DD873" w:themeColor="accent6" w:themeTint="99"/>
+          <w:sz w:val="18"/>
+          <w:szCs w:val="18"/>
+        </w:rPr>
+        <w:t>5.xlarge</w:t>
+      </w:r>
+      <w:proofErr w:type="gramEnd"/>
+    </w:p>
+    <w:p>
+      <w:pPr>
+        <w:ind w:left="720"/>
+        <w:rPr>
+          <w:rFonts w:ascii="Aptos Slab" w:hAnsi="Aptos Slab" w:cs="Arial"/>
+          <w:color w:val="8DD873" w:themeColor="accent6" w:themeTint="99"/>
+          <w:sz w:val="18"/>
+          <w:szCs w:val="18"/>
+        </w:rPr>
+      </w:pPr>
+      <w:r>
+        <w:rPr>
+          <w:rFonts w:ascii="Aptos Slab" w:hAnsi="Aptos Slab" w:cs="Arial"/>
+          <w:color w:val="8DD873" w:themeColor="accent6" w:themeTint="99"/>
+          <w:sz w:val="18"/>
+          <w:szCs w:val="18"/>
+        </w:rPr>
+        <w:t xml:space="preserve">            - c5.2xlarge</w:t>
+      </w:r>
+    </w:p>
+    <w:p>
+      <w:pPr>
+        <w:ind w:left="720"/>
+        <w:rPr>
+          <w:rFonts w:ascii="Aptos Slab" w:hAnsi="Aptos Slab" w:cs="Arial"/>
+          <w:color w:val="8DD873" w:themeColor="accent6" w:themeTint="99"/>
+          <w:sz w:val="18"/>
+          <w:szCs w:val="18"/>
+        </w:rPr>
+      </w:pPr>
+      <w:r>
+        <w:rPr>
+          <w:rFonts w:ascii="Aptos Slab" w:hAnsi="Aptos Slab" w:cs="Arial"/>
+          <w:color w:val="8DD873" w:themeColor="accent6" w:themeTint="99"/>
+          <w:sz w:val="18"/>
+          <w:szCs w:val="18"/>
+        </w:rPr>
+        <w:t xml:space="preserve">            - m</w:t>
+      </w:r>
+      <w:proofErr w:type="gramStart"/>
+      <w:r>
+        <w:rPr>
+          <w:rFonts w:ascii="Aptos Slab" w:hAnsi="Aptos Slab" w:cs="Arial"/>
+          <w:color w:val="8DD873" w:themeColor="accent6" w:themeTint="99"/>
+          <w:sz w:val="18"/>
+          <w:szCs w:val="18"/>
+        </w:rPr>
+        <w:t>5.large</w:t>
+      </w:r>
+      <w:proofErr w:type="gramEnd"/>
+    </w:p>
+    <w:p>
+      <w:pPr>
+        <w:ind w:left="720"/>
+        <w:rPr>
+          <w:rFonts w:ascii="Aptos Slab" w:hAnsi="Aptos Slab" w:cs="Arial"/>
+          <w:color w:val="8DD873" w:themeColor="accent6" w:themeTint="99"/>
+          <w:sz w:val="18"/>
+          <w:szCs w:val="18"/>
+        </w:rPr>
+      </w:pPr>
+      <w:r>
+        <w:rPr>
+          <w:rFonts w:ascii="Aptos Slab" w:hAnsi="Aptos Slab" w:cs="Arial"/>
+          <w:color w:val="8DD873" w:themeColor="accent6" w:themeTint="99"/>
+          <w:sz w:val="18"/>
+          <w:szCs w:val="18"/>
+        </w:rPr>
+        <w:t xml:space="preserve">            - m</w:t>
+      </w:r>
+      <w:proofErr w:type="gramStart"/>
+      <w:r>
+        <w:rPr>
+          <w:rFonts w:ascii="Aptos Slab" w:hAnsi="Aptos Slab" w:cs="Arial"/>
+          <w:color w:val="8DD873" w:themeColor="accent6" w:themeTint="99"/>
+          <w:sz w:val="18"/>
+          <w:szCs w:val="18"/>
+        </w:rPr>
+        <w:t>5.xlarge</w:t>
+      </w:r>
+      <w:proofErr w:type="gramEnd"/>
+    </w:p>
+    <w:p>
+      <w:pPr>
+        <w:ind w:left="720"/>
+        <w:rPr>
+          <w:rFonts w:ascii="Aptos Slab" w:hAnsi="Aptos Slab" w:cs="Arial"/>
+          <w:color w:val="8DD873" w:themeColor="accent6" w:themeTint="99"/>
+          <w:sz w:val="18"/>
+          <w:szCs w:val="18"/>
+        </w:rPr>
+      </w:pPr>
+      <w:r>
+        <w:rPr>
+          <w:rFonts w:ascii="Aptos Slab" w:hAnsi="Aptos Slab" w:cs="Arial"/>
+          <w:color w:val="8DD873" w:themeColor="accent6" w:themeTint="99"/>
+          <w:sz w:val="18"/>
+          <w:szCs w:val="18"/>
+        </w:rPr>
+        <w:t xml:space="preserve">  limits:</w:t>
+      </w:r>
+    </w:p>
+    <w:p>
+      <w:pPr>
+        <w:ind w:left="720"/>
+        <w:rPr>
+          <w:rFonts w:ascii="Aptos Slab" w:hAnsi="Aptos Slab" w:cs="Arial"/>
+          <w:color w:val="8DD873" w:themeColor="accent6" w:themeTint="99"/>
+          <w:sz w:val="18"/>
+          <w:szCs w:val="18"/>
+        </w:rPr>
+      </w:pPr>
+      <w:r>
+        <w:rPr>
+          <w:rFonts w:ascii="Aptos Slab" w:hAnsi="Aptos Slab" w:cs="Arial"/>
+          <w:color w:val="8DD873" w:themeColor="accent6" w:themeTint="99"/>
+          <w:sz w:val="18"/>
+          <w:szCs w:val="18"/>
+        </w:rPr>
+        <w:t xml:space="preserve">    </w:t>
+      </w:r>
+      <w:proofErr w:type="spellStart"/>
+      <w:r>
+        <w:rPr>
+          <w:rFonts w:ascii="Aptos Slab" w:hAnsi="Aptos Slab" w:cs="Arial"/>
+          <w:color w:val="8DD873" w:themeColor="accent6" w:themeTint="99"/>
+          <w:sz w:val="18"/>
+          <w:szCs w:val="18"/>
+        </w:rPr>
+        <w:t>cpu</w:t>
+      </w:r>
+      <w:proofErr w:type="spellEnd"/>
+      <w:r>
+        <w:rPr>
+          <w:rFonts w:ascii="Aptos Slab" w:hAnsi="Aptos Slab" w:cs="Arial"/>
+          <w:color w:val="8DD873" w:themeColor="accent6" w:themeTint="99"/>
+          <w:sz w:val="18"/>
+          <w:szCs w:val="18"/>
+        </w:rPr>
+        <w:t xml:space="preserve">: 20                           </w:t>
+      </w:r>
+      <w:r>
+        <w:rPr>
+          <w:rFonts w:ascii="Aptos Slab" w:hAnsi="Aptos Slab" w:cs="Arial"/>
+          <w:color w:val="FF0000"/>
+          <w:sz w:val="18"/>
+          <w:szCs w:val="18"/>
+        </w:rPr>
+        <w:t xml:space="preserve"># Max total CPU across all </w:t>
+      </w:r>
+      <w:proofErr w:type="spellStart"/>
+      <w:r>
+        <w:rPr>
+          <w:rFonts w:ascii="Aptos Slab" w:hAnsi="Aptos Slab" w:cs="Arial"/>
+          <w:color w:val="FF0000"/>
+          <w:sz w:val="18"/>
+          <w:szCs w:val="18"/>
+        </w:rPr>
+        <w:t>Karpenter</w:t>
+      </w:r>
+      <w:proofErr w:type="spellEnd"/>
+      <w:r>
+        <w:rPr>
+          <w:rFonts w:ascii="Aptos Slab" w:hAnsi="Aptos Slab" w:cs="Arial"/>
+          <w:color w:val="FF0000"/>
+          <w:sz w:val="18"/>
+          <w:szCs w:val="18"/>
+        </w:rPr>
+        <w:t xml:space="preserve"> nodes</w:t>
+      </w:r>
+    </w:p>
+    <w:p>
+      <w:pPr>
+        <w:ind w:left="720"/>
+        <w:rPr>
+          <w:rFonts w:ascii="Aptos Slab" w:hAnsi="Aptos Slab" w:cs="Arial"/>
+          <w:color w:val="8DD873" w:themeColor="accent6" w:themeTint="99"/>
+          <w:sz w:val="18"/>
+          <w:szCs w:val="18"/>
+        </w:rPr>
+      </w:pPr>
+      <w:r>
+        <w:rPr>
+          <w:rFonts w:ascii="Aptos Slab" w:hAnsi="Aptos Slab" w:cs="Arial"/>
+          <w:color w:val="8DD873" w:themeColor="accent6" w:themeTint="99"/>
+          <w:sz w:val="18"/>
+          <w:szCs w:val="18"/>
+        </w:rPr>
+        <w:t xml:space="preserve">    memory: 40Gi                      </w:t>
+      </w:r>
+      <w:r>
+        <w:rPr>
+          <w:rFonts w:ascii="Aptos Slab" w:hAnsi="Aptos Slab" w:cs="Arial"/>
+          <w:color w:val="FF0000"/>
+          <w:sz w:val="18"/>
+          <w:szCs w:val="18"/>
+        </w:rPr>
+        <w:t xml:space="preserve"># Max total memory across all </w:t>
+      </w:r>
+      <w:proofErr w:type="spellStart"/>
+      <w:r>
+        <w:rPr>
+          <w:rFonts w:ascii="Aptos Slab" w:hAnsi="Aptos Slab" w:cs="Arial"/>
+          <w:color w:val="FF0000"/>
+          <w:sz w:val="18"/>
+          <w:szCs w:val="18"/>
+        </w:rPr>
+        <w:t>Karpenter</w:t>
+      </w:r>
+      <w:proofErr w:type="spellEnd"/>
+      <w:r>
+        <w:rPr>
+          <w:rFonts w:ascii="Aptos Slab" w:hAnsi="Aptos Slab" w:cs="Arial"/>
+          <w:color w:val="FF0000"/>
+          <w:sz w:val="18"/>
+          <w:szCs w:val="18"/>
+        </w:rPr>
+        <w:t xml:space="preserve"> nodes</w:t>
+      </w:r>
+    </w:p>
+    <w:p>
+      <w:pPr>
+        <w:ind w:left="720"/>
+        <w:rPr>
+          <w:rFonts w:ascii="Aptos Slab" w:hAnsi="Aptos Slab" w:cs="Arial"/>
+          <w:color w:val="8DD873" w:themeColor="accent6" w:themeTint="99"/>
+          <w:sz w:val="18"/>
+          <w:szCs w:val="18"/>
+        </w:rPr>
+      </w:pPr>
+      <w:r>
+        <w:rPr>
+          <w:rFonts w:ascii="Aptos Slab" w:hAnsi="Aptos Slab" w:cs="Arial"/>
+          <w:color w:val="8DD873" w:themeColor="accent6" w:themeTint="99"/>
+          <w:sz w:val="18"/>
+          <w:szCs w:val="18"/>
+        </w:rPr>
+        <w:t xml:space="preserve">  disruption:</w:t>
+      </w:r>
+    </w:p>
+    <w:p>
+      <w:pPr>
+        <w:ind w:left="720"/>
+        <w:rPr>
+          <w:rFonts w:ascii="Aptos Slab" w:hAnsi="Aptos Slab" w:cs="Arial"/>
+          <w:color w:val="8DD873" w:themeColor="accent6" w:themeTint="99"/>
+          <w:sz w:val="18"/>
+          <w:szCs w:val="18"/>
+        </w:rPr>
+      </w:pPr>
+      <w:r>
+        <w:rPr>
+          <w:rFonts w:ascii="Aptos Slab" w:hAnsi="Aptos Slab" w:cs="Arial"/>
+          <w:color w:val="8DD873" w:themeColor="accent6" w:themeTint="99"/>
+          <w:sz w:val="18"/>
+          <w:szCs w:val="18"/>
+        </w:rPr>
+        <w:t xml:space="preserve">    </w:t>
+      </w:r>
+      <w:proofErr w:type="spellStart"/>
+      <w:r>
+        <w:rPr>
+          <w:rFonts w:ascii="Aptos Slab" w:hAnsi="Aptos Slab" w:cs="Arial"/>
+          <w:color w:val="8DD873" w:themeColor="accent6" w:themeTint="99"/>
+          <w:sz w:val="18"/>
+          <w:szCs w:val="18"/>
+        </w:rPr>
+        <w:t>consolidationPolicy</w:t>
+      </w:r>
+      <w:proofErr w:type="spellEnd"/>
+      <w:r>
+        <w:rPr>
+          <w:rFonts w:ascii="Aptos Slab" w:hAnsi="Aptos Slab" w:cs="Arial"/>
+          <w:color w:val="8DD873" w:themeColor="accent6" w:themeTint="99"/>
+          <w:sz w:val="18"/>
+          <w:szCs w:val="18"/>
+        </w:rPr>
+        <w:t xml:space="preserve">: </w:t>
+      </w:r>
+      <w:proofErr w:type="spellStart"/>
+      <w:r>
+        <w:rPr>
+          <w:rFonts w:ascii="Aptos Slab" w:hAnsi="Aptos Slab" w:cs="Arial"/>
+          <w:color w:val="8DD873" w:themeColor="accent6" w:themeTint="99"/>
+          <w:sz w:val="18"/>
+          <w:szCs w:val="18"/>
+        </w:rPr>
+        <w:t>WhenEmptyOrUnderutilized</w:t>
+      </w:r>
+      <w:proofErr w:type="spellEnd"/>
+    </w:p>
+    <w:p>
+      <w:pPr>
+        <w:ind w:left="720"/>
+        <w:rPr>
+          <w:rFonts w:ascii="Aptos Slab" w:hAnsi="Aptos Slab" w:cs="Arial"/>
+          <w:sz w:val="18"/>
+          <w:szCs w:val="18"/>
+        </w:rPr>
+      </w:pPr>
+      <w:r>
+        <w:rPr>
+          <w:rFonts w:ascii="Aptos Slab" w:hAnsi="Aptos Slab" w:cs="Arial"/>
+          <w:color w:val="8DD873" w:themeColor="accent6" w:themeTint="99"/>
+          <w:sz w:val="18"/>
+          <w:szCs w:val="18"/>
+        </w:rPr>
+        <w:t xml:space="preserve">    </w:t>
+      </w:r>
+      <w:proofErr w:type="spellStart"/>
+      <w:proofErr w:type="gramStart"/>
+      <w:r>
+        <w:rPr>
+          <w:rFonts w:ascii="Aptos Slab" w:hAnsi="Aptos Slab" w:cs="Arial"/>
+          <w:color w:val="8DD873" w:themeColor="accent6" w:themeTint="99"/>
+          <w:sz w:val="18"/>
+          <w:szCs w:val="18"/>
+        </w:rPr>
+        <w:t>consolidateAfter</w:t>
+      </w:r>
+      <w:proofErr w:type="spellEnd"/>
+      <w:proofErr w:type="gramEnd"/>
+      <w:r>
+        <w:rPr>
+          <w:rFonts w:ascii="Aptos Slab" w:hAnsi="Aptos Slab" w:cs="Arial"/>
+          <w:color w:val="8DD873" w:themeColor="accent6" w:themeTint="99"/>
+          <w:sz w:val="18"/>
+          <w:szCs w:val="18"/>
+        </w:rPr>
+        <w:t>: 30s</w:t>
       </w:r>
     </w:p>
     <w:p>
@@ -4035,31 +6784,39 @@
           <w:rFonts w:ascii="Aptos Slab" w:hAnsi="Aptos Slab" w:cs="Arial"/>
           <w:color w:val="E97132" w:themeColor="accent2"/>
         </w:rPr>
-        <w:t xml:space="preserve">Step 3 — Annotate the </w:t>
-      </w:r>
-      <w:proofErr w:type="spellStart"/>
-      <w:r>
+        <w:t>----------------------------------------------------------------------------------------</w:t>
+      </w:r>
+    </w:p>
+    <w:p>
+      <w:pPr>
         <w:rPr>
           <w:rFonts w:ascii="Aptos Slab" w:hAnsi="Aptos Slab" w:cs="Arial"/>
           <w:color w:val="E97132" w:themeColor="accent2"/>
         </w:rPr>
-        <w:t>ServiceAccount</w:t>
-      </w:r>
-      <w:proofErr w:type="spellEnd"/>
+      </w:pPr>
       <w:r>
         <w:rPr>
           <w:rFonts w:ascii="Aptos Slab" w:hAnsi="Aptos Slab" w:cs="Arial"/>
           <w:color w:val="E97132" w:themeColor="accent2"/>
         </w:rPr>
-        <w:t>:</w:t>
-      </w:r>
-    </w:p>
-    <w:p>
-      <w:pPr>
-        <w:rPr>
-          <w:rFonts w:ascii="Aptos Slab" w:hAnsi="Aptos Slab" w:cs="Arial"/>
-        </w:rPr>
-      </w:pPr>
+        <w:t># Step 3: Scale down cluster-</w:t>
+      </w:r>
+      <w:proofErr w:type="spellStart"/>
+      <w:r>
+        <w:rPr>
+          <w:rFonts w:ascii="Aptos Slab" w:hAnsi="Aptos Slab" w:cs="Arial"/>
+          <w:color w:val="E97132" w:themeColor="accent2"/>
+        </w:rPr>
+        <w:t>autoscaler</w:t>
+      </w:r>
+      <w:proofErr w:type="spellEnd"/>
+      <w:r>
+        <w:rPr>
+          <w:rFonts w:ascii="Aptos Slab" w:hAnsi="Aptos Slab" w:cs="Arial"/>
+          <w:color w:val="E97132" w:themeColor="accent2"/>
+        </w:rPr>
+        <w:t xml:space="preserve"> to 0 replicas</w:t>
+      </w:r>
     </w:p>
     <w:p>
       <w:pPr>
@@ -4086,34 +6843,16 @@
           <w:sz w:val="20"/>
           <w:szCs w:val="20"/>
         </w:rPr>
-        <w:t xml:space="preserve"> annotate </w:t>
-      </w:r>
-      <w:proofErr w:type="spellStart"/>
-      <w:r>
-        <w:rPr>
-          <w:rFonts w:ascii="Aptos Slab" w:hAnsi="Aptos Slab" w:cs="Arial"/>
-          <w:sz w:val="20"/>
-          <w:szCs w:val="20"/>
-        </w:rPr>
-        <w:t>serviceaccount</w:t>
-      </w:r>
-      <w:proofErr w:type="spellEnd"/>
-      <w:r>
-        <w:rPr>
-          <w:rFonts w:ascii="Aptos Slab" w:hAnsi="Aptos Slab" w:cs="Arial"/>
-          <w:sz w:val="20"/>
-          <w:szCs w:val="20"/>
-        </w:rPr>
-        <w:t xml:space="preserve"> </w:t>
-      </w:r>
-      <w:proofErr w:type="spellStart"/>
-      <w:r>
-        <w:rPr>
-          <w:rFonts w:ascii="Aptos Slab" w:hAnsi="Aptos Slab" w:cs="Arial"/>
-          <w:sz w:val="20"/>
-          <w:szCs w:val="20"/>
-        </w:rPr>
-        <w:t>karpenter</w:t>
+        <w:t xml:space="preserve"> scale deployment cluster-</w:t>
+      </w:r>
+      <w:proofErr w:type="spellStart"/>
+      <w:r>
+        <w:rPr>
+          <w:rFonts w:ascii="Aptos Slab" w:hAnsi="Aptos Slab" w:cs="Arial"/>
+          <w:sz w:val="20"/>
+          <w:szCs w:val="20"/>
+        </w:rPr>
+        <w:t>autoscaler</w:t>
       </w:r>
       <w:proofErr w:type="spellEnd"/>
       <w:r>
@@ -4140,506 +6879,6 @@
           <w:sz w:val="20"/>
           <w:szCs w:val="20"/>
         </w:rPr>
-        <w:t>-system \</w:t>
-      </w:r>
-    </w:p>
-    <w:p>
-      <w:pPr>
-        <w:ind w:left="720"/>
-        <w:rPr>
-          <w:rFonts w:ascii="Aptos Slab" w:hAnsi="Aptos Slab" w:cs="Arial"/>
-          <w:sz w:val="20"/>
-          <w:szCs w:val="20"/>
-        </w:rPr>
-      </w:pPr>
-      <w:r>
-        <w:rPr>
-          <w:rFonts w:ascii="Aptos Slab" w:hAnsi="Aptos Slab" w:cs="Arial"/>
-          <w:sz w:val="20"/>
-          <w:szCs w:val="20"/>
-        </w:rPr>
-        <w:t xml:space="preserve">  eks.amazonaws.com/role-arn=</w:t>
-      </w:r>
-      <w:proofErr w:type="gramStart"/>
-      <w:r>
-        <w:rPr>
-          <w:rFonts w:ascii="Aptos Slab" w:hAnsi="Aptos Slab" w:cs="Arial"/>
-          <w:sz w:val="20"/>
-          <w:szCs w:val="20"/>
-        </w:rPr>
-        <w:t>arn:aws</w:t>
-      </w:r>
-      <w:proofErr w:type="gramEnd"/>
-      <w:r>
-        <w:rPr>
-          <w:rFonts w:ascii="Aptos Slab" w:hAnsi="Aptos Slab" w:cs="Arial"/>
-          <w:sz w:val="20"/>
-          <w:szCs w:val="20"/>
-        </w:rPr>
-        <w:t>:</w:t>
-      </w:r>
-      <w:proofErr w:type="gramStart"/>
-      <w:r>
-        <w:rPr>
-          <w:rFonts w:ascii="Aptos Slab" w:hAnsi="Aptos Slab" w:cs="Arial"/>
-          <w:sz w:val="20"/>
-          <w:szCs w:val="20"/>
-        </w:rPr>
-        <w:t>iam::794038238336:role</w:t>
-      </w:r>
-      <w:proofErr w:type="gramEnd"/>
-      <w:r>
-        <w:rPr>
-          <w:rFonts w:ascii="Aptos Slab" w:hAnsi="Aptos Slab" w:cs="Arial"/>
-          <w:sz w:val="20"/>
-          <w:szCs w:val="20"/>
-        </w:rPr>
-        <w:t>/KarpenterControllerRole-crypto-staging \</w:t>
-      </w:r>
-    </w:p>
-    <w:p>
-      <w:pPr>
-        <w:ind w:left="720"/>
-        <w:rPr>
-          <w:rFonts w:ascii="Aptos Slab" w:hAnsi="Aptos Slab" w:cs="Arial"/>
-          <w:sz w:val="20"/>
-          <w:szCs w:val="20"/>
-        </w:rPr>
-      </w:pPr>
-      <w:r>
-        <w:rPr>
-          <w:rFonts w:ascii="Aptos Slab" w:hAnsi="Aptos Slab" w:cs="Arial"/>
-          <w:sz w:val="20"/>
-          <w:szCs w:val="20"/>
-        </w:rPr>
-        <w:t xml:space="preserve">  --overwrite</w:t>
-      </w:r>
-    </w:p>
-    <w:p>
-      <w:pPr>
-        <w:rPr>
-          <w:rFonts w:ascii="Aptos Slab" w:hAnsi="Aptos Slab" w:cs="Arial"/>
-        </w:rPr>
-      </w:pPr>
-    </w:p>
-    <w:p>
-      <w:pPr>
-        <w:rPr>
-          <w:rFonts w:ascii="Aptos Slab" w:hAnsi="Aptos Slab" w:cs="Arial"/>
-          <w:color w:val="E97132" w:themeColor="accent2"/>
-        </w:rPr>
-      </w:pPr>
-      <w:r>
-        <w:rPr>
-          <w:rFonts w:ascii="Aptos Slab" w:hAnsi="Aptos Slab" w:cs="Arial"/>
-          <w:color w:val="E97132" w:themeColor="accent2"/>
-        </w:rPr>
-        <w:t xml:space="preserve"># Step 1: Install </w:t>
-      </w:r>
-      <w:proofErr w:type="spellStart"/>
-      <w:r>
-        <w:rPr>
-          <w:rFonts w:ascii="Aptos Slab" w:hAnsi="Aptos Slab" w:cs="Arial"/>
-          <w:color w:val="E97132" w:themeColor="accent2"/>
-        </w:rPr>
-        <w:t>Karpenter</w:t>
-      </w:r>
-      <w:proofErr w:type="spellEnd"/>
-      <w:r>
-        <w:rPr>
-          <w:rFonts w:ascii="Aptos Slab" w:hAnsi="Aptos Slab" w:cs="Arial"/>
-          <w:color w:val="E97132" w:themeColor="accent2"/>
-        </w:rPr>
-        <w:t xml:space="preserve"> via Helm</w:t>
-      </w:r>
-    </w:p>
-    <w:p>
-      <w:pPr>
-        <w:ind w:left="720"/>
-        <w:rPr>
-          <w:rFonts w:ascii="Aptos Slab" w:hAnsi="Aptos Slab" w:cs="Arial"/>
-          <w:sz w:val="20"/>
-          <w:szCs w:val="20"/>
-        </w:rPr>
-      </w:pPr>
-      <w:r>
-        <w:rPr>
-          <w:rFonts w:ascii="Aptos Slab" w:hAnsi="Aptos Slab" w:cs="Arial"/>
-          <w:sz w:val="20"/>
-          <w:szCs w:val="20"/>
-        </w:rPr>
-        <w:t xml:space="preserve">helm upgrade --install </w:t>
-      </w:r>
-      <w:proofErr w:type="spellStart"/>
-      <w:r>
-        <w:rPr>
-          <w:rFonts w:ascii="Aptos Slab" w:hAnsi="Aptos Slab" w:cs="Arial"/>
-          <w:sz w:val="20"/>
-          <w:szCs w:val="20"/>
-        </w:rPr>
-        <w:t>karpenter</w:t>
-      </w:r>
-      <w:proofErr w:type="spellEnd"/>
-      <w:r>
-        <w:rPr>
-          <w:rFonts w:ascii="Aptos Slab" w:hAnsi="Aptos Slab" w:cs="Arial"/>
-          <w:sz w:val="20"/>
-          <w:szCs w:val="20"/>
-        </w:rPr>
-        <w:t xml:space="preserve"> oci://public.ecr.aws/karpenter/karpenter \</w:t>
-      </w:r>
-    </w:p>
-    <w:p>
-      <w:pPr>
-        <w:ind w:left="720"/>
-        <w:rPr>
-          <w:rFonts w:ascii="Aptos Slab" w:hAnsi="Aptos Slab" w:cs="Arial"/>
-          <w:sz w:val="20"/>
-          <w:szCs w:val="20"/>
-        </w:rPr>
-      </w:pPr>
-      <w:r>
-        <w:rPr>
-          <w:rFonts w:ascii="Aptos Slab" w:hAnsi="Aptos Slab" w:cs="Arial"/>
-          <w:sz w:val="20"/>
-          <w:szCs w:val="20"/>
-        </w:rPr>
-        <w:t xml:space="preserve">  --version "1.3.3" \</w:t>
-      </w:r>
-    </w:p>
-    <w:p>
-      <w:pPr>
-        <w:ind w:left="720"/>
-        <w:rPr>
-          <w:rFonts w:ascii="Aptos Slab" w:hAnsi="Aptos Slab" w:cs="Arial"/>
-          <w:sz w:val="20"/>
-          <w:szCs w:val="20"/>
-        </w:rPr>
-      </w:pPr>
-      <w:r>
-        <w:rPr>
-          <w:rFonts w:ascii="Aptos Slab" w:hAnsi="Aptos Slab" w:cs="Arial"/>
-          <w:sz w:val="20"/>
-          <w:szCs w:val="20"/>
-        </w:rPr>
-        <w:t xml:space="preserve">  --namespace </w:t>
-      </w:r>
-      <w:proofErr w:type="spellStart"/>
-      <w:r>
-        <w:rPr>
-          <w:rFonts w:ascii="Aptos Slab" w:hAnsi="Aptos Slab" w:cs="Arial"/>
-          <w:sz w:val="20"/>
-          <w:szCs w:val="20"/>
-        </w:rPr>
-        <w:t>kube</w:t>
-      </w:r>
-      <w:proofErr w:type="spellEnd"/>
-      <w:r>
-        <w:rPr>
-          <w:rFonts w:ascii="Aptos Slab" w:hAnsi="Aptos Slab" w:cs="Arial"/>
-          <w:sz w:val="20"/>
-          <w:szCs w:val="20"/>
-        </w:rPr>
-        <w:t>-system \</w:t>
-      </w:r>
-    </w:p>
-    <w:p>
-      <w:pPr>
-        <w:ind w:left="720"/>
-        <w:rPr>
-          <w:rFonts w:ascii="Aptos Slab" w:hAnsi="Aptos Slab" w:cs="Arial"/>
-          <w:sz w:val="20"/>
-          <w:szCs w:val="20"/>
-        </w:rPr>
-      </w:pPr>
-      <w:r>
-        <w:rPr>
-          <w:rFonts w:ascii="Aptos Slab" w:hAnsi="Aptos Slab" w:cs="Arial"/>
-          <w:sz w:val="20"/>
-          <w:szCs w:val="20"/>
-        </w:rPr>
-        <w:t xml:space="preserve">  --set "</w:t>
-      </w:r>
-      <w:proofErr w:type="spellStart"/>
-      <w:proofErr w:type="gramStart"/>
-      <w:r>
-        <w:rPr>
-          <w:rFonts w:ascii="Aptos Slab" w:hAnsi="Aptos Slab" w:cs="Arial"/>
-          <w:sz w:val="20"/>
-          <w:szCs w:val="20"/>
-        </w:rPr>
-        <w:t>settings.clusterName</w:t>
-      </w:r>
-      <w:proofErr w:type="spellEnd"/>
-      <w:proofErr w:type="gramEnd"/>
-      <w:r>
-        <w:rPr>
-          <w:rFonts w:ascii="Aptos Slab" w:hAnsi="Aptos Slab" w:cs="Arial"/>
-          <w:sz w:val="20"/>
-          <w:szCs w:val="20"/>
-        </w:rPr>
-        <w:t>=crypto-staging" \</w:t>
-      </w:r>
-    </w:p>
-    <w:p>
-      <w:pPr>
-        <w:ind w:left="720"/>
-        <w:rPr>
-          <w:rFonts w:ascii="Aptos Slab" w:hAnsi="Aptos Slab" w:cs="Arial"/>
-          <w:sz w:val="20"/>
-          <w:szCs w:val="20"/>
-        </w:rPr>
-      </w:pPr>
-      <w:r>
-        <w:rPr>
-          <w:rFonts w:ascii="Aptos Slab" w:hAnsi="Aptos Slab" w:cs="Arial"/>
-          <w:sz w:val="20"/>
-          <w:szCs w:val="20"/>
-        </w:rPr>
-        <w:t xml:space="preserve">  --set "</w:t>
-      </w:r>
-      <w:proofErr w:type="spellStart"/>
-      <w:proofErr w:type="gramStart"/>
-      <w:r>
-        <w:rPr>
-          <w:rFonts w:ascii="Aptos Slab" w:hAnsi="Aptos Slab" w:cs="Arial"/>
-          <w:sz w:val="20"/>
-          <w:szCs w:val="20"/>
-        </w:rPr>
-        <w:t>settings.interruptionQueue</w:t>
-      </w:r>
-      <w:proofErr w:type="spellEnd"/>
-      <w:proofErr w:type="gramEnd"/>
-      <w:r>
-        <w:rPr>
-          <w:rFonts w:ascii="Aptos Slab" w:hAnsi="Aptos Slab" w:cs="Arial"/>
-          <w:sz w:val="20"/>
-          <w:szCs w:val="20"/>
-        </w:rPr>
-        <w:t>=crypto-staging" \</w:t>
-      </w:r>
-    </w:p>
-    <w:p>
-      <w:pPr>
-        <w:ind w:left="720"/>
-        <w:rPr>
-          <w:rFonts w:ascii="Aptos Slab" w:hAnsi="Aptos Slab" w:cs="Arial"/>
-          <w:sz w:val="20"/>
-          <w:szCs w:val="20"/>
-        </w:rPr>
-      </w:pPr>
-      <w:r>
-        <w:rPr>
-          <w:rFonts w:ascii="Aptos Slab" w:hAnsi="Aptos Slab" w:cs="Arial"/>
-          <w:sz w:val="20"/>
-          <w:szCs w:val="20"/>
-        </w:rPr>
-        <w:t xml:space="preserve">  --set </w:t>
-      </w:r>
-      <w:proofErr w:type="spellStart"/>
-      <w:r>
-        <w:rPr>
-          <w:rFonts w:ascii="Aptos Slab" w:hAnsi="Aptos Slab" w:cs="Arial"/>
-          <w:sz w:val="20"/>
-          <w:szCs w:val="20"/>
-        </w:rPr>
-        <w:t>controller.resources.requests.cpu</w:t>
-      </w:r>
-      <w:proofErr w:type="spellEnd"/>
-      <w:r>
-        <w:rPr>
-          <w:rFonts w:ascii="Aptos Slab" w:hAnsi="Aptos Slab" w:cs="Arial"/>
-          <w:sz w:val="20"/>
-          <w:szCs w:val="20"/>
-        </w:rPr>
-        <w:t>=500m \</w:t>
-      </w:r>
-    </w:p>
-    <w:p>
-      <w:pPr>
-        <w:ind w:left="720"/>
-        <w:rPr>
-          <w:rFonts w:ascii="Aptos Slab" w:hAnsi="Aptos Slab" w:cs="Arial"/>
-          <w:sz w:val="20"/>
-          <w:szCs w:val="20"/>
-        </w:rPr>
-      </w:pPr>
-      <w:r>
-        <w:rPr>
-          <w:rFonts w:ascii="Aptos Slab" w:hAnsi="Aptos Slab" w:cs="Arial"/>
-          <w:sz w:val="20"/>
-          <w:szCs w:val="20"/>
-        </w:rPr>
-        <w:lastRenderedPageBreak/>
-        <w:t xml:space="preserve">  --set </w:t>
-      </w:r>
-      <w:proofErr w:type="spellStart"/>
-      <w:r>
-        <w:rPr>
-          <w:rFonts w:ascii="Aptos Slab" w:hAnsi="Aptos Slab" w:cs="Arial"/>
-          <w:sz w:val="20"/>
-          <w:szCs w:val="20"/>
-        </w:rPr>
-        <w:t>controller.</w:t>
-      </w:r>
-      <w:proofErr w:type="gramStart"/>
-      <w:r>
-        <w:rPr>
-          <w:rFonts w:ascii="Aptos Slab" w:hAnsi="Aptos Slab" w:cs="Arial"/>
-          <w:sz w:val="20"/>
-          <w:szCs w:val="20"/>
-        </w:rPr>
-        <w:t>resources.requests</w:t>
-      </w:r>
-      <w:proofErr w:type="gramEnd"/>
-      <w:r>
-        <w:rPr>
-          <w:rFonts w:ascii="Aptos Slab" w:hAnsi="Aptos Slab" w:cs="Arial"/>
-          <w:sz w:val="20"/>
-          <w:szCs w:val="20"/>
-        </w:rPr>
-        <w:t>.memory</w:t>
-      </w:r>
-      <w:proofErr w:type="spellEnd"/>
-      <w:r>
-        <w:rPr>
-          <w:rFonts w:ascii="Aptos Slab" w:hAnsi="Aptos Slab" w:cs="Arial"/>
-          <w:sz w:val="20"/>
-          <w:szCs w:val="20"/>
-        </w:rPr>
-        <w:t>=500Mi</w:t>
-      </w:r>
-    </w:p>
-    <w:p>
-      <w:pPr>
-        <w:rPr>
-          <w:rFonts w:ascii="Aptos Slab" w:hAnsi="Aptos Slab" w:cs="Arial"/>
-        </w:rPr>
-      </w:pPr>
-    </w:p>
-    <w:p>
-      <w:pPr>
-        <w:rPr>
-          <w:rFonts w:ascii="Aptos Slab" w:hAnsi="Aptos Slab" w:cs="Arial"/>
-          <w:color w:val="E97132" w:themeColor="accent2"/>
-        </w:rPr>
-      </w:pPr>
-      <w:r>
-        <w:rPr>
-          <w:rFonts w:ascii="Aptos Slab" w:hAnsi="Aptos Slab" w:cs="Arial"/>
-          <w:color w:val="E97132" w:themeColor="accent2"/>
-        </w:rPr>
-        <w:t xml:space="preserve"># Step 2: Create a </w:t>
-      </w:r>
-      <w:proofErr w:type="spellStart"/>
-      <w:r>
-        <w:rPr>
-          <w:rFonts w:ascii="Aptos Slab" w:hAnsi="Aptos Slab" w:cs="Arial"/>
-          <w:color w:val="E97132" w:themeColor="accent2"/>
-        </w:rPr>
-        <w:t>NodePool</w:t>
-      </w:r>
-      <w:proofErr w:type="spellEnd"/>
-      <w:r>
-        <w:rPr>
-          <w:rFonts w:ascii="Aptos Slab" w:hAnsi="Aptos Slab" w:cs="Arial"/>
-          <w:color w:val="E97132" w:themeColor="accent2"/>
-        </w:rPr>
-        <w:t xml:space="preserve"> (replaces your ASG node groups)</w:t>
-      </w:r>
-    </w:p>
-    <w:p>
-      <w:pPr>
-        <w:rPr>
-          <w:rFonts w:ascii="Aptos Slab" w:hAnsi="Aptos Slab" w:cs="Arial"/>
-          <w:color w:val="E97132" w:themeColor="accent2"/>
-        </w:rPr>
-      </w:pPr>
-      <w:r>
-        <w:rPr>
-          <w:rFonts w:ascii="Aptos Slab" w:hAnsi="Aptos Slab" w:cs="Arial"/>
-          <w:color w:val="E97132" w:themeColor="accent2"/>
-        </w:rPr>
-        <w:t># Step 3: Scale down cluster-</w:t>
-      </w:r>
-      <w:proofErr w:type="spellStart"/>
-      <w:r>
-        <w:rPr>
-          <w:rFonts w:ascii="Aptos Slab" w:hAnsi="Aptos Slab" w:cs="Arial"/>
-          <w:color w:val="E97132" w:themeColor="accent2"/>
-        </w:rPr>
-        <w:t>autoscaler</w:t>
-      </w:r>
-      <w:proofErr w:type="spellEnd"/>
-      <w:r>
-        <w:rPr>
-          <w:rFonts w:ascii="Aptos Slab" w:hAnsi="Aptos Slab" w:cs="Arial"/>
-          <w:color w:val="E97132" w:themeColor="accent2"/>
-        </w:rPr>
-        <w:t xml:space="preserve"> to 0 replicas</w:t>
-      </w:r>
-    </w:p>
-    <w:p>
-      <w:pPr>
-        <w:ind w:left="720"/>
-        <w:rPr>
-          <w:rFonts w:ascii="Aptos Slab" w:hAnsi="Aptos Slab" w:cs="Arial"/>
-          <w:sz w:val="20"/>
-          <w:szCs w:val="20"/>
-        </w:rPr>
-      </w:pPr>
-      <w:proofErr w:type="spellStart"/>
-      <w:r>
-        <w:rPr>
-          <w:rFonts w:ascii="Aptos Slab" w:hAnsi="Aptos Slab" w:cs="Arial"/>
-          <w:sz w:val="20"/>
-          <w:szCs w:val="20"/>
-        </w:rPr>
-        <w:t>kubectl</w:t>
-      </w:r>
-      <w:proofErr w:type="spellEnd"/>
-      <w:r>
-        <w:rPr>
-          <w:rFonts w:ascii="Aptos Slab" w:hAnsi="Aptos Slab" w:cs="Arial"/>
-          <w:sz w:val="20"/>
-          <w:szCs w:val="20"/>
-        </w:rPr>
-        <w:t xml:space="preserve"> scale deployment cluster-</w:t>
-      </w:r>
-      <w:proofErr w:type="spellStart"/>
-      <w:r>
-        <w:rPr>
-          <w:rFonts w:ascii="Aptos Slab" w:hAnsi="Aptos Slab" w:cs="Arial"/>
-          <w:sz w:val="20"/>
-          <w:szCs w:val="20"/>
-        </w:rPr>
-        <w:t>autoscaler</w:t>
-      </w:r>
-      <w:proofErr w:type="spellEnd"/>
-      <w:r>
-        <w:rPr>
-          <w:rFonts w:ascii="Aptos Slab" w:hAnsi="Aptos Slab" w:cs="Arial"/>
-          <w:sz w:val="20"/>
-          <w:szCs w:val="20"/>
-        </w:rPr>
-        <w:t xml:space="preserve"> -n </w:t>
-      </w:r>
-      <w:proofErr w:type="spellStart"/>
-      <w:r>
-        <w:rPr>
-          <w:rFonts w:ascii="Aptos Slab" w:hAnsi="Aptos Slab" w:cs="Arial"/>
-          <w:sz w:val="20"/>
-          <w:szCs w:val="20"/>
-        </w:rPr>
-        <w:t>kube</w:t>
-      </w:r>
-      <w:proofErr w:type="spellEnd"/>
-      <w:r>
-        <w:rPr>
-          <w:rFonts w:ascii="Aptos Slab" w:hAnsi="Aptos Slab" w:cs="Arial"/>
-          <w:sz w:val="20"/>
-          <w:szCs w:val="20"/>
-        </w:rPr>
         <w:t>-system --replicas=0</w:t>
       </w:r>
     </w:p>
@@ -4649,6 +6888,12 @@
           <w:rFonts w:ascii="Aptos Slab" w:hAnsi="Aptos Slab" w:cs="Arial"/>
         </w:rPr>
       </w:pPr>
+      <w:r>
+        <w:rPr>
+          <w:rFonts w:ascii="Aptos Slab" w:hAnsi="Aptos Slab" w:cs="Arial"/>
+        </w:rPr>
+        <w:t>-------------------------------------------------------------------------------------------</w:t>
+      </w:r>
     </w:p>
     <w:p>
       <w:pPr>
